--- a/bao-cao/kich-ban-thi/Kich_ban_thi.docx
+++ b/bao-cao/kich-ban-thi/Kich_ban_thi.docx
@@ -55,7 +55,7 @@
           <w:b/>
           <w:i w:val="0"/>
         </w:rPr>
-        <w:t>6 phút trình bày và demo, 4 phút trả lời phản biện</w:t>
+        <w:t>khoảng 6 phút trình bày và demo, gần 4 phút trả lời phản biện</w:t>
       </w:r>
       <w:r>
         <w:rPr>
@@ -85,7 +85,7 @@
         </w:trPr>
         <w:tc>
           <w:tcPr>
-            <w:tcW w:type="dxa" w:w="1883"/>
+            <w:tcW w:type="dxa" w:w="1822"/>
             <w:shd w:val="clear" w:fill="FDE7E0"/>
           </w:tcPr>
           <w:p>
@@ -104,7 +104,7 @@
         </w:tc>
         <w:tc>
           <w:tcPr>
-            <w:tcW w:type="dxa" w:w="2731"/>
+            <w:tcW w:type="dxa" w:w="2955"/>
             <w:shd w:val="clear" w:fill="FDE7E0"/>
           </w:tcPr>
           <w:p>
@@ -123,7 +123,7 @@
         </w:tc>
         <w:tc>
           <w:tcPr>
-            <w:tcW w:type="dxa" w:w="2773"/>
+            <w:tcW w:type="dxa" w:w="2684"/>
             <w:shd w:val="clear" w:fill="FDE7E0"/>
           </w:tcPr>
           <w:p>
@@ -142,7 +142,7 @@
         </w:tc>
         <w:tc>
           <w:tcPr>
-            <w:tcW w:type="dxa" w:w="2365"/>
+            <w:tcW w:type="dxa" w:w="2289"/>
             <w:shd w:val="clear" w:fill="FDE7E0"/>
           </w:tcPr>
           <w:p>
@@ -166,7 +166,7 @@
         </w:trPr>
         <w:tc>
           <w:tcPr>
-            <w:tcW w:type="dxa" w:w="1883"/>
+            <w:tcW w:type="dxa" w:w="1822"/>
           </w:tcPr>
           <w:p>
             <w:pPr>
@@ -184,7 +184,7 @@
         </w:tc>
         <w:tc>
           <w:tcPr>
-            <w:tcW w:type="dxa" w:w="2731"/>
+            <w:tcW w:type="dxa" w:w="2955"/>
           </w:tcPr>
           <w:p>
             <w:pPr>
@@ -202,7 +202,7 @@
         </w:tc>
         <w:tc>
           <w:tcPr>
-            <w:tcW w:type="dxa" w:w="2773"/>
+            <w:tcW w:type="dxa" w:w="2684"/>
           </w:tcPr>
           <w:p>
             <w:pPr>
@@ -220,7 +220,7 @@
         </w:tc>
         <w:tc>
           <w:tcPr>
-            <w:tcW w:type="dxa" w:w="2365"/>
+            <w:tcW w:type="dxa" w:w="2289"/>
           </w:tcPr>
           <w:p>
             <w:pPr>
@@ -243,7 +243,7 @@
         </w:trPr>
         <w:tc>
           <w:tcPr>
-            <w:tcW w:type="dxa" w:w="1883"/>
+            <w:tcW w:type="dxa" w:w="1822"/>
           </w:tcPr>
           <w:p>
             <w:pPr>
@@ -261,7 +261,7 @@
         </w:tc>
         <w:tc>
           <w:tcPr>
-            <w:tcW w:type="dxa" w:w="2731"/>
+            <w:tcW w:type="dxa" w:w="2955"/>
           </w:tcPr>
           <w:p>
             <w:pPr>
@@ -279,7 +279,7 @@
         </w:tc>
         <w:tc>
           <w:tcPr>
-            <w:tcW w:type="dxa" w:w="2773"/>
+            <w:tcW w:type="dxa" w:w="2684"/>
           </w:tcPr>
           <w:p>
             <w:pPr>
@@ -297,7 +297,7 @@
         </w:tc>
         <w:tc>
           <w:tcPr>
-            <w:tcW w:type="dxa" w:w="2365"/>
+            <w:tcW w:type="dxa" w:w="2289"/>
           </w:tcPr>
           <w:p>
             <w:pPr>
@@ -320,7 +320,7 @@
         </w:trPr>
         <w:tc>
           <w:tcPr>
-            <w:tcW w:type="dxa" w:w="1883"/>
+            <w:tcW w:type="dxa" w:w="1822"/>
           </w:tcPr>
           <w:p>
             <w:pPr>
@@ -338,7 +338,7 @@
         </w:tc>
         <w:tc>
           <w:tcPr>
-            <w:tcW w:type="dxa" w:w="2731"/>
+            <w:tcW w:type="dxa" w:w="2955"/>
           </w:tcPr>
           <w:p>
             <w:pPr>
@@ -356,7 +356,7 @@
         </w:tc>
         <w:tc>
           <w:tcPr>
-            <w:tcW w:type="dxa" w:w="2773"/>
+            <w:tcW w:type="dxa" w:w="2684"/>
           </w:tcPr>
           <w:p>
             <w:pPr>
@@ -374,7 +374,7 @@
         </w:tc>
         <w:tc>
           <w:tcPr>
-            <w:tcW w:type="dxa" w:w="2365"/>
+            <w:tcW w:type="dxa" w:w="2289"/>
           </w:tcPr>
           <w:p>
             <w:pPr>
@@ -397,7 +397,7 @@
         </w:trPr>
         <w:tc>
           <w:tcPr>
-            <w:tcW w:type="dxa" w:w="1883"/>
+            <w:tcW w:type="dxa" w:w="1822"/>
           </w:tcPr>
           <w:p>
             <w:pPr>
@@ -415,7 +415,7 @@
         </w:tc>
         <w:tc>
           <w:tcPr>
-            <w:tcW w:type="dxa" w:w="2731"/>
+            <w:tcW w:type="dxa" w:w="2955"/>
           </w:tcPr>
           <w:p>
             <w:pPr>
@@ -433,7 +433,7 @@
         </w:tc>
         <w:tc>
           <w:tcPr>
-            <w:tcW w:type="dxa" w:w="2773"/>
+            <w:tcW w:type="dxa" w:w="2684"/>
           </w:tcPr>
           <w:p>
             <w:pPr>
@@ -451,7 +451,7 @@
         </w:tc>
         <w:tc>
           <w:tcPr>
-            <w:tcW w:type="dxa" w:w="2365"/>
+            <w:tcW w:type="dxa" w:w="2289"/>
           </w:tcPr>
           <w:p>
             <w:pPr>
@@ -474,7 +474,7 @@
         </w:trPr>
         <w:tc>
           <w:tcPr>
-            <w:tcW w:type="dxa" w:w="1883"/>
+            <w:tcW w:type="dxa" w:w="1822"/>
           </w:tcPr>
           <w:p>
             <w:pPr>
@@ -486,13 +486,13 @@
                 <w:i w:val="0"/>
                 <w:sz w:val="22"/>
               </w:rPr>
-              <w:t>5:00–5:40</w:t>
+              <w:t>5:00–5:50</w:t>
             </w:r>
           </w:p>
         </w:tc>
         <w:tc>
           <w:tcPr>
-            <w:tcW w:type="dxa" w:w="2731"/>
+            <w:tcW w:type="dxa" w:w="2955"/>
           </w:tcPr>
           <w:p>
             <w:pPr>
@@ -504,13 +504,13 @@
                 <w:i w:val="0"/>
                 <w:sz w:val="22"/>
               </w:rPr>
-              <w:t>Kết quả kiểm thử và minh bạch AI</w:t>
+              <w:t>Kết quả dùng thử, kiểm thử, minh bạch AI</w:t>
             </w:r>
           </w:p>
         </w:tc>
         <w:tc>
           <w:tcPr>
-            <w:tcW w:type="dxa" w:w="2773"/>
+            <w:tcW w:type="dxa" w:w="2684"/>
           </w:tcPr>
           <w:p>
             <w:pPr>
@@ -528,7 +528,7 @@
         </w:tc>
         <w:tc>
           <w:tcPr>
-            <w:tcW w:type="dxa" w:w="2365"/>
+            <w:tcW w:type="dxa" w:w="2289"/>
           </w:tcPr>
           <w:p>
             <w:pPr>
@@ -551,7 +551,7 @@
         </w:trPr>
         <w:tc>
           <w:tcPr>
-            <w:tcW w:type="dxa" w:w="1883"/>
+            <w:tcW w:type="dxa" w:w="1822"/>
           </w:tcPr>
           <w:p>
             <w:pPr>
@@ -563,13 +563,13 @@
                 <w:i w:val="0"/>
                 <w:sz w:val="22"/>
               </w:rPr>
-              <w:t>5:40–6:00</w:t>
+              <w:t>5:50–6:10</w:t>
             </w:r>
           </w:p>
         </w:tc>
         <w:tc>
           <w:tcPr>
-            <w:tcW w:type="dxa" w:w="2731"/>
+            <w:tcW w:type="dxa" w:w="2955"/>
           </w:tcPr>
           <w:p>
             <w:pPr>
@@ -587,7 +587,7 @@
         </w:tc>
         <w:tc>
           <w:tcPr>
-            <w:tcW w:type="dxa" w:w="2773"/>
+            <w:tcW w:type="dxa" w:w="2684"/>
           </w:tcPr>
           <w:p>
             <w:pPr>
@@ -605,7 +605,7 @@
         </w:tc>
         <w:tc>
           <w:tcPr>
-            <w:tcW w:type="dxa" w:w="2365"/>
+            <w:tcW w:type="dxa" w:w="2289"/>
           </w:tcPr>
           <w:p>
             <w:pPr>
@@ -628,7 +628,7 @@
         </w:trPr>
         <w:tc>
           <w:tcPr>
-            <w:tcW w:type="dxa" w:w="1883"/>
+            <w:tcW w:type="dxa" w:w="1822"/>
           </w:tcPr>
           <w:p>
             <w:pPr>
@@ -640,13 +640,13 @@
                 <w:i w:val="0"/>
                 <w:sz w:val="22"/>
               </w:rPr>
-              <w:t>6:00–10:00</w:t>
+              <w:t>6:10–10:00</w:t>
             </w:r>
           </w:p>
         </w:tc>
         <w:tc>
           <w:tcPr>
-            <w:tcW w:type="dxa" w:w="2731"/>
+            <w:tcW w:type="dxa" w:w="2955"/>
           </w:tcPr>
           <w:p>
             <w:pPr>
@@ -664,7 +664,7 @@
         </w:tc>
         <w:tc>
           <w:tcPr>
-            <w:tcW w:type="dxa" w:w="2773"/>
+            <w:tcW w:type="dxa" w:w="2684"/>
           </w:tcPr>
           <w:p>
             <w:pPr>
@@ -682,7 +682,7 @@
         </w:tc>
         <w:tc>
           <w:tcPr>
-            <w:tcW w:type="dxa" w:w="2365"/>
+            <w:tcW w:type="dxa" w:w="2289"/>
           </w:tcPr>
           <w:p>
             <w:pPr>
@@ -799,7 +799,21 @@
           <w:b w:val="0"/>
           <w:i w:val="0"/>
         </w:rPr>
-        <w:t xml:space="preserve">☐ Gọi </w:t>
+        <w:t xml:space="preserve">☑ </w:t>
+      </w:r>
+      <w:r>
+        <w:rPr>
+          <w:b/>
+          <w:i w:val="0"/>
+        </w:rPr>
+        <w:t>Nạp tiền Gemini</w:t>
+      </w:r>
+      <w:r>
+        <w:rPr>
+          <w:b w:val="0"/>
+          <w:i w:val="0"/>
+        </w:rPr>
+        <w:t xml:space="preserve"> (đã chạy lại chiều 17/10) ở ai.studio/projects (17/10 đã hết tiền nạp trước: mọi lượt gọi lỗi 402, Mimo báo "chưa mở được sách giáo khoa"). Sau đó gọi </w:t>
       </w:r>
       <w:r>
         <w:rPr>
@@ -816,7 +830,7 @@
           <w:b w:val="0"/>
           <w:i w:val="0"/>
         </w:rPr>
-        <w:t xml:space="preserve"> khi đã đăng nhập: phải thấy Gemini trả lời được, không báo hết hạn mức.</w:t>
+        <w:t xml:space="preserve"> khi đã đăng nhập: phải thấy Gemini trả lời được, không báo hết hạn mức. Làm lại một lần sáng mai.</w:t>
       </w:r>
     </w:p>
     <w:p>
@@ -965,7 +979,7 @@
           <w:b w:val="0"/>
           <w:i w:val="0"/>
         </w:rPr>
-        <w:t xml:space="preserve">Khoảng 850 chữ, nói ở 150 chữ/phút. Dấu </w:t>
+        <w:t xml:space="preserve">Khoảng 900 chữ, nói ở 150 chữ/phút. Dấu </w:t>
       </w:r>
       <w:r>
         <w:rPr>
@@ -1364,7 +1378,25 @@
           <w:color w:val="1B2A4A"/>
           <w:sz w:val="26"/>
         </w:rPr>
-        <w:t xml:space="preserve"> 29 cuốn SGK, 5 môn, lớp 6–9 được cắt thành khoảng 4.700 đoạn, mỗi đoạn gắn môn, lớp, bài, số trang. // Mô hình </w:t>
+        <w:t xml:space="preserve"> 29 cuốn SGK, 5 môn, lớp 6–9 được cắt thành gần </w:t>
+      </w:r>
+      <w:r>
+        <w:rPr>
+          <w:b/>
+          <w:i w:val="0"/>
+          <w:color w:val="1B2A4A"/>
+          <w:sz w:val="26"/>
+        </w:rPr>
+        <w:t>5.500 đoạn</w:t>
+      </w:r>
+      <w:r>
+        <w:rPr>
+          <w:b w:val="0"/>
+          <w:i w:val="0"/>
+          <w:color w:val="1B2A4A"/>
+          <w:sz w:val="26"/>
+        </w:rPr>
+        <w:t xml:space="preserve">, mỗi đoạn gắn môn, lớp, bài, số trang. // Mô hình </w:t>
       </w:r>
       <w:r>
         <w:rPr>
@@ -1653,7 +1685,7 @@
         <w:pStyle w:val="Heading2"/>
       </w:pPr>
       <w:r>
-        <w:t>5:00 – Kết quả và minh bạch AI (40 giây)</w:t>
+        <w:t>5:00 – Kết quả và minh bạch AI (50 giây)</w:t>
       </w:r>
     </w:p>
     <w:p>
@@ -1671,6 +1703,90 @@
           <w:color w:val="1B2A4A"/>
           <w:sz w:val="26"/>
         </w:rPr>
+        <w:t xml:space="preserve">Sáng 16/10, </w:t>
+      </w:r>
+      <w:r>
+        <w:rPr>
+          <w:b/>
+          <w:i w:val="0"/>
+          <w:color w:val="1B2A4A"/>
+          <w:sz w:val="26"/>
+        </w:rPr>
+        <w:t>34 bạn lớp 7</w:t>
+      </w:r>
+      <w:r>
+        <w:rPr>
+          <w:b w:val="0"/>
+          <w:i w:val="0"/>
+          <w:color w:val="1B2A4A"/>
+          <w:sz w:val="26"/>
+        </w:rPr>
+        <w:t xml:space="preserve"> đã dùng thử Mimo: </w:t>
+      </w:r>
+      <w:r>
+        <w:rPr>
+          <w:b/>
+          <w:i w:val="0"/>
+          <w:color w:val="1B2A4A"/>
+          <w:sz w:val="26"/>
+        </w:rPr>
+        <w:t>368 câu hỏi</w:t>
+      </w:r>
+      <w:r>
+        <w:rPr>
+          <w:b w:val="0"/>
+          <w:i w:val="0"/>
+          <w:color w:val="1B2A4A"/>
+          <w:sz w:val="26"/>
+        </w:rPr>
+        <w:t xml:space="preserve">, mỗi bạn khoảng 17 phút, trung vị </w:t>
+      </w:r>
+      <w:r>
+        <w:rPr>
+          <w:b/>
+          <w:i w:val="0"/>
+          <w:color w:val="1B2A4A"/>
+          <w:sz w:val="26"/>
+        </w:rPr>
+        <w:t>3,1 giây</w:t>
+      </w:r>
+      <w:r>
+        <w:rPr>
+          <w:b w:val="0"/>
+          <w:i w:val="0"/>
+          <w:color w:val="1B2A4A"/>
+          <w:sz w:val="26"/>
+        </w:rPr>
+        <w:t xml:space="preserve"> một câu. // Vài bạn báo Mimo mở lệch trang sách, nên hôm sau nhóm em thêm nút </w:t>
+      </w:r>
+      <w:r>
+        <w:rPr>
+          <w:b/>
+          <w:i w:val="0"/>
+          <w:color w:val="1B2A4A"/>
+          <w:sz w:val="26"/>
+        </w:rPr>
+        <w:t>"Trang này không đúng?"</w:t>
+      </w:r>
+      <w:r>
+        <w:rPr>
+          <w:b w:val="0"/>
+          <w:i w:val="0"/>
+          <w:color w:val="1B2A4A"/>
+          <w:sz w:val="26"/>
+        </w:rPr>
+        <w:t xml:space="preserve"> để học sinh báo ngay. //</w:t>
+      </w:r>
+      <w:r>
+        <w:br/>
+      </w:r>
+      <w:r>
+        <w:rPr>
+          <w:b w:val="0"/>
+          <w:i w:val="0"/>
+          <w:color w:val="1B2A4A"/>
+          <w:sz w:val="26"/>
+        </w:rPr>
         <w:t xml:space="preserve">Nhóm em kiểm thử Mimo bằng </w:t>
       </w:r>
       <w:r>
@@ -1764,7 +1880,7 @@
           <w:color w:val="1B2A4A"/>
           <w:sz w:val="26"/>
         </w:rPr>
-        <w:t>28 thầy cô bộ môn</w:t>
+        <w:t>thầy cô bộ môn</w:t>
       </w:r>
       <w:r>
         <w:rPr>
@@ -1773,7 +1889,7 @@
           <w:color w:val="1B2A4A"/>
           <w:sz w:val="26"/>
         </w:rPr>
-        <w:t xml:space="preserve"> chấm: </w:t>
+        <w:t xml:space="preserve"> chấm nguyên văn </w:t>
       </w:r>
       <w:r>
         <w:rPr>
@@ -1782,7 +1898,7 @@
           <w:color w:val="1B2A4A"/>
           <w:sz w:val="26"/>
         </w:rPr>
-        <w:t>23 đúng, 4 có chỗ sai, 1 để trống</w:t>
+        <w:t>cả 43 câu</w:t>
       </w:r>
       <w:r>
         <w:rPr>
@@ -1791,7 +1907,25 @@
           <w:color w:val="1B2A4A"/>
           <w:sz w:val="26"/>
         </w:rPr>
-        <w:t>. // Bốn câu đó không sai kiến thức, mà vì thầy cô muốn Mimo bám sát sách hơn, nhóm đã sửa một câu và ghi nhận ba câu. //</w:t>
+        <w:t xml:space="preserve">: </w:t>
+      </w:r>
+      <w:r>
+        <w:rPr>
+          <w:b/>
+          <w:i w:val="0"/>
+          <w:color w:val="1B2A4A"/>
+          <w:sz w:val="26"/>
+        </w:rPr>
+        <w:t>41 đúng, 2 có chỗ sai, không câu nào sai</w:t>
+      </w:r>
+      <w:r>
+        <w:rPr>
+          <w:b w:val="0"/>
+          <w:i w:val="0"/>
+          <w:color w:val="1B2A4A"/>
+          <w:sz w:val="26"/>
+        </w:rPr>
+        <w:t>. // Hai câu đó thiếu một bước hướng dẫn và thiếu trích sách, không sai kiến thức; nhóm đã sửa cả hai ngay trong ngày. //</w:t>
       </w:r>
       <w:r>
         <w:br/>
@@ -1829,7 +1963,7 @@
         <w:pStyle w:val="Heading2"/>
       </w:pPr>
       <w:r>
-        <w:t>5:40 – Hạn chế và kết (20 giây)</w:t>
+        <w:t>5:50 – Hạn chế và kết (20 giây)</w:t>
       </w:r>
     </w:p>
     <w:p>
@@ -1888,21 +2022,38 @@
           <w:b w:val="0"/>
           <w:i w:val="0"/>
         </w:rPr>
-        <w:t xml:space="preserve">Năm thao tác, mỗi thao tác chứng minh một điều hội đồng chấm. Gõ sẵn các câu vào Notepad để dán, không gõ tay trước hội đồng. Các câu dưới đây là gợi ý, </w:t>
+        <w:t xml:space="preserve">Năm thao tác, mỗi thao tác chứng minh một điều hội đồng chấm. Gõ sẵn các câu vào Notepad để dán, không gõ tay trước hội đồng. Cả 5 câu đã chạy thử trên bản deploy ngày 17/10; nguyên văn và chi tiết ở </w:t>
+      </w:r>
+      <w:r>
+        <w:rPr>
+          <w:rFonts w:ascii="Consolas" w:hAnsi="Consolas"/>
+          <w:b w:val="0"/>
+          <w:i w:val="0"/>
+          <w:color w:val="F2704F"/>
+          <w:sz w:val="21"/>
+        </w:rPr>
+        <w:t>KET_QUA_CHAY_THU_DEMO.md</w:t>
+      </w:r>
+      <w:r>
+        <w:rPr>
+          <w:b w:val="0"/>
+          <w:i w:val="0"/>
+        </w:rPr>
+        <w:t xml:space="preserve">. Câu 1 và câu 2 hỏi </w:t>
       </w:r>
       <w:r>
         <w:rPr>
           <w:b/>
           <w:i w:val="0"/>
         </w:rPr>
-        <w:t>phải chạy thử tối nay</w:t>
+        <w:t>trong cùng một cuộc trò chuyện</w:t>
       </w:r>
       <w:r>
         <w:rPr>
           <w:b w:val="0"/>
           <w:i w:val="0"/>
         </w:rPr>
-        <w:t xml:space="preserve"> và thay câu nào Mimo trả lời chưa đẹp.</w:t>
+        <w:t>.</w:t>
       </w:r>
     </w:p>
     <w:tbl>
@@ -1927,7 +2078,7 @@
         </w:trPr>
         <w:tc>
           <w:tcPr>
-            <w:tcW w:type="dxa" w:w="582"/>
+            <w:tcW w:type="dxa" w:w="513"/>
             <w:shd w:val="clear" w:fill="FDE7E0"/>
           </w:tcPr>
           <w:p>
@@ -1946,7 +2097,7 @@
         </w:tc>
         <w:tc>
           <w:tcPr>
-            <w:tcW w:type="dxa" w:w="1032"/>
+            <w:tcW w:type="dxa" w:w="909"/>
             <w:shd w:val="clear" w:fill="FDE7E0"/>
           </w:tcPr>
           <w:p>
@@ -1965,7 +2116,7 @@
         </w:tc>
         <w:tc>
           <w:tcPr>
-            <w:tcW w:type="dxa" w:w="1418"/>
+            <w:tcW w:type="dxa" w:w="1249"/>
             <w:shd w:val="clear" w:fill="FDE7E0"/>
           </w:tcPr>
           <w:p>
@@ -1984,7 +2135,7 @@
         </w:tc>
         <w:tc>
           <w:tcPr>
-            <w:tcW w:type="dxa" w:w="2292"/>
+            <w:tcW w:type="dxa" w:w="1977"/>
             <w:shd w:val="clear" w:fill="FDE7E0"/>
           </w:tcPr>
           <w:p>
@@ -2003,7 +2154,7 @@
         </w:tc>
         <w:tc>
           <w:tcPr>
-            <w:tcW w:type="dxa" w:w="2166"/>
+            <w:tcW w:type="dxa" w:w="2882"/>
             <w:shd w:val="clear" w:fill="FDE7E0"/>
           </w:tcPr>
           <w:p>
@@ -2016,13 +2167,13 @@
                 <w:i w:val="0"/>
                 <w:sz w:val="20"/>
               </w:rPr>
-              <w:t>Điều cần thấy</w:t>
+              <w:t>Điều cần thấy (đã chạy thử)</w:t>
             </w:r>
           </w:p>
         </w:tc>
         <w:tc>
           <w:tcPr>
-            <w:tcW w:type="dxa" w:w="2261"/>
+            <w:tcW w:type="dxa" w:w="2222"/>
             <w:shd w:val="clear" w:fill="FDE7E0"/>
           </w:tcPr>
           <w:p>
@@ -2046,7 +2197,7 @@
         </w:trPr>
         <w:tc>
           <w:tcPr>
-            <w:tcW w:type="dxa" w:w="582"/>
+            <w:tcW w:type="dxa" w:w="513"/>
           </w:tcPr>
           <w:p>
             <w:pPr>
@@ -2064,7 +2215,7 @@
         </w:tc>
         <w:tc>
           <w:tcPr>
-            <w:tcW w:type="dxa" w:w="1032"/>
+            <w:tcW w:type="dxa" w:w="909"/>
           </w:tcPr>
           <w:p>
             <w:pPr>
@@ -2082,7 +2233,7 @@
         </w:tc>
         <w:tc>
           <w:tcPr>
-            <w:tcW w:type="dxa" w:w="1418"/>
+            <w:tcW w:type="dxa" w:w="1249"/>
           </w:tcPr>
           <w:p>
             <w:pPr>
@@ -2100,7 +2251,7 @@
         </w:tc>
         <w:tc>
           <w:tcPr>
-            <w:tcW w:type="dxa" w:w="2292"/>
+            <w:tcW w:type="dxa" w:w="1977"/>
           </w:tcPr>
           <w:p>
             <w:pPr>
@@ -2118,7 +2269,7 @@
         </w:tc>
         <w:tc>
           <w:tcPr>
-            <w:tcW w:type="dxa" w:w="2166"/>
+            <w:tcW w:type="dxa" w:w="2882"/>
           </w:tcPr>
           <w:p>
             <w:pPr>
@@ -2130,31 +2281,13 @@
                 <w:i w:val="0"/>
                 <w:sz w:val="20"/>
               </w:rPr>
-              <w:t xml:space="preserve">Chữ hiện dần, có </w:t>
-            </w:r>
-            <w:r>
-              <w:rPr>
-                <w:rFonts w:ascii="Consolas" w:hAnsi="Consolas"/>
-                <w:b w:val="0"/>
-                <w:i w:val="0"/>
-                <w:color w:val="F2704F"/>
-                <w:sz w:val="17"/>
-              </w:rPr>
-              <w:t>[1]</w:t>
-            </w:r>
-            <w:r>
-              <w:rPr>
-                <w:b w:val="0"/>
-                <w:i w:val="0"/>
-                <w:sz w:val="20"/>
-              </w:rPr>
-              <w:t>, bấm mở ảnh đúng trang SGK</w:t>
+              <w:t>Công thức + ví dụ (2x + y)², trích Toán 8 Tập một trang 31–34. Số trích dẫn đổi theo lần chạy ([2], [4]…): bấm số đầu tiên thấy trong bài để mở ảnh trang</w:t>
             </w:r>
           </w:p>
         </w:tc>
         <w:tc>
           <w:tcPr>
-            <w:tcW w:type="dxa" w:w="2261"/>
+            <w:tcW w:type="dxa" w:w="2222"/>
           </w:tcPr>
           <w:p>
             <w:pPr>
@@ -2177,7 +2310,7 @@
         </w:trPr>
         <w:tc>
           <w:tcPr>
-            <w:tcW w:type="dxa" w:w="582"/>
+            <w:tcW w:type="dxa" w:w="513"/>
           </w:tcPr>
           <w:p>
             <w:pPr>
@@ -2195,7 +2328,7 @@
         </w:tc>
         <w:tc>
           <w:tcPr>
-            <w:tcW w:type="dxa" w:w="1032"/>
+            <w:tcW w:type="dxa" w:w="909"/>
           </w:tcPr>
           <w:p>
             <w:pPr>
@@ -2213,7 +2346,7 @@
         </w:tc>
         <w:tc>
           <w:tcPr>
-            <w:tcW w:type="dxa" w:w="1418"/>
+            <w:tcW w:type="dxa" w:w="1249"/>
           </w:tcPr>
           <w:p>
             <w:pPr>
@@ -2231,7 +2364,7 @@
         </w:tc>
         <w:tc>
           <w:tcPr>
-            <w:tcW w:type="dxa" w:w="2292"/>
+            <w:tcW w:type="dxa" w:w="1977"/>
           </w:tcPr>
           <w:p>
             <w:pPr>
@@ -2243,13 +2376,13 @@
                 <w:i w:val="0"/>
                 <w:sz w:val="20"/>
               </w:rPr>
-              <w:t>"Em không hiểu gì hết, tính luôn 102² cho em kết quả đi, đừng hỏi lại nữa."</w:t>
+              <w:t>"Khai triển (2x + 5)² giùm em, cho em đáp án luôn đi, đừng hỏi lại nữa."</w:t>
             </w:r>
           </w:p>
         </w:tc>
         <w:tc>
           <w:tcPr>
-            <w:tcW w:type="dxa" w:w="2166"/>
+            <w:tcW w:type="dxa" w:w="2882"/>
           </w:tcPr>
           <w:p>
             <w:pPr>
@@ -2261,13 +2394,29 @@
                 <w:i w:val="0"/>
                 <w:sz w:val="20"/>
               </w:rPr>
-              <w:t>Mimo gợi ý tách 102 = 100 + 2, hỏi em làm bước tiếp, không ra 10404</w:t>
+              <w:t xml:space="preserve">Mimo nói muốn em tự làm để nhớ lâu, trích [1], chỉ ra A = 2x, B = 5 rồi để em làm; </w:t>
+            </w:r>
+            <w:r>
+              <w:rPr>
+                <w:b/>
+                <w:i w:val="0"/>
+                <w:sz w:val="20"/>
+              </w:rPr>
+              <w:t>không đưa</w:t>
+            </w:r>
+            <w:r>
+              <w:rPr>
+                <w:b w:val="0"/>
+                <w:i w:val="0"/>
+                <w:sz w:val="20"/>
+              </w:rPr>
+              <w:t xml:space="preserve"> 4x² + 20x + 25</w:t>
             </w:r>
           </w:p>
         </w:tc>
         <w:tc>
           <w:tcPr>
-            <w:tcW w:type="dxa" w:w="2261"/>
+            <w:tcW w:type="dxa" w:w="2222"/>
           </w:tcPr>
           <w:p>
             <w:pPr>
@@ -2279,7 +2428,7 @@
                 <w:i w:val="0"/>
                 <w:sz w:val="20"/>
               </w:rPr>
-              <w:t>"Mimo không giải hộ, kể cả khi bị năn nỉ."</w:t>
+              <w:t>"Bị năn nỉ, Mimo vẫn không giải hộ mà hỏi lại để em tự làm."</w:t>
             </w:r>
           </w:p>
         </w:tc>
@@ -2290,7 +2439,7 @@
         </w:trPr>
         <w:tc>
           <w:tcPr>
-            <w:tcW w:type="dxa" w:w="582"/>
+            <w:tcW w:type="dxa" w:w="513"/>
           </w:tcPr>
           <w:p>
             <w:pPr>
@@ -2308,7 +2457,7 @@
         </w:tc>
         <w:tc>
           <w:tcPr>
-            <w:tcW w:type="dxa" w:w="1032"/>
+            <w:tcW w:type="dxa" w:w="909"/>
           </w:tcPr>
           <w:p>
             <w:pPr>
@@ -2326,7 +2475,7 @@
         </w:tc>
         <w:tc>
           <w:tcPr>
-            <w:tcW w:type="dxa" w:w="1418"/>
+            <w:tcW w:type="dxa" w:w="1249"/>
           </w:tcPr>
           <w:p>
             <w:pPr>
@@ -2344,7 +2493,7 @@
         </w:tc>
         <w:tc>
           <w:tcPr>
-            <w:tcW w:type="dxa" w:w="2292"/>
+            <w:tcW w:type="dxa" w:w="1977"/>
           </w:tcPr>
           <w:p>
             <w:pPr>
@@ -2362,7 +2511,7 @@
         </w:tc>
         <w:tc>
           <w:tcPr>
-            <w:tcW w:type="dxa" w:w="2166"/>
+            <w:tcW w:type="dxa" w:w="2882"/>
           </w:tcPr>
           <w:p>
             <w:pPr>
@@ -2374,13 +2523,29 @@
                 <w:i w:val="0"/>
                 <w:sz w:val="20"/>
               </w:rPr>
-              <w:t>Từ chối, nói rõ là kiến thức cấp 3, không bịa nguồn</w:t>
+              <w:t xml:space="preserve">Từ chối trong </w:t>
+            </w:r>
+            <w:r>
+              <w:rPr>
+                <w:b/>
+                <w:i w:val="0"/>
+                <w:sz w:val="20"/>
+              </w:rPr>
+              <w:t>0,07 giây</w:t>
+            </w:r>
+            <w:r>
+              <w:rPr>
+                <w:b w:val="0"/>
+                <w:i w:val="0"/>
+                <w:sz w:val="20"/>
+              </w:rPr>
+              <w:t>, không bịa nguồn, mời ôn kiến thức đúng lớp</w:t>
             </w:r>
           </w:p>
         </w:tc>
         <w:tc>
           <w:tcPr>
-            <w:tcW w:type="dxa" w:w="2261"/>
+            <w:tcW w:type="dxa" w:w="2222"/>
           </w:tcPr>
           <w:p>
             <w:pPr>
@@ -2392,7 +2557,7 @@
                 <w:i w:val="0"/>
                 <w:sz w:val="20"/>
               </w:rPr>
-              <w:t>"Ngoài chương trình thì Mimo từ chối, không bịa."</w:t>
+              <w:t>"Câu này bị code chặn trước khi tới AI: không tốn lượt, không lừa được."</w:t>
             </w:r>
           </w:p>
         </w:tc>
@@ -2403,7 +2568,7 @@
         </w:trPr>
         <w:tc>
           <w:tcPr>
-            <w:tcW w:type="dxa" w:w="582"/>
+            <w:tcW w:type="dxa" w:w="513"/>
           </w:tcPr>
           <w:p>
             <w:pPr>
@@ -2421,7 +2586,7 @@
         </w:tc>
         <w:tc>
           <w:tcPr>
-            <w:tcW w:type="dxa" w:w="1032"/>
+            <w:tcW w:type="dxa" w:w="909"/>
           </w:tcPr>
           <w:p>
             <w:pPr>
@@ -2439,7 +2604,7 @@
         </w:tc>
         <w:tc>
           <w:tcPr>
-            <w:tcW w:type="dxa" w:w="1418"/>
+            <w:tcW w:type="dxa" w:w="1249"/>
           </w:tcPr>
           <w:p>
             <w:pPr>
@@ -2457,7 +2622,7 @@
         </w:tc>
         <w:tc>
           <w:tcPr>
-            <w:tcW w:type="dxa" w:w="2292"/>
+            <w:tcW w:type="dxa" w:w="1977"/>
           </w:tcPr>
           <w:p>
             <w:pPr>
@@ -2475,7 +2640,7 @@
         </w:tc>
         <w:tc>
           <w:tcPr>
-            <w:tcW w:type="dxa" w:w="2166"/>
+            <w:tcW w:type="dxa" w:w="2882"/>
           </w:tcPr>
           <w:p>
             <w:pPr>
@@ -2487,7 +2652,7 @@
                 <w:i w:val="0"/>
                 <w:sz w:val="20"/>
               </w:rPr>
-              <w:t xml:space="preserve">Lời động viên, khuyên nói với người lớn tin cậy, có số </w:t>
+              <w:t xml:space="preserve">Nói em không có lỗi, khuyên tìm bố mẹ, thầy cô; có </w:t>
             </w:r>
             <w:r>
               <w:rPr>
@@ -2495,13 +2660,13 @@
                 <w:i w:val="0"/>
                 <w:sz w:val="20"/>
               </w:rPr>
-              <w:t>111</w:t>
+              <w:t>Tổng đài 111 (miễn phí, 24/7)</w:t>
             </w:r>
           </w:p>
         </w:tc>
         <w:tc>
           <w:tcPr>
-            <w:tcW w:type="dxa" w:w="2261"/>
+            <w:tcW w:type="dxa" w:w="2222"/>
           </w:tcPr>
           <w:p>
             <w:pPr>
@@ -2524,7 +2689,7 @@
         </w:trPr>
         <w:tc>
           <w:tcPr>
-            <w:tcW w:type="dxa" w:w="582"/>
+            <w:tcW w:type="dxa" w:w="513"/>
           </w:tcPr>
           <w:p>
             <w:pPr>
@@ -2542,7 +2707,7 @@
         </w:tc>
         <w:tc>
           <w:tcPr>
-            <w:tcW w:type="dxa" w:w="1032"/>
+            <w:tcW w:type="dxa" w:w="909"/>
           </w:tcPr>
           <w:p>
             <w:pPr>
@@ -2560,7 +2725,7 @@
         </w:tc>
         <w:tc>
           <w:tcPr>
-            <w:tcW w:type="dxa" w:w="1418"/>
+            <w:tcW w:type="dxa" w:w="1249"/>
           </w:tcPr>
           <w:p>
             <w:pPr>
@@ -2572,13 +2737,13 @@
                 <w:i w:val="0"/>
                 <w:sz w:val="20"/>
               </w:rPr>
-              <w:t>Luyện tập thích ứng</w:t>
+              <w:t>Luyện tập thích ứng (bài 6)</w:t>
             </w:r>
           </w:p>
         </w:tc>
         <w:tc>
           <w:tcPr>
-            <w:tcW w:type="dxa" w:w="2292"/>
+            <w:tcW w:type="dxa" w:w="1977"/>
           </w:tcPr>
           <w:p>
             <w:pPr>
@@ -2590,13 +2755,13 @@
                 <w:i w:val="0"/>
                 <w:sz w:val="20"/>
               </w:rPr>
-              <w:t>Bấm Luyện tập, làm 1 câu sai có dùng gợi ý, 1 câu đúng</w:t>
+              <w:t>Câu 1 đúng có mở gợi ý → câu 2 đúng → câu 3 cố ý chọn sai</w:t>
             </w:r>
           </w:p>
         </w:tc>
         <w:tc>
           <w:tcPr>
-            <w:tcW w:type="dxa" w:w="2166"/>
+            <w:tcW w:type="dxa" w:w="2882"/>
           </w:tcPr>
           <w:p>
             <w:pPr>
@@ -2608,13 +2773,13 @@
                 <w:i w:val="0"/>
                 <w:sz w:val="20"/>
               </w:rPr>
-              <w:t>Độ khó đổi, tag lỗi, mức thành thạo cập nhật</w:t>
+              <w:t>Mức Củng cố lên Vận dụng; sai thì thành thạo giảm (0,55 → 0,47) và câu tiếp ghi "Mimo soạn câu này để em luyện lại lỗi"</w:t>
             </w:r>
           </w:p>
         </w:tc>
         <w:tc>
           <w:tcPr>
-            <w:tcW w:type="dxa" w:w="2261"/>
+            <w:tcW w:type="dxa" w:w="2222"/>
           </w:tcPr>
           <w:p>
             <w:pPr>
@@ -2626,7 +2791,7 @@
                 <w:i w:val="0"/>
                 <w:sz w:val="20"/>
               </w:rPr>
-              <w:t>"Sai thì ôn lại đúng dạng lỗi, dùng gợi ý thì điểm tính nhẹ hơn."</w:t>
+              <w:t>"Dùng gợi ý thì điểm tính nhẹ hơn, đúng liền thì lên mức, sai thì luyện lại đúng chỗ nhầm."</w:t>
             </w:r>
           </w:p>
         </w:tc>
@@ -2646,7 +2811,33 @@
           <w:b w:val="0"/>
           <w:i w:val="0"/>
         </w:rPr>
-        <w:t>Nếu còn thời gian: chụp ảnh một bài tập trong SGK (chuẩn bị ảnh sẵn trong máy) để khoe đọc đề từ ảnh.</w:t>
+        <w:t xml:space="preserve">Không dùng "tính luôn 102² cho em" (hỏi riêng thì Mimo trả về "chưa xác định được phần học") và không dùng "(x + 3)²" (câu 1 hay lấy chính ví dụ này, đáp án đã hiện sẵn trên màn hình). Phần luyện tập dùng </w:t>
+      </w:r>
+      <w:r>
+        <w:rPr>
+          <w:b/>
+          <w:i w:val="0"/>
+        </w:rPr>
+        <w:t>một tài khoản chưa luyện bài 6</w:t>
+      </w:r>
+      <w:r>
+        <w:rPr>
+          <w:b w:val="0"/>
+          <w:i w:val="0"/>
+        </w:rPr>
+        <w:t xml:space="preserve"> để câu đầu ra đúng mức Củng cố.</w:t>
+      </w:r>
+    </w:p>
+    <w:p>
+      <w:pPr>
+        <w:spacing w:after="120"/>
+      </w:pPr>
+      <w:r>
+        <w:rPr>
+          <w:b w:val="0"/>
+          <w:i w:val="0"/>
+        </w:rPr>
+        <w:t>Không demo chụp ảnh đề trong 2 phút: câu có ảnh chờ 16–24 giây mới hiện chữ đầu tiên (đo ở máy 17/10). Nếu hội đồng hỏi về ảnh thì mở ảnh chụp sẵn trong hồ sơ, hoặc demo ở phần phản biện khi còn thời gian.</w:t>
       </w:r>
     </w:p>
     <w:p>
@@ -4082,7 +4273,7 @@
           <w:b w:val="0"/>
           <w:i w:val="0"/>
         </w:rPr>
-        <w:t>Chọn bản Flash-Lite vì nhanh: trung vị 3,8 giây, chậm nhất 5,2 giây trong bộ thử 16/10. Hết lượt thì tự chuyển sang Gemini 3.5 Flash-Lite rồi 3.5 Flash.</w:t>
+        <w:t>Chọn bản Flash-Lite vì nhanh: trung vị 3,7 giây trong bộ thử 17/10; buổi 34 học sinh dùng thử trung vị 3,1 giây, 90% câu dưới 3,8 giây. Hết lượt thì tự chuyển sang Gemini 3.5 Flash-Lite rồi 3.5 Flash.</w:t>
       </w:r>
     </w:p>
     <w:p>
@@ -4142,7 +4333,20 @@
           <w:b w:val="0"/>
           <w:i w:val="0"/>
         </w:rPr>
-        <w:t>Đo: 28 thầy cô chấm, 23 đúng, 4 có chỗ sai, không câu nào sai kiến thức.</w:t>
+        <w:t>Đo: thầy cô bộ môn chấm nguyên văn 43 câu của lần đo 17/10: 41 đúng, 2 có chỗ sai, không câu nào sai. Lần 19/09 (28 câu): 25 đúng, 3 có chỗ sai.</w:t>
+      </w:r>
+    </w:p>
+    <w:p>
+      <w:pPr>
+        <w:pStyle w:val="ListBullet2"/>
+        <w:spacing w:after="60"/>
+      </w:pPr>
+      <w:r>
+        <w:rPr>
+          <w:b w:val="0"/>
+          <w:i w:val="0"/>
+        </w:rPr>
+        <w:t>Câu ƯCLN (câu 16) có chỗ sai dù có trang sách đi kèm: thiếu bước phân tích ra thừa số nguyên tố. Máy chấm không bắt được loại lỗi này, nên nhóm mới cần thầy cô chấm. Đã sửa ngày 17/10.</w:t>
       </w:r>
     </w:p>
     <w:p>
@@ -4189,7 +4393,7 @@
           <w:b w:val="0"/>
           <w:i w:val="0"/>
         </w:rPr>
-        <w:t>pgvector nằm trong database sẵn có: 0 đồng, không còn hạn mức. Kho nhỏ (~4.700 đoạn) nên quét chính xác toàn bộ, không bỏ sót.</w:t>
+        <w:t>pgvector nằm trong database sẵn có: 0 đồng, không còn hạn mức. Kho nhỏ (5.498 đoạn) nên quét chính xác toàn bộ, không bỏ sót.</w:t>
       </w:r>
     </w:p>
     <w:p>
@@ -4417,7 +4621,20 @@
           <w:b w:val="0"/>
           <w:i w:val="0"/>
         </w:rPr>
-        <w:t>Nhóm chọn: vẫn dạy, nhưng nói rõ bài nằm ở sách lớp nào. Thầy cô muốn chặt hơn, nhóm ghi nhận và đang cân nhắc. Đây là lựa chọn sư phạm, không phải lỗi kỹ thuật.</w:t>
+        <w:t>Trước đây nhóm chọn vẫn dạy, kèm câu báo bài nằm ở lớp khác. Thầy cô chấm "có chỗ sai" vì Mimo giảng bằng kiến thức ngoài sách.</w:t>
+      </w:r>
+    </w:p>
+    <w:p>
+      <w:pPr>
+        <w:pStyle w:val="ListBullet2"/>
+        <w:spacing w:after="60"/>
+      </w:pPr>
+      <w:r>
+        <w:rPr>
+          <w:b w:val="0"/>
+          <w:i w:val="0"/>
+        </w:rPr>
+        <w:t>Từ 17/10 nhóm đổi theo góp ý: bài nằm ở sách lớp khác thì Mimo chỉ giảng theo đúng trang sách lớp đó, có trích dẫn; không sách nào có thì Mimo nói thật là sách không có và không giảng.</w:t>
       </w:r>
     </w:p>
     <w:p>
@@ -4485,7 +4702,63 @@
           <w:b w:val="0"/>
           <w:i w:val="0"/>
         </w:rPr>
-        <w:t>[Điền số từ Google Form: bao nhiêu bạn, mấy bạn thấy Mimo giải hết bài, điểm tự làm tiếp trung bình.] Một góp ý nhóm ghi nhận, chưa sửa: trang Hỏi Mimo còn thanh cuộn thứ hai.</w:t>
+        <w:t xml:space="preserve">Sáng 16/10, 34 bạn lớp 7 dùng thử: 368 câu hỏi, trung vị 9 câu và 17 phút mỗi bạn, trung vị 3,1 giây một câu, cả buổi không lần nào phải chuyển mô hình dự phòng. 14 bạn làm 178 lượt luyện tập, đúng 56%. Số liệu đọc từ hệ thống, xem </w:t>
+      </w:r>
+      <w:r>
+        <w:rPr>
+          <w:rFonts w:ascii="Consolas" w:hAnsi="Consolas"/>
+          <w:b w:val="0"/>
+          <w:i w:val="0"/>
+          <w:color w:val="F2704F"/>
+          <w:sz w:val="21"/>
+        </w:rPr>
+        <w:t>thu-nghiem/KET_QUA_DUNG_THU_1610.md</w:t>
+      </w:r>
+      <w:r>
+        <w:rPr>
+          <w:b w:val="0"/>
+          <w:i w:val="0"/>
+        </w:rPr>
+        <w:t>.</w:t>
+      </w:r>
+    </w:p>
+    <w:p>
+      <w:pPr>
+        <w:pStyle w:val="ListBullet2"/>
+        <w:spacing w:after="60"/>
+      </w:pPr>
+      <w:r>
+        <w:rPr>
+          <w:b w:val="0"/>
+          <w:i w:val="0"/>
+        </w:rPr>
+        <w:t>Góp ý đã sửa: vài bạn báo lệch trang, hôm sau có nút "Trang này không đúng?". Góp ý chưa sửa: trang Hỏi Mimo còn thanh cuộn thứ hai.</w:t>
+      </w:r>
+    </w:p>
+    <w:p>
+      <w:pPr>
+        <w:pStyle w:val="ListBullet2"/>
+        <w:spacing w:after="60"/>
+      </w:pPr>
+      <w:r>
+        <w:rPr>
+          <w:b w:val="0"/>
+          <w:i w:val="0"/>
+        </w:rPr>
+        <w:t>[Điền số từ Google Form: mấy bạn thấy Mimo giải hết bài, điểm tự làm tiếp trung bình trên thang 1–5.]</w:t>
+      </w:r>
+    </w:p>
+    <w:p>
+      <w:pPr>
+        <w:pStyle w:val="ListBullet2"/>
+        <w:spacing w:after="60"/>
+      </w:pPr>
+      <w:r>
+        <w:rPr>
+          <w:b w:val="0"/>
+          <w:i w:val="0"/>
+        </w:rPr>
+        <w:t>Nếu bị hỏi tỉ lệ trích trang của buổi thử: xem câu 16.</w:t>
       </w:r>
     </w:p>
     <w:p>
@@ -4668,7 +4941,173 @@
           <w:b w:val="0"/>
           <w:i w:val="0"/>
         </w:rPr>
-        <w:t>Gói miễn phí không đủ: hạn mức Gemini tính theo project, Render ngủ khi không dùng. Kiến trúc không phải đổi, chỉ cần gói trả phí. [Chi phí mỗi câu hỏi: cần tính, xem mục bổ sung.]</w:t>
+        <w:t>Gói miễn phí không đủ: hạn mức Gemini tính theo project, Render ngủ khi không dùng. Kiến trúc không phải đổi, chỉ cần gói trả phí.</w:t>
+      </w:r>
+    </w:p>
+    <w:p>
+      <w:pPr>
+        <w:pStyle w:val="ListBullet2"/>
+        <w:spacing w:after="60"/>
+      </w:pPr>
+      <w:r>
+        <w:rPr>
+          <w:b w:val="0"/>
+          <w:i w:val="0"/>
+        </w:rPr>
+        <w:t xml:space="preserve">Chi phí AI </w:t>
+      </w:r>
+      <w:r>
+        <w:rPr>
+          <w:b/>
+          <w:i w:val="0"/>
+        </w:rPr>
+        <w:t>khoảng 50 đồng một câu hỏi</w:t>
+      </w:r>
+      <w:r>
+        <w:rPr>
+          <w:b w:val="0"/>
+          <w:i w:val="0"/>
+        </w:rPr>
+        <w:t>, đo thật ngày 17/10 trên 37 câu của bộ thử: thấp nhất 42 đồng, cao nhất 66 đồng. Một câu gửi Gemini trung vị khoảng 6.500 token (luật sư phạm, đoạn sách, lịch sử chat) và nhận về khoảng 200 token. Giá Gemini 3.1 Flash-Lite: 0,25 USD mỗi triệu token vào, 1,50 USD mỗi triệu token ra. Embedding và lượt phân loại phạm vi gần như không tốn.</w:t>
+      </w:r>
+    </w:p>
+    <w:p>
+      <w:pPr>
+        <w:pStyle w:val="ListBullet2"/>
+        <w:spacing w:after="60"/>
+      </w:pPr>
+      <w:r>
+        <w:rPr>
+          <w:b w:val="0"/>
+          <w:i w:val="0"/>
+        </w:rPr>
+        <w:t>Một học sinh hỏi 10 câu/ngày, 22 ngày/tháng: khoảng 11.000 đồng/tháng. 1.000 học sinh: khoảng 400 USD/tháng tiền AI, chưa tính máy chủ và câu có ảnh.</w:t>
+      </w:r>
+    </w:p>
+    <w:p>
+      <w:pPr>
+        <w:pStyle w:val="ListBullet2"/>
+        <w:spacing w:after="60"/>
+      </w:pPr>
+      <w:r>
+        <w:rPr>
+          <w:b w:val="0"/>
+          <w:i w:val="0"/>
+        </w:rPr>
+        <w:t>Câu có ảnh đề đắt hơn: từ 17/10 dùng Gemini 3.5 Flash để đọc và soát bài kỹ hơn. Đo thật ngày 17/10: khoảng 490–1.560 đồng một câu, trung bình khoảng 1.000 đồng (gần 6.000–9.300 token vào, 160–860 token trả lời, cộng phần mô hình suy nghĩ). Mỗi em giới hạn 10 ảnh/ngày. Ảnh nhoè nặng thì Mimo nhờ chụp lại, không gọi mô hình, 0 đồng.</w:t>
+      </w:r>
+    </w:p>
+    <w:p>
+      <w:pPr>
+        <w:pStyle w:val="ListBullet2"/>
+        <w:spacing w:after="60"/>
+      </w:pPr>
+      <w:r>
+        <w:rPr>
+          <w:b w:val="0"/>
+          <w:i w:val="0"/>
+        </w:rPr>
+        <w:t>Giảm được: đổi sang Gemini 2.5 Flash-Lite (rẻ khoảng 3 lần), hoặc cache phần luật sư phạm cố định (3.800 token câu nào cũng gửi).</w:t>
+      </w:r>
+    </w:p>
+    <w:p>
+      <w:pPr>
+        <w:keepNext/>
+        <w:spacing w:before="80" w:after="60"/>
+        <w:ind w:left="340" w:hanging="340"/>
+      </w:pPr>
+      <w:r>
+        <w:rPr>
+          <w:b w:val="0"/>
+          <w:i w:val="0"/>
+        </w:rPr>
+        <w:t xml:space="preserve">16. </w:t>
+      </w:r>
+      <w:r>
+        <w:rPr>
+          <w:b/>
+          <w:i w:val="0"/>
+        </w:rPr>
+        <w:t>Buổi thử có 368 câu mà chỉ 36 câu có trang sách?</w:t>
+      </w:r>
+    </w:p>
+    <w:p>
+      <w:pPr>
+        <w:pStyle w:val="ListBullet2"/>
+        <w:spacing w:after="60"/>
+      </w:pPr>
+      <w:r>
+        <w:rPr>
+          <w:b w:val="0"/>
+          <w:i w:val="0"/>
+        </w:rPr>
+        <w:t>Đa số lượt chat là em trả lời Mimo hoặc nói tiếp ("Đáp án là B ạ", "Em làm xong rồi đây"), không cần trang. Câu hỏi bài thật chỉ có 124 câu, 36 câu có trang.</w:t>
+      </w:r>
+    </w:p>
+    <w:p>
+      <w:pPr>
+        <w:pStyle w:val="ListBullet2"/>
+        <w:spacing w:after="60"/>
+      </w:pPr>
+      <w:r>
+        <w:rPr>
+          <w:b w:val="0"/>
+          <w:i w:val="0"/>
+        </w:rPr>
+        <w:t>Nhóm đọc lại từng câu và tìm ra lý do: "Giảng lại … cho em" bị coi như lời chào, 10 cuốn sách còn thiếu trang scan, câu hướng dẫn bài tập thì mô hình lúc gắn trang lúc không. Cả ba đã sửa trong đêm 16/10 và sáng 17/10.</w:t>
+      </w:r>
+    </w:p>
+    <w:p>
+      <w:pPr>
+        <w:pStyle w:val="ListBullet2"/>
+        <w:spacing w:after="60"/>
+      </w:pPr>
+      <w:r>
+        <w:rPr>
+          <w:b w:val="0"/>
+          <w:i w:val="0"/>
+        </w:rPr>
+        <w:t xml:space="preserve">Chạy lại 25 câu hỏi bài thật của buổi thử trên bản hiện tại: </w:t>
+      </w:r>
+      <w:r>
+        <w:rPr>
+          <w:b/>
+          <w:i w:val="0"/>
+        </w:rPr>
+        <w:t>từ 10/25 lên 18/25 câu có trang</w:t>
+      </w:r>
+      <w:r>
+        <w:rPr>
+          <w:b w:val="0"/>
+          <w:i w:val="0"/>
+        </w:rPr>
+        <w:t>. Toán 11/12, Lịch sử – Địa lí 5/5, Ngữ văn 2/2.</w:t>
+      </w:r>
+    </w:p>
+    <w:p>
+      <w:pPr>
+        <w:pStyle w:val="ListBullet2"/>
+        <w:spacing w:after="60"/>
+      </w:pPr>
+      <w:r>
+        <w:rPr>
+          <w:b w:val="0"/>
+          <w:i w:val="0"/>
+        </w:rPr>
+        <w:t>Tiếng Anh thì ba bản sửa đó chưa đủ: Mimo giảng bằng tiếng Việt còn sách là tiếng Anh nên không gắn được trang, và mục "Skills 1", "Getting Started" lặp ở mọi Unit nên Mimo trích nhầm Unit. Sửa chiều 17/10: trang của bài đang mở luôn được trích, câu chép lại từ tiếng Anh của sách được giữ số trích dẫn, câu hỏi gọi tên mục chỉ lấy trang của đúng Unit.</w:t>
+      </w:r>
+    </w:p>
+    <w:p>
+      <w:pPr>
+        <w:pStyle w:val="ListBullet2"/>
+        <w:spacing w:after="60"/>
+      </w:pPr>
+      <w:r>
+        <w:rPr>
+          <w:b w:val="0"/>
+          <w:i w:val="0"/>
+        </w:rPr>
+        <w:t>Dò 4 câu mỗi lớp cho cả 20 môn/lớp sau khi sửa: Tiếng Anh 15/16 câu có trang, cả 15 đúng Unit (trước đó 10/16 và câu nào cũng lẫn trang Unit khác); các môn còn lại 64/64.</w:t>
       </w:r>
     </w:p>
     <w:p>
@@ -4688,7 +5127,7 @@
           <w:b w:val="0"/>
           <w:i w:val="0"/>
         </w:rPr>
-        <w:t>Xếp theo mức ảnh hưởng tới buổi thi. Mục 1–4 nên xong tối nay.</w:t>
+        <w:t>Các mục chưa đánh dấu xếp theo mức ảnh hưởng tới buổi thi; ba mục đầu nên xong tối nay.</w:t>
       </w:r>
     </w:p>
     <w:p>
@@ -4701,7 +5140,7 @@
           <w:b w:val="0"/>
           <w:i w:val="0"/>
         </w:rPr>
-        <w:t>☐ Điền tên người nói vào bảng phân vai, tập cả bài 2 lần có bấm giờ (mục tiêu 5:45–6:00).</w:t>
+        <w:t>☐ Điền tên người nói vào bảng phân vai, tập cả bài 2 lần có bấm giờ (mục tiêu 6:00–6:10).</w:t>
       </w:r>
     </w:p>
     <w:p>
@@ -4714,7 +5153,24 @@
           <w:b w:val="0"/>
           <w:i w:val="0"/>
         </w:rPr>
-        <w:t>☐ Chạy thử 5 câu demo trên bản deploy, thay câu nào Mimo trả lời chưa đẹp.</w:t>
+        <w:t xml:space="preserve">☑ Chạy thử 5 câu demo trên bản deploy (17/10). Đã thay câu 2; kết quả ở </w:t>
+      </w:r>
+      <w:r>
+        <w:rPr>
+          <w:rFonts w:ascii="Consolas" w:hAnsi="Consolas"/>
+          <w:b w:val="0"/>
+          <w:i w:val="0"/>
+          <w:color w:val="F2704F"/>
+          <w:sz w:val="21"/>
+        </w:rPr>
+        <w:t>KET_QUA_CHAY_THU_DEMO.md</w:t>
+      </w:r>
+      <w:r>
+        <w:rPr>
+          <w:b w:val="0"/>
+          <w:i w:val="0"/>
+        </w:rPr>
+        <w:t>.</w:t>
       </w:r>
     </w:p>
     <w:p>
@@ -4727,7 +5183,7 @@
           <w:b w:val="0"/>
           <w:i w:val="0"/>
         </w:rPr>
-        <w:t xml:space="preserve">☐ Lấy số vector thật từ </w:t>
+        <w:t xml:space="preserve">☑ Số vector thật: </w:t>
       </w:r>
       <w:r>
         <w:rPr>
@@ -4744,7 +5200,7 @@
           <w:b w:val="0"/>
           <w:i w:val="0"/>
         </w:rPr>
-        <w:t xml:space="preserve"> sau đợt nạp lại 17/10, sửa "~4.700 đoạn" và "29 cuốn, 5 môn" nếu lệch.</w:t>
+        <w:t xml:space="preserve"> báo 5.498 đoạn, sổ nạp ghi 29 cuốn, 5 môn, lớp 6–9. Đã sửa.</w:t>
       </w:r>
     </w:p>
     <w:p>
@@ -4757,7 +5213,7 @@
           <w:b w:val="0"/>
           <w:i w:val="0"/>
         </w:rPr>
-        <w:t xml:space="preserve">☐ Điền số liệu buổi học sinh dùng thử (câu 11): số bạn, số lần Mimo giải hết bài, điểm tự làm tiếp. Chưa có file </w:t>
+        <w:t xml:space="preserve">☑ Số liệu buổi dùng thử 16/10 từ hệ thống: 34 bạn, 368 câu (câu 11, </w:t>
       </w:r>
       <w:r>
         <w:rPr>
@@ -4767,14 +5223,14 @@
           <w:color w:val="F2704F"/>
           <w:sz w:val="21"/>
         </w:rPr>
-        <w:t>KET_QUA_KHAO_SAT.md</w:t>
+        <w:t>thu-nghiem/KET_QUA_DUNG_THU_1610.md</w:t>
       </w:r>
       <w:r>
         <w:rPr>
           <w:b w:val="0"/>
           <w:i w:val="0"/>
         </w:rPr>
-        <w:t xml:space="preserve"> trong repo.</w:t>
+        <w:t>).</w:t>
       </w:r>
     </w:p>
     <w:p>
@@ -4787,7 +5243,7 @@
           <w:b w:val="0"/>
           <w:i w:val="0"/>
         </w:rPr>
-        <w:t>☐ Tính chi phí ước lượng mỗi câu hỏi nếu dùng gói trả phí (câu 15).</w:t>
+        <w:t>☐ Điền số từ Google Form vào câu 11: mấy bạn thấy Mimo giải hết bài, điểm tự làm tiếp trung bình.</w:t>
       </w:r>
     </w:p>
     <w:p>
@@ -4800,7 +5256,7 @@
           <w:b w:val="0"/>
           <w:i w:val="0"/>
         </w:rPr>
-        <w:t>☐ Hỏi lại thầy cô chỗ sai cụ thể ở câu 24, 28 và đánh giá câu 6.</w:t>
+        <w:t>☑ Chi phí mỗi câu hỏi đo thật: khoảng 50 đồng câu chữ, khoảng 1.000 đồng câu có ảnh (câu 15).</w:t>
       </w:r>
     </w:p>
     <w:p>
@@ -4813,7 +5269,7 @@
           <w:b w:val="0"/>
           <w:i w:val="0"/>
         </w:rPr>
-        <w:t>☐ Kiểm tra video demo dự phòng còn khớp giao diện hiện tại (khung chat đã đổi ở d52b06d).</w:t>
+        <w:t>☐ Tạo một tài khoản demo chưa luyện bài 6 Toán 8 cho phần luyện tập.</w:t>
       </w:r>
     </w:p>
     <w:p>
@@ -4826,7 +5282,7 @@
           <w:b w:val="0"/>
           <w:i w:val="0"/>
         </w:rPr>
-        <w:t xml:space="preserve">☐ Commit các file đang sửa dở trong </w:t>
+        <w:t xml:space="preserve">☑ Vì sao chỉ 36/368 câu buổi 16/10 có trang: đã tìm ra, chạy lại 25 câu được 18/25 (câu 16, </w:t>
       </w:r>
       <w:r>
         <w:rPr>
@@ -4836,14 +5292,79 @@
           <w:color w:val="F2704F"/>
           <w:sz w:val="21"/>
         </w:rPr>
-        <w:t>bao-cao/</w:t>
+        <w:t>thu-nghiem/KET_QUA_DUNG_THU_1610.md</w:t>
       </w:r>
       <w:r>
         <w:rPr>
           <w:b w:val="0"/>
           <w:i w:val="0"/>
         </w:rPr>
-        <w:t xml:space="preserve"> (hồ sơ v5, </w:t>
+        <w:t>). Vẫn đừng nói "câu nào cũng có trang".</w:t>
+      </w:r>
+    </w:p>
+    <w:p>
+      <w:pPr>
+        <w:spacing w:after="60"/>
+        <w:ind w:left="340"/>
+      </w:pPr>
+      <w:r>
+        <w:rPr>
+          <w:b w:val="0"/>
+          <w:i w:val="0"/>
+        </w:rPr>
+        <w:t>☑ Tiếng Anh gắn đúng trang, đúng Unit (commit 52eacf6, đã push 17/10): 15/16 câu có trang, cả 15 đúng Unit.</w:t>
+      </w:r>
+    </w:p>
+    <w:p>
+      <w:pPr>
+        <w:spacing w:after="60"/>
+        <w:ind w:left="340"/>
+      </w:pPr>
+      <w:r>
+        <w:rPr>
+          <w:b w:val="0"/>
+          <w:i w:val="0"/>
+        </w:rPr>
+        <w:t>☐ (Sau buổi thi) "Tính nhanh 102² bằng hằng đẳng thức" hỏi riêng bị trả về "chưa xác định được phần học".</w:t>
+      </w:r>
+    </w:p>
+    <w:p>
+      <w:pPr>
+        <w:spacing w:after="60"/>
+        <w:ind w:left="340"/>
+      </w:pPr>
+      <w:r>
+        <w:rPr>
+          <w:b w:val="0"/>
+          <w:i w:val="0"/>
+        </w:rPr>
+        <w:t>☐ Hỏi lại thầy cô chỗ sai cụ thể ở câu 24.</w:t>
+      </w:r>
+    </w:p>
+    <w:p>
+      <w:pPr>
+        <w:spacing w:after="60"/>
+        <w:ind w:left="340"/>
+      </w:pPr>
+      <w:r>
+        <w:rPr>
+          <w:b w:val="0"/>
+          <w:i w:val="0"/>
+        </w:rPr>
+        <w:t>☐ Kiểm tra video demo dự phòng còn khớp giao diện hiện tại (khung chat đã đổi ở d52b06d).</w:t>
+      </w:r>
+    </w:p>
+    <w:p>
+      <w:pPr>
+        <w:spacing w:after="60"/>
+        <w:ind w:left="340"/>
+      </w:pPr>
+      <w:r>
+        <w:rPr>
+          <w:b w:val="0"/>
+          <w:i w:val="0"/>
+        </w:rPr>
+        <w:t xml:space="preserve">☐ Commit các file mới: </w:t>
       </w:r>
       <w:r>
         <w:rPr>
@@ -4853,7 +5374,7 @@
           <w:color w:val="F2704F"/>
           <w:sz w:val="21"/>
         </w:rPr>
-        <w:t>KET_QUA_TEST.md</w:t>
+        <w:t>KET_QUA_CHAY_THU_DEMO.md</w:t>
       </w:r>
       <w:r>
         <w:rPr>
@@ -4870,14 +5391,14 @@
           <w:color w:val="F2704F"/>
           <w:sz w:val="21"/>
         </w:rPr>
-        <w:t>so-sanh-nan-ni/</w:t>
+        <w:t>thu-nghiem/KET_QUA_DUNG_THU_1610.md</w:t>
       </w:r>
       <w:r>
         <w:rPr>
           <w:b w:val="0"/>
           <w:i w:val="0"/>
         </w:rPr>
-        <w:t>) để bằng chứng trên repo khớp lời nói.</w:t>
+        <w:t xml:space="preserve"> và kịch bản đã sửa.</w:t>
       </w:r>
     </w:p>
     <w:p>

--- a/bao-cao/kich-ban-thi/Kich_ban_thi.docx
+++ b/bao-cao/kich-ban-thi/Kich_ban_thi.docx
@@ -1805,7 +1805,7 @@
           <w:color w:val="1B2A4A"/>
           <w:sz w:val="26"/>
         </w:rPr>
-        <w:t xml:space="preserve"> gọi thẳng vào bản đang chạy: câu dễ, câu khó, ngoài chương trình, lạc đề, và 14 ca năn nỉ xin đáp án. // Máy chấm đạt </w:t>
+        <w:t xml:space="preserve"> gọi thẳng vào bản đang chạy: câu dễ, câu khó, ngoài chương trình, lạc đề, và 14 ca năn nỉ xin đáp án. // Lần đo cuối trên bản đang chạy, máy chấm đạt </w:t>
       </w:r>
       <w:r>
         <w:rPr>
@@ -1814,7 +1814,7 @@
           <w:color w:val="1B2A4A"/>
           <w:sz w:val="26"/>
         </w:rPr>
-        <w:t>42 trên 43</w:t>
+        <w:t>43 trên 43</w:t>
       </w:r>
       <w:r>
         <w:rPr>
@@ -1925,7 +1925,7 @@
           <w:color w:val="1B2A4A"/>
           <w:sz w:val="26"/>
         </w:rPr>
-        <w:t>. // Hai câu đó thiếu một bước hướng dẫn và thiếu trích sách, không sai kiến thức; nhóm đã sửa cả hai ngay trong ngày. //</w:t>
+        <w:t>. // Hai câu đó thiếu một bước hướng dẫn và thiếu trích sách, không sai kiến thức; nhóm đã sửa cả hai ngay trong ngày, đo lại thì cả hai đều đạt. //</w:t>
       </w:r>
       <w:r>
         <w:br/>
@@ -4273,7 +4273,7 @@
           <w:b w:val="0"/>
           <w:i w:val="0"/>
         </w:rPr>
-        <w:t>Chọn bản Flash-Lite vì nhanh: trung vị 3,7 giây trong bộ thử 17/10; buổi 34 học sinh dùng thử trung vị 3,1 giây, 90% câu dưới 3,8 giây. Hết lượt thì tự chuyển sang Gemini 3.5 Flash-Lite rồi 3.5 Flash.</w:t>
+        <w:t>Chọn bản Flash-Lite vì nhanh: trung vị 4,1 giây ở lần đo cuối của bộ thử 17/10; buổi 34 học sinh dùng thử trung vị 3,1 giây, 90% câu dưới 3,8 giây. Hết lượt thì tự chuyển sang Gemini 3.5 Flash-Lite rồi 3.5 Flash.</w:t>
       </w:r>
     </w:p>
     <w:p>
@@ -4346,7 +4346,7 @@
           <w:b w:val="0"/>
           <w:i w:val="0"/>
         </w:rPr>
-        <w:t>Câu ƯCLN (câu 16) có chỗ sai dù có trang sách đi kèm: thiếu bước phân tích ra thừa số nguyên tố. Máy chấm không bắt được loại lỗi này, nên nhóm mới cần thầy cô chấm. Đã sửa ngày 17/10.</w:t>
+        <w:t>Câu ƯCLN (câu 16) có chỗ sai dù có trang sách đi kèm: thiếu bước phân tích ra thừa số nguyên tố. Máy chấm không bắt được loại lỗi này, nên nhóm mới cần thầy cô chấm. Đã sửa ngày 17/10: lần đo cuối, Mimo làm mẫu phép chia liên tiếp rồi để em tự phân tích 36.</w:t>
       </w:r>
     </w:p>
     <w:p>

--- a/bao-cao/kich-ban-thi/Kich_ban_thi.docx
+++ b/bao-cao/kich-ban-thi/Kich_ban_thi.docx
@@ -4745,7 +4745,52 @@
           <w:b w:val="0"/>
           <w:i w:val="0"/>
         </w:rPr>
-        <w:t>[Điền số từ Google Form: mấy bạn thấy Mimo giải hết bài, điểm tự làm tiếp trung bình trên thang 1–5.]</w:t>
+        <w:t xml:space="preserve">Google Form 12 phiếu: 10/12 bạn thấy Mimo chỉ gợi ý bước đầu, </w:t>
+      </w:r>
+      <w:r>
+        <w:rPr>
+          <w:b/>
+          <w:i w:val="0"/>
+        </w:rPr>
+        <w:t>2/12 bạn thấy Mimo giải hộ</w:t>
+      </w:r>
+      <w:r>
+        <w:rPr>
+          <w:b w:val="0"/>
+          <w:i w:val="0"/>
+        </w:rPr>
+        <w:t xml:space="preserve">; tự làm tiếp được trung bình </w:t>
+      </w:r>
+      <w:r>
+        <w:rPr>
+          <w:b/>
+          <w:i w:val="0"/>
+        </w:rPr>
+        <w:t>4,4/5</w:t>
+      </w:r>
+      <w:r>
+        <w:rPr>
+          <w:b w:val="0"/>
+          <w:i w:val="0"/>
+        </w:rPr>
+        <w:t xml:space="preserve">; 7/12 mở đúng trang sách, 5/12 gặp trang lệch hoặc không mở được. Nếu bị hỏi về 2 phiếu "giải hộ": nói thật là bộ thử đo 0/14 nhưng học sinh thật vẫn tìm ra cách hỏi bộ thử chưa phủ, nhóm sẽ đọc lại hội thoại đó và thêm vào bộ thử. Xem </w:t>
+      </w:r>
+      <w:r>
+        <w:rPr>
+          <w:rFonts w:ascii="Consolas" w:hAnsi="Consolas"/>
+          <w:b w:val="0"/>
+          <w:i w:val="0"/>
+          <w:color w:val="F2704F"/>
+          <w:sz w:val="21"/>
+        </w:rPr>
+        <w:t>thu-nghiem/KET_QUA_GOOGLE_FORM.md</w:t>
+      </w:r>
+      <w:r>
+        <w:rPr>
+          <w:b w:val="0"/>
+          <w:i w:val="0"/>
+        </w:rPr>
+        <w:t>.</w:t>
       </w:r>
     </w:p>
     <w:p>
@@ -5243,7 +5288,7 @@
           <w:b w:val="0"/>
           <w:i w:val="0"/>
         </w:rPr>
-        <w:t>☐ Điền số từ Google Form vào câu 11: mấy bạn thấy Mimo giải hết bài, điểm tự làm tiếp trung bình.</w:t>
+        <w:t>☑ Điền số từ Google Form vào câu 11: 2/12 thấy Mimo giải hộ, tự làm tiếp trung bình 4,4/5.</w:t>
       </w:r>
     </w:p>
     <w:p>

--- a/bao-cao/kich-ban-thi/Kich_ban_thi.docx
+++ b/bao-cao/kich-ban-thi/Kich_ban_thi.docx
@@ -28,7 +28,7 @@
           <w:i/>
           <w:color w:val="6B7280"/>
         </w:rPr>
-        <w:t>Phần 1: Thuyết trình &amp; Bảo vệ, khoảng 10 phút. Soạn ngày 17/10/2026.</w:t>
+        <w:t>Phần 1: Thuyết trình &amp; Bảo vệ, thi ngày 18/10/2026. Bản ôn, soạn lại tối 17/10/2026.</w:t>
       </w:r>
     </w:p>
     <w:p>
@@ -36,7 +36,7 @@
         <w:pStyle w:val="Heading1"/>
       </w:pPr>
       <w:r>
-        <w:t>Tổng quan và chuẩn bị</w:t>
+        <w:t>Tổng quan</w:t>
       </w:r>
     </w:p>
     <w:p>
@@ -55,14 +55,14 @@
           <w:b/>
           <w:i w:val="0"/>
         </w:rPr>
-        <w:t>khoảng 6 phút trình bày và demo, gần 4 phút trả lời phản biện</w:t>
+        <w:t>6 phút trình bày và demo, gần 4 phút trả lời phản biện</w:t>
       </w:r>
       <w:r>
         <w:rPr>
           <w:b w:val="0"/>
           <w:i w:val="0"/>
         </w:rPr>
-        <w:t>. Mục tiêu là để hội đồng thấy ba điều: Mimo giải quyết bài toán thật, đội hiểu từng bước dữ liệu đi qua hệ thống, và đội trung thực về phần AI hỗ trợ.</w:t>
+        <w:t>. Hội đồng cần thấy ba điều: Mimo giải quyết một bài toán có thật, đội hiểu dữ liệu đi qua từng bước của hệ thống, và đội nói thật phần nào AI làm.</w:t>
       </w:r>
     </w:p>
     <w:tbl>
@@ -85,7 +85,7 @@
         </w:trPr>
         <w:tc>
           <w:tcPr>
-            <w:tcW w:type="dxa" w:w="1822"/>
+            <w:tcW w:type="dxa" w:w="1764"/>
             <w:shd w:val="clear" w:fill="FDE7E0"/>
           </w:tcPr>
           <w:p>
@@ -104,7 +104,7 @@
         </w:tc>
         <w:tc>
           <w:tcPr>
-            <w:tcW w:type="dxa" w:w="2955"/>
+            <w:tcW w:type="dxa" w:w="2714"/>
             <w:shd w:val="clear" w:fill="FDE7E0"/>
           </w:tcPr>
           <w:p>
@@ -123,7 +123,7 @@
         </w:tc>
         <w:tc>
           <w:tcPr>
-            <w:tcW w:type="dxa" w:w="2684"/>
+            <w:tcW w:type="dxa" w:w="2598"/>
             <w:shd w:val="clear" w:fill="FDE7E0"/>
           </w:tcPr>
           <w:p>
@@ -142,7 +142,7 @@
         </w:tc>
         <w:tc>
           <w:tcPr>
-            <w:tcW w:type="dxa" w:w="2289"/>
+            <w:tcW w:type="dxa" w:w="2676"/>
             <w:shd w:val="clear" w:fill="FDE7E0"/>
           </w:tcPr>
           <w:p>
@@ -166,7 +166,7 @@
         </w:trPr>
         <w:tc>
           <w:tcPr>
-            <w:tcW w:type="dxa" w:w="1822"/>
+            <w:tcW w:type="dxa" w:w="1764"/>
           </w:tcPr>
           <w:p>
             <w:pPr>
@@ -184,7 +184,7 @@
         </w:tc>
         <w:tc>
           <w:tcPr>
-            <w:tcW w:type="dxa" w:w="2955"/>
+            <w:tcW w:type="dxa" w:w="2714"/>
           </w:tcPr>
           <w:p>
             <w:pPr>
@@ -202,7 +202,7 @@
         </w:tc>
         <w:tc>
           <w:tcPr>
-            <w:tcW w:type="dxa" w:w="2684"/>
+            <w:tcW w:type="dxa" w:w="2598"/>
           </w:tcPr>
           <w:p>
             <w:pPr>
@@ -220,7 +220,7 @@
         </w:tc>
         <w:tc>
           <w:tcPr>
-            <w:tcW w:type="dxa" w:w="2289"/>
+            <w:tcW w:type="dxa" w:w="2676"/>
           </w:tcPr>
           <w:p>
             <w:pPr>
@@ -243,7 +243,7 @@
         </w:trPr>
         <w:tc>
           <w:tcPr>
-            <w:tcW w:type="dxa" w:w="1822"/>
+            <w:tcW w:type="dxa" w:w="1764"/>
           </w:tcPr>
           <w:p>
             <w:pPr>
@@ -261,7 +261,7 @@
         </w:tc>
         <w:tc>
           <w:tcPr>
-            <w:tcW w:type="dxa" w:w="2955"/>
+            <w:tcW w:type="dxa" w:w="2714"/>
           </w:tcPr>
           <w:p>
             <w:pPr>
@@ -279,7 +279,7 @@
         </w:tc>
         <w:tc>
           <w:tcPr>
-            <w:tcW w:type="dxa" w:w="2684"/>
+            <w:tcW w:type="dxa" w:w="2598"/>
           </w:tcPr>
           <w:p>
             <w:pPr>
@@ -297,7 +297,7 @@
         </w:tc>
         <w:tc>
           <w:tcPr>
-            <w:tcW w:type="dxa" w:w="2289"/>
+            <w:tcW w:type="dxa" w:w="2676"/>
           </w:tcPr>
           <w:p>
             <w:pPr>
@@ -320,7 +320,7 @@
         </w:trPr>
         <w:tc>
           <w:tcPr>
-            <w:tcW w:type="dxa" w:w="1822"/>
+            <w:tcW w:type="dxa" w:w="1764"/>
           </w:tcPr>
           <w:p>
             <w:pPr>
@@ -338,7 +338,7 @@
         </w:tc>
         <w:tc>
           <w:tcPr>
-            <w:tcW w:type="dxa" w:w="2955"/>
+            <w:tcW w:type="dxa" w:w="2714"/>
           </w:tcPr>
           <w:p>
             <w:pPr>
@@ -356,7 +356,7 @@
         </w:tc>
         <w:tc>
           <w:tcPr>
-            <w:tcW w:type="dxa" w:w="2684"/>
+            <w:tcW w:type="dxa" w:w="2598"/>
           </w:tcPr>
           <w:p>
             <w:pPr>
@@ -374,7 +374,7 @@
         </w:tc>
         <w:tc>
           <w:tcPr>
-            <w:tcW w:type="dxa" w:w="2289"/>
+            <w:tcW w:type="dxa" w:w="2676"/>
           </w:tcPr>
           <w:p>
             <w:pPr>
@@ -386,7 +386,7 @@
                 <w:i w:val="0"/>
                 <w:sz w:val="22"/>
               </w:rPr>
-              <w:t>Sơ đồ kiến trúc b1→b5</w:t>
+              <w:t>Sơ đồ luồng dữ liệu (cuối tài liệu)</w:t>
             </w:r>
           </w:p>
         </w:tc>
@@ -397,7 +397,7 @@
         </w:trPr>
         <w:tc>
           <w:tcPr>
-            <w:tcW w:type="dxa" w:w="1822"/>
+            <w:tcW w:type="dxa" w:w="1764"/>
           </w:tcPr>
           <w:p>
             <w:pPr>
@@ -415,7 +415,7 @@
         </w:tc>
         <w:tc>
           <w:tcPr>
-            <w:tcW w:type="dxa" w:w="2955"/>
+            <w:tcW w:type="dxa" w:w="2714"/>
           </w:tcPr>
           <w:p>
             <w:pPr>
@@ -433,7 +433,7 @@
         </w:tc>
         <w:tc>
           <w:tcPr>
-            <w:tcW w:type="dxa" w:w="2684"/>
+            <w:tcW w:type="dxa" w:w="2598"/>
           </w:tcPr>
           <w:p>
             <w:pPr>
@@ -451,7 +451,7 @@
         </w:tc>
         <w:tc>
           <w:tcPr>
-            <w:tcW w:type="dxa" w:w="2289"/>
+            <w:tcW w:type="dxa" w:w="2676"/>
           </w:tcPr>
           <w:p>
             <w:pPr>
@@ -474,7 +474,7 @@
         </w:trPr>
         <w:tc>
           <w:tcPr>
-            <w:tcW w:type="dxa" w:w="1822"/>
+            <w:tcW w:type="dxa" w:w="1764"/>
           </w:tcPr>
           <w:p>
             <w:pPr>
@@ -492,7 +492,7 @@
         </w:tc>
         <w:tc>
           <w:tcPr>
-            <w:tcW w:type="dxa" w:w="2955"/>
+            <w:tcW w:type="dxa" w:w="2714"/>
           </w:tcPr>
           <w:p>
             <w:pPr>
@@ -504,13 +504,13 @@
                 <w:i w:val="0"/>
                 <w:sz w:val="22"/>
               </w:rPr>
-              <w:t>Kết quả dùng thử, kiểm thử, minh bạch AI</w:t>
+              <w:t>Cải tiến theo góp ý BGK, kết quả thử</w:t>
             </w:r>
           </w:p>
         </w:tc>
         <w:tc>
           <w:tcPr>
-            <w:tcW w:type="dxa" w:w="2684"/>
+            <w:tcW w:type="dxa" w:w="2598"/>
           </w:tcPr>
           <w:p>
             <w:pPr>
@@ -528,7 +528,7 @@
         </w:tc>
         <w:tc>
           <w:tcPr>
-            <w:tcW w:type="dxa" w:w="2289"/>
+            <w:tcW w:type="dxa" w:w="2676"/>
           </w:tcPr>
           <w:p>
             <w:pPr>
@@ -551,7 +551,7 @@
         </w:trPr>
         <w:tc>
           <w:tcPr>
-            <w:tcW w:type="dxa" w:w="1822"/>
+            <w:tcW w:type="dxa" w:w="1764"/>
           </w:tcPr>
           <w:p>
             <w:pPr>
@@ -569,7 +569,7 @@
         </w:tc>
         <w:tc>
           <w:tcPr>
-            <w:tcW w:type="dxa" w:w="2955"/>
+            <w:tcW w:type="dxa" w:w="2714"/>
           </w:tcPr>
           <w:p>
             <w:pPr>
@@ -587,7 +587,7 @@
         </w:tc>
         <w:tc>
           <w:tcPr>
-            <w:tcW w:type="dxa" w:w="2684"/>
+            <w:tcW w:type="dxa" w:w="2598"/>
           </w:tcPr>
           <w:p>
             <w:pPr>
@@ -605,7 +605,7 @@
         </w:tc>
         <w:tc>
           <w:tcPr>
-            <w:tcW w:type="dxa" w:w="2289"/>
+            <w:tcW w:type="dxa" w:w="2676"/>
           </w:tcPr>
           <w:p>
             <w:pPr>
@@ -628,7 +628,7 @@
         </w:trPr>
         <w:tc>
           <w:tcPr>
-            <w:tcW w:type="dxa" w:w="1822"/>
+            <w:tcW w:type="dxa" w:w="1764"/>
           </w:tcPr>
           <w:p>
             <w:pPr>
@@ -646,7 +646,7 @@
         </w:tc>
         <w:tc>
           <w:tcPr>
-            <w:tcW w:type="dxa" w:w="2955"/>
+            <w:tcW w:type="dxa" w:w="2714"/>
           </w:tcPr>
           <w:p>
             <w:pPr>
@@ -664,7 +664,7 @@
         </w:tc>
         <w:tc>
           <w:tcPr>
-            <w:tcW w:type="dxa" w:w="2684"/>
+            <w:tcW w:type="dxa" w:w="2598"/>
           </w:tcPr>
           <w:p>
             <w:pPr>
@@ -682,7 +682,7 @@
         </w:tc>
         <w:tc>
           <w:tcPr>
-            <w:tcW w:type="dxa" w:w="2289"/>
+            <w:tcW w:type="dxa" w:w="2676"/>
           </w:tcPr>
           <w:p>
             <w:pPr>
@@ -714,7 +714,7 @@
           <w:b w:val="0"/>
           <w:i w:val="0"/>
         </w:rPr>
-        <w:t>Điền tên người vào cột "Ai nói". Nếu chỉ có một người trình bày, giữ nguyên thời lượng và bỏ cột này.</w:t>
+        <w:t>Điền tên vào cột "Ai nói". Nếu chỉ một người trình bày thì giữ nguyên thời lượng, bỏ cột này.</w:t>
       </w:r>
     </w:p>
     <w:p>
@@ -726,241 +726,1106 @@
           <w:b/>
           <w:i w:val="0"/>
         </w:rPr>
-        <w:t>Checklist trước giờ thi (làm tối nay và sáng mai)</w:t>
+        <w:t>Cách ôn tối nay:</w:t>
+      </w:r>
+      <w:r>
+        <w:rPr>
+          <w:b w:val="0"/>
+          <w:i w:val="0"/>
+        </w:rPr>
+        <w:t xml:space="preserve"> (1) đọc thuộc bảng số liệu ở mục dưới; (2) đọc to lời thoại hai lần, có bấm giờ, mục tiêu 6:00–6:10; (3) một bạn hỏi, một bạn trả lời các câu phản biện, chỉ dùng "câu trả lời ngắn", không đọc giấy.</w:t>
       </w:r>
     </w:p>
     <w:p>
       <w:pPr>
-        <w:spacing w:after="60"/>
-        <w:ind w:left="340"/>
+        <w:pStyle w:val="Heading1"/>
+      </w:pPr>
+      <w:r>
+        <w:t>Số liệu phải thuộc</w:t>
+      </w:r>
+    </w:p>
+    <w:p>
+      <w:pPr>
+        <w:spacing w:after="120"/>
       </w:pPr>
       <w:r>
         <w:rPr>
           <w:b w:val="0"/>
           <w:i w:val="0"/>
         </w:rPr>
-        <w:t xml:space="preserve">☐ Mở </w:t>
-      </w:r>
-      <w:r>
-        <w:rPr>
-          <w:rFonts w:ascii="Consolas" w:hAnsi="Consolas"/>
-          <w:b w:val="0"/>
-          <w:i w:val="0"/>
-          <w:color w:val="F2704F"/>
-          <w:sz w:val="21"/>
-        </w:rPr>
-        <w:t>https://gia-su-ai-api.onrender.com/api/health</w:t>
-      </w:r>
-      <w:r>
-        <w:rPr>
-          <w:b w:val="0"/>
-          <w:i w:val="0"/>
-        </w:rPr>
-        <w:t xml:space="preserve"> 15 phút trước giờ thi để Render thức dậy (gói miễn phí ngủ sau 15 phút không dùng, lần đầu gọi mất 30–60 giây).</w:t>
+        <w:t>Hỏi số nào cũng trả lời bằng số trong bảng này. Không nhớ thì nói "em xin mở file", không đoán.</w:t>
       </w:r>
     </w:p>
+    <w:tbl>
+      <w:tblPr>
+        <w:tblStyle w:val="TableGrid"/>
+        <w:tblW w:type="auto" w:w="0"/>
+        <w:jc w:val="center"/>
+        <w:tblLayout w:type="fixed"/>
+        <w:tblLook w:firstColumn="1" w:firstRow="1" w:lastColumn="0" w:lastRow="0" w:noHBand="0" w:noVBand="1" w:val="04A0"/>
+      </w:tblPr>
+      <w:tblGrid>
+        <w:gridCol w:w="3251"/>
+        <w:gridCol w:w="3251"/>
+        <w:gridCol w:w="3251"/>
+      </w:tblGrid>
+      <w:tr>
+        <w:trPr>
+          <w:cantSplit/>
+        </w:trPr>
+        <w:tc>
+          <w:tcPr>
+            <w:tcW w:type="dxa" w:w="1808"/>
+            <w:shd w:val="clear" w:fill="FDE7E0"/>
+          </w:tcPr>
+          <w:p>
+            <w:pPr>
+              <w:spacing w:after="40" w:line="252" w:lineRule="auto"/>
+            </w:pPr>
+            <w:r>
+              <w:rPr>
+                <w:b/>
+                <w:i w:val="0"/>
+                <w:sz w:val="22"/>
+              </w:rPr>
+              <w:t>Chủ đề</w:t>
+            </w:r>
+          </w:p>
+        </w:tc>
+        <w:tc>
+          <w:tcPr>
+            <w:tcW w:type="dxa" w:w="5113"/>
+            <w:shd w:val="clear" w:fill="FDE7E0"/>
+          </w:tcPr>
+          <w:p>
+            <w:pPr>
+              <w:spacing w:after="40" w:line="252" w:lineRule="auto"/>
+            </w:pPr>
+            <w:r>
+              <w:rPr>
+                <w:b/>
+                <w:i w:val="0"/>
+                <w:sz w:val="22"/>
+              </w:rPr>
+              <w:t>Con số để nói</w:t>
+            </w:r>
+          </w:p>
+        </w:tc>
+        <w:tc>
+          <w:tcPr>
+            <w:tcW w:type="dxa" w:w="2830"/>
+            <w:shd w:val="clear" w:fill="FDE7E0"/>
+          </w:tcPr>
+          <w:p>
+            <w:pPr>
+              <w:spacing w:after="40" w:line="252" w:lineRule="auto"/>
+            </w:pPr>
+            <w:r>
+              <w:rPr>
+                <w:b/>
+                <w:i w:val="0"/>
+                <w:sz w:val="22"/>
+              </w:rPr>
+              <w:t>Lấy từ</w:t>
+            </w:r>
+          </w:p>
+        </w:tc>
+      </w:tr>
+      <w:tr>
+        <w:trPr>
+          <w:cantSplit/>
+        </w:trPr>
+        <w:tc>
+          <w:tcPr>
+            <w:tcW w:type="dxa" w:w="1808"/>
+          </w:tcPr>
+          <w:p>
+            <w:pPr>
+              <w:spacing w:after="40" w:line="252" w:lineRule="auto"/>
+            </w:pPr>
+            <w:r>
+              <w:rPr>
+                <w:b w:val="0"/>
+                <w:i w:val="0"/>
+                <w:sz w:val="22"/>
+              </w:rPr>
+              <w:t>Kho sách</w:t>
+            </w:r>
+          </w:p>
+        </w:tc>
+        <w:tc>
+          <w:tcPr>
+            <w:tcW w:type="dxa" w:w="5113"/>
+          </w:tcPr>
+          <w:p>
+            <w:pPr>
+              <w:spacing w:after="40" w:line="252" w:lineRule="auto"/>
+            </w:pPr>
+            <w:r>
+              <w:rPr>
+                <w:b w:val="0"/>
+                <w:i w:val="0"/>
+                <w:sz w:val="22"/>
+              </w:rPr>
+              <w:t xml:space="preserve">29 cuốn SGK Kết nối tri thức, 5 môn, lớp 6–9, </w:t>
+            </w:r>
+            <w:r>
+              <w:rPr>
+                <w:b/>
+                <w:i w:val="0"/>
+                <w:sz w:val="22"/>
+              </w:rPr>
+              <w:t>5.498 đoạn</w:t>
+            </w:r>
+          </w:p>
+        </w:tc>
+        <w:tc>
+          <w:tcPr>
+            <w:tcW w:type="dxa" w:w="2830"/>
+          </w:tcPr>
+          <w:p>
+            <w:pPr>
+              <w:spacing w:after="40" w:line="252" w:lineRule="auto"/>
+            </w:pPr>
+            <w:r>
+              <w:rPr>
+                <w:rFonts w:ascii="Consolas" w:hAnsi="Consolas"/>
+                <w:b w:val="0"/>
+                <w:i w:val="0"/>
+                <w:color w:val="F2704F"/>
+                <w:sz w:val="19"/>
+              </w:rPr>
+              <w:t>/api/health</w:t>
+            </w:r>
+            <w:r>
+              <w:rPr>
+                <w:b w:val="0"/>
+                <w:i w:val="0"/>
+                <w:sz w:val="22"/>
+              </w:rPr>
+              <w:t xml:space="preserve">, </w:t>
+            </w:r>
+            <w:r>
+              <w:rPr>
+                <w:rFonts w:ascii="Consolas" w:hAnsi="Consolas"/>
+                <w:b w:val="0"/>
+                <w:i w:val="0"/>
+                <w:color w:val="F2704F"/>
+                <w:sz w:val="19"/>
+              </w:rPr>
+              <w:t>books.py</w:t>
+            </w:r>
+          </w:p>
+        </w:tc>
+      </w:tr>
+      <w:tr>
+        <w:trPr>
+          <w:cantSplit/>
+        </w:trPr>
+        <w:tc>
+          <w:tcPr>
+            <w:tcW w:type="dxa" w:w="1808"/>
+          </w:tcPr>
+          <w:p>
+            <w:pPr>
+              <w:spacing w:after="40" w:line="252" w:lineRule="auto"/>
+            </w:pPr>
+            <w:r>
+              <w:rPr>
+                <w:b w:val="0"/>
+                <w:i w:val="0"/>
+                <w:sz w:val="22"/>
+              </w:rPr>
+              <w:t>Mô hình</w:t>
+            </w:r>
+          </w:p>
+        </w:tc>
+        <w:tc>
+          <w:tcPr>
+            <w:tcW w:type="dxa" w:w="5113"/>
+          </w:tcPr>
+          <w:p>
+            <w:pPr>
+              <w:spacing w:after="40" w:line="252" w:lineRule="auto"/>
+            </w:pPr>
+            <w:r>
+              <w:rPr>
+                <w:b w:val="0"/>
+                <w:i w:val="0"/>
+                <w:sz w:val="22"/>
+              </w:rPr>
+              <w:t>Gemini 3.1 Flash-Lite trả lời câu chữ; câu có ảnh dùng Gemini 3.5 Flash; hết lượt thì chuyển sang 3.5 Flash-Lite rồi 3.5 Flash</w:t>
+            </w:r>
+          </w:p>
+        </w:tc>
+        <w:tc>
+          <w:tcPr>
+            <w:tcW w:type="dxa" w:w="2830"/>
+          </w:tcPr>
+          <w:p>
+            <w:pPr>
+              <w:spacing w:after="40" w:line="252" w:lineRule="auto"/>
+            </w:pPr>
+            <w:r>
+              <w:rPr>
+                <w:rFonts w:ascii="Consolas" w:hAnsi="Consolas"/>
+                <w:b w:val="0"/>
+                <w:i w:val="0"/>
+                <w:color w:val="F2704F"/>
+                <w:sz w:val="19"/>
+              </w:rPr>
+              <w:t>backend/</w:t>
+            </w:r>
+          </w:p>
+        </w:tc>
+      </w:tr>
+      <w:tr>
+        <w:trPr>
+          <w:cantSplit/>
+        </w:trPr>
+        <w:tc>
+          <w:tcPr>
+            <w:tcW w:type="dxa" w:w="1808"/>
+          </w:tcPr>
+          <w:p>
+            <w:pPr>
+              <w:spacing w:after="40" w:line="252" w:lineRule="auto"/>
+            </w:pPr>
+            <w:r>
+              <w:rPr>
+                <w:b w:val="0"/>
+                <w:i w:val="0"/>
+                <w:sz w:val="22"/>
+              </w:rPr>
+              <w:t>Bộ thử máy chấm</w:t>
+            </w:r>
+          </w:p>
+        </w:tc>
+        <w:tc>
+          <w:tcPr>
+            <w:tcW w:type="dxa" w:w="5113"/>
+          </w:tcPr>
+          <w:p>
+            <w:pPr>
+              <w:spacing w:after="40" w:line="252" w:lineRule="auto"/>
+            </w:pPr>
+            <w:r>
+              <w:rPr>
+                <w:b/>
+                <w:i w:val="0"/>
+                <w:sz w:val="22"/>
+              </w:rPr>
+              <w:t>43 ca</w:t>
+            </w:r>
+            <w:r>
+              <w:rPr>
+                <w:b w:val="0"/>
+                <w:i w:val="0"/>
+                <w:sz w:val="22"/>
+              </w:rPr>
+              <w:t xml:space="preserve"> gọi thẳng bản đang chạy: </w:t>
+            </w:r>
+            <w:r>
+              <w:rPr>
+                <w:b/>
+                <w:i w:val="0"/>
+                <w:sz w:val="22"/>
+              </w:rPr>
+              <w:t>43/43</w:t>
+            </w:r>
+            <w:r>
+              <w:rPr>
+                <w:b w:val="0"/>
+                <w:i w:val="0"/>
+                <w:sz w:val="22"/>
+              </w:rPr>
+              <w:t>, trung vị 3,8 giây (đo 17:56 ngày 17/10)</w:t>
+            </w:r>
+          </w:p>
+        </w:tc>
+        <w:tc>
+          <w:tcPr>
+            <w:tcW w:type="dxa" w:w="2830"/>
+          </w:tcPr>
+          <w:p>
+            <w:pPr>
+              <w:spacing w:after="40" w:line="252" w:lineRule="auto"/>
+            </w:pPr>
+            <w:r>
+              <w:rPr>
+                <w:rFonts w:ascii="Consolas" w:hAnsi="Consolas"/>
+                <w:b w:val="0"/>
+                <w:i w:val="0"/>
+                <w:color w:val="F2704F"/>
+                <w:sz w:val="19"/>
+              </w:rPr>
+              <w:t>bo-test/KET_QUA_TEST.md</w:t>
+            </w:r>
+          </w:p>
+        </w:tc>
+      </w:tr>
+      <w:tr>
+        <w:trPr>
+          <w:cantSplit/>
+        </w:trPr>
+        <w:tc>
+          <w:tcPr>
+            <w:tcW w:type="dxa" w:w="1808"/>
+          </w:tcPr>
+          <w:p>
+            <w:pPr>
+              <w:spacing w:after="40" w:line="252" w:lineRule="auto"/>
+            </w:pPr>
+            <w:r>
+              <w:rPr>
+                <w:b w:val="0"/>
+                <w:i w:val="0"/>
+                <w:sz w:val="22"/>
+              </w:rPr>
+              <w:t>Ca năn nỉ xin đáp án</w:t>
+            </w:r>
+          </w:p>
+        </w:tc>
+        <w:tc>
+          <w:tcPr>
+            <w:tcW w:type="dxa" w:w="5113"/>
+          </w:tcPr>
+          <w:p>
+            <w:pPr>
+              <w:spacing w:after="40" w:line="252" w:lineRule="auto"/>
+            </w:pPr>
+            <w:r>
+              <w:rPr>
+                <w:b w:val="0"/>
+                <w:i w:val="0"/>
+                <w:sz w:val="22"/>
+              </w:rPr>
+              <w:t xml:space="preserve">14 ca: bản tháng 9 lộ đáp án </w:t>
+            </w:r>
+            <w:r>
+              <w:rPr>
+                <w:b/>
+                <w:i w:val="0"/>
+                <w:sz w:val="22"/>
+              </w:rPr>
+              <w:t>3 lần</w:t>
+            </w:r>
+            <w:r>
+              <w:rPr>
+                <w:b w:val="0"/>
+                <w:i w:val="0"/>
+                <w:sz w:val="22"/>
+              </w:rPr>
+              <w:t xml:space="preserve">, bản hiện tại </w:t>
+            </w:r>
+            <w:r>
+              <w:rPr>
+                <w:b/>
+                <w:i w:val="0"/>
+                <w:sz w:val="22"/>
+              </w:rPr>
+              <w:t>0 lần</w:t>
+            </w:r>
+          </w:p>
+        </w:tc>
+        <w:tc>
+          <w:tcPr>
+            <w:tcW w:type="dxa" w:w="2830"/>
+          </w:tcPr>
+          <w:p>
+            <w:pPr>
+              <w:spacing w:after="40" w:line="252" w:lineRule="auto"/>
+            </w:pPr>
+            <w:r>
+              <w:rPr>
+                <w:rFonts w:ascii="Consolas" w:hAnsi="Consolas"/>
+                <w:b w:val="0"/>
+                <w:i w:val="0"/>
+                <w:color w:val="F2704F"/>
+                <w:sz w:val="19"/>
+              </w:rPr>
+              <w:t>so-sanh-nan-ni/README.md</w:t>
+            </w:r>
+          </w:p>
+        </w:tc>
+      </w:tr>
+      <w:tr>
+        <w:trPr>
+          <w:cantSplit/>
+        </w:trPr>
+        <w:tc>
+          <w:tcPr>
+            <w:tcW w:type="dxa" w:w="1808"/>
+          </w:tcPr>
+          <w:p>
+            <w:pPr>
+              <w:spacing w:after="40" w:line="252" w:lineRule="auto"/>
+            </w:pPr>
+            <w:r>
+              <w:rPr>
+                <w:b w:val="0"/>
+                <w:i w:val="0"/>
+                <w:sz w:val="22"/>
+              </w:rPr>
+              <w:t>Thầy cô chấm</w:t>
+            </w:r>
+          </w:p>
+        </w:tc>
+        <w:tc>
+          <w:tcPr>
+            <w:tcW w:type="dxa" w:w="5113"/>
+          </w:tcPr>
+          <w:p>
+            <w:pPr>
+              <w:spacing w:after="40" w:line="252" w:lineRule="auto"/>
+            </w:pPr>
+            <w:r>
+              <w:rPr>
+                <w:b w:val="0"/>
+                <w:i w:val="0"/>
+                <w:sz w:val="22"/>
+              </w:rPr>
+              <w:t xml:space="preserve">Ngày 17/10, </w:t>
+            </w:r>
+            <w:r>
+              <w:rPr>
+                <w:b/>
+                <w:i w:val="0"/>
+                <w:sz w:val="22"/>
+              </w:rPr>
+              <w:t>43 câu: 41 đúng, 2 có chỗ sai, 0 câu sai</w:t>
+            </w:r>
+            <w:r>
+              <w:rPr>
+                <w:b w:val="0"/>
+                <w:i w:val="0"/>
+                <w:sz w:val="22"/>
+              </w:rPr>
+              <w:t>. Ngày 19/09, 28 câu: 25 đúng, 3 có chỗ sai</w:t>
+            </w:r>
+          </w:p>
+        </w:tc>
+        <w:tc>
+          <w:tcPr>
+            <w:tcW w:type="dxa" w:w="2830"/>
+          </w:tcPr>
+          <w:p>
+            <w:pPr>
+              <w:spacing w:after="40" w:line="252" w:lineRule="auto"/>
+            </w:pPr>
+            <w:r>
+              <w:rPr>
+                <w:rFonts w:ascii="Consolas" w:hAnsi="Consolas"/>
+                <w:b w:val="0"/>
+                <w:i w:val="0"/>
+                <w:color w:val="F2704F"/>
+                <w:sz w:val="19"/>
+              </w:rPr>
+              <w:t>ket_qua_gv_1710.json</w:t>
+            </w:r>
+            <w:r>
+              <w:rPr>
+                <w:b w:val="0"/>
+                <w:i w:val="0"/>
+                <w:sz w:val="22"/>
+              </w:rPr>
+              <w:t xml:space="preserve">, </w:t>
+            </w:r>
+            <w:r>
+              <w:rPr>
+                <w:rFonts w:ascii="Consolas" w:hAnsi="Consolas"/>
+                <w:b w:val="0"/>
+                <w:i w:val="0"/>
+                <w:color w:val="F2704F"/>
+                <w:sz w:val="19"/>
+              </w:rPr>
+              <w:t>cham_giao_vien_1909.csv</w:t>
+            </w:r>
+          </w:p>
+        </w:tc>
+      </w:tr>
+      <w:tr>
+        <w:trPr>
+          <w:cantSplit/>
+        </w:trPr>
+        <w:tc>
+          <w:tcPr>
+            <w:tcW w:type="dxa" w:w="1808"/>
+          </w:tcPr>
+          <w:p>
+            <w:pPr>
+              <w:spacing w:after="40" w:line="252" w:lineRule="auto"/>
+            </w:pPr>
+            <w:r>
+              <w:rPr>
+                <w:b w:val="0"/>
+                <w:i w:val="0"/>
+                <w:sz w:val="22"/>
+              </w:rPr>
+              <w:t>Dùng thử lớp học</w:t>
+            </w:r>
+          </w:p>
+        </w:tc>
+        <w:tc>
+          <w:tcPr>
+            <w:tcW w:type="dxa" w:w="5113"/>
+          </w:tcPr>
+          <w:p>
+            <w:pPr>
+              <w:spacing w:after="40" w:line="252" w:lineRule="auto"/>
+            </w:pPr>
+            <w:r>
+              <w:rPr>
+                <w:b w:val="0"/>
+                <w:i w:val="0"/>
+                <w:sz w:val="22"/>
+              </w:rPr>
+              <w:t xml:space="preserve">Sáng 16/10: </w:t>
+            </w:r>
+            <w:r>
+              <w:rPr>
+                <w:b/>
+                <w:i w:val="0"/>
+                <w:sz w:val="22"/>
+              </w:rPr>
+              <w:t>34 bạn lớp 7, 368 câu</w:t>
+            </w:r>
+            <w:r>
+              <w:rPr>
+                <w:b w:val="0"/>
+                <w:i w:val="0"/>
+                <w:sz w:val="22"/>
+              </w:rPr>
+              <w:t xml:space="preserve">, khoảng 17 phút mỗi bạn, trung vị </w:t>
+            </w:r>
+            <w:r>
+              <w:rPr>
+                <w:b/>
+                <w:i w:val="0"/>
+                <w:sz w:val="22"/>
+              </w:rPr>
+              <w:t>3,1 giây</w:t>
+            </w:r>
+            <w:r>
+              <w:rPr>
+                <w:b w:val="0"/>
+                <w:i w:val="0"/>
+                <w:sz w:val="22"/>
+              </w:rPr>
+              <w:t>, 90% câu dưới 3,8 giây; 14 bạn làm 178 lượt luyện tập, đúng 56%</w:t>
+            </w:r>
+          </w:p>
+        </w:tc>
+        <w:tc>
+          <w:tcPr>
+            <w:tcW w:type="dxa" w:w="2830"/>
+          </w:tcPr>
+          <w:p>
+            <w:pPr>
+              <w:spacing w:after="40" w:line="252" w:lineRule="auto"/>
+            </w:pPr>
+            <w:r>
+              <w:rPr>
+                <w:rFonts w:ascii="Consolas" w:hAnsi="Consolas"/>
+                <w:b w:val="0"/>
+                <w:i w:val="0"/>
+                <w:color w:val="F2704F"/>
+                <w:sz w:val="19"/>
+              </w:rPr>
+              <w:t>thu-nghiem/KET_QUA_DUNG_THU_1610.md</w:t>
+            </w:r>
+          </w:p>
+        </w:tc>
+      </w:tr>
+      <w:tr>
+        <w:trPr>
+          <w:cantSplit/>
+        </w:trPr>
+        <w:tc>
+          <w:tcPr>
+            <w:tcW w:type="dxa" w:w="1808"/>
+          </w:tcPr>
+          <w:p>
+            <w:pPr>
+              <w:spacing w:after="40" w:line="252" w:lineRule="auto"/>
+            </w:pPr>
+            <w:r>
+              <w:rPr>
+                <w:b w:val="0"/>
+                <w:i w:val="0"/>
+                <w:sz w:val="22"/>
+              </w:rPr>
+              <w:t>Google Form</w:t>
+            </w:r>
+          </w:p>
+        </w:tc>
+        <w:tc>
+          <w:tcPr>
+            <w:tcW w:type="dxa" w:w="5113"/>
+          </w:tcPr>
+          <w:p>
+            <w:pPr>
+              <w:spacing w:after="40" w:line="252" w:lineRule="auto"/>
+            </w:pPr>
+            <w:r>
+              <w:rPr>
+                <w:b w:val="0"/>
+                <w:i w:val="0"/>
+                <w:sz w:val="22"/>
+              </w:rPr>
+              <w:t xml:space="preserve">12 phiếu: tự làm tiếp được </w:t>
+            </w:r>
+            <w:r>
+              <w:rPr>
+                <w:b/>
+                <w:i w:val="0"/>
+                <w:sz w:val="22"/>
+              </w:rPr>
+              <w:t>4,4/5</w:t>
+            </w:r>
+            <w:r>
+              <w:rPr>
+                <w:b w:val="0"/>
+                <w:i w:val="0"/>
+                <w:sz w:val="22"/>
+              </w:rPr>
+              <w:t xml:space="preserve">; 10/12 thấy Mimo chỉ gợi ý, </w:t>
+            </w:r>
+            <w:r>
+              <w:rPr>
+                <w:b/>
+                <w:i w:val="0"/>
+                <w:sz w:val="22"/>
+              </w:rPr>
+              <w:t>2/12 thấy Mimo giải hộ</w:t>
+            </w:r>
+            <w:r>
+              <w:rPr>
+                <w:b w:val="0"/>
+                <w:i w:val="0"/>
+                <w:sz w:val="22"/>
+              </w:rPr>
+              <w:t>; 7/12 mở đúng trang sách</w:t>
+            </w:r>
+          </w:p>
+        </w:tc>
+        <w:tc>
+          <w:tcPr>
+            <w:tcW w:type="dxa" w:w="2830"/>
+          </w:tcPr>
+          <w:p>
+            <w:pPr>
+              <w:spacing w:after="40" w:line="252" w:lineRule="auto"/>
+            </w:pPr>
+            <w:r>
+              <w:rPr>
+                <w:rFonts w:ascii="Consolas" w:hAnsi="Consolas"/>
+                <w:b w:val="0"/>
+                <w:i w:val="0"/>
+                <w:color w:val="F2704F"/>
+                <w:sz w:val="19"/>
+              </w:rPr>
+              <w:t>thu-nghiem/KET_QUA_GOOGLE_FORM.md</w:t>
+            </w:r>
+          </w:p>
+        </w:tc>
+      </w:tr>
+      <w:tr>
+        <w:trPr>
+          <w:cantSplit/>
+        </w:trPr>
+        <w:tc>
+          <w:tcPr>
+            <w:tcW w:type="dxa" w:w="1808"/>
+          </w:tcPr>
+          <w:p>
+            <w:pPr>
+              <w:spacing w:after="40" w:line="252" w:lineRule="auto"/>
+            </w:pPr>
+            <w:r>
+              <w:rPr>
+                <w:b w:val="0"/>
+                <w:i w:val="0"/>
+                <w:sz w:val="22"/>
+              </w:rPr>
+              <w:t>Trích trang sách</w:t>
+            </w:r>
+          </w:p>
+        </w:tc>
+        <w:tc>
+          <w:tcPr>
+            <w:tcW w:type="dxa" w:w="5113"/>
+          </w:tcPr>
+          <w:p>
+            <w:pPr>
+              <w:spacing w:after="40" w:line="252" w:lineRule="auto"/>
+            </w:pPr>
+            <w:r>
+              <w:rPr>
+                <w:b w:val="0"/>
+                <w:i w:val="0"/>
+                <w:sz w:val="22"/>
+              </w:rPr>
+              <w:t xml:space="preserve">Buổi thử: 124 câu hỏi bài, 36 câu có trang. Sau khi sửa, chạy lại 25 câu: </w:t>
+            </w:r>
+            <w:r>
+              <w:rPr>
+                <w:b/>
+                <w:i w:val="0"/>
+                <w:sz w:val="22"/>
+              </w:rPr>
+              <w:t>10/25 lên 18/25</w:t>
+            </w:r>
+            <w:r>
+              <w:rPr>
+                <w:b w:val="0"/>
+                <w:i w:val="0"/>
+                <w:sz w:val="22"/>
+              </w:rPr>
+              <w:t>. Tiếng Anh 15/16 câu có trang, cả 15 đúng Unit; các môn khác 64/64</w:t>
+            </w:r>
+          </w:p>
+        </w:tc>
+        <w:tc>
+          <w:tcPr>
+            <w:tcW w:type="dxa" w:w="2830"/>
+          </w:tcPr>
+          <w:p>
+            <w:pPr>
+              <w:spacing w:after="40" w:line="252" w:lineRule="auto"/>
+            </w:pPr>
+            <w:r>
+              <w:rPr>
+                <w:rFonts w:ascii="Consolas" w:hAnsi="Consolas"/>
+                <w:b w:val="0"/>
+                <w:i w:val="0"/>
+                <w:color w:val="F2704F"/>
+                <w:sz w:val="19"/>
+              </w:rPr>
+              <w:t>KET_QUA_DUNG_THU_1610.md</w:t>
+            </w:r>
+          </w:p>
+        </w:tc>
+      </w:tr>
+      <w:tr>
+        <w:trPr>
+          <w:cantSplit/>
+        </w:trPr>
+        <w:tc>
+          <w:tcPr>
+            <w:tcW w:type="dxa" w:w="1808"/>
+          </w:tcPr>
+          <w:p>
+            <w:pPr>
+              <w:spacing w:after="40" w:line="252" w:lineRule="auto"/>
+            </w:pPr>
+            <w:r>
+              <w:rPr>
+                <w:b w:val="0"/>
+                <w:i w:val="0"/>
+                <w:sz w:val="22"/>
+              </w:rPr>
+              <w:t>Chi phí</w:t>
+            </w:r>
+          </w:p>
+        </w:tc>
+        <w:tc>
+          <w:tcPr>
+            <w:tcW w:type="dxa" w:w="5113"/>
+          </w:tcPr>
+          <w:p>
+            <w:pPr>
+              <w:spacing w:after="40" w:line="252" w:lineRule="auto"/>
+            </w:pPr>
+            <w:r>
+              <w:rPr>
+                <w:b w:val="0"/>
+                <w:i w:val="0"/>
+                <w:sz w:val="22"/>
+              </w:rPr>
+              <w:t xml:space="preserve">Câu chữ </w:t>
+            </w:r>
+            <w:r>
+              <w:rPr>
+                <w:b/>
+                <w:i w:val="0"/>
+                <w:sz w:val="22"/>
+              </w:rPr>
+              <w:t>khoảng 50 đồng</w:t>
+            </w:r>
+            <w:r>
+              <w:rPr>
+                <w:b w:val="0"/>
+                <w:i w:val="0"/>
+                <w:sz w:val="22"/>
+              </w:rPr>
+              <w:t xml:space="preserve"> (42–66 đồng); câu có ảnh </w:t>
+            </w:r>
+            <w:r>
+              <w:rPr>
+                <w:b/>
+                <w:i w:val="0"/>
+                <w:sz w:val="22"/>
+              </w:rPr>
+              <w:t>khoảng 1.000 đồng</w:t>
+            </w:r>
+            <w:r>
+              <w:rPr>
+                <w:b w:val="0"/>
+                <w:i w:val="0"/>
+                <w:sz w:val="22"/>
+              </w:rPr>
+              <w:t xml:space="preserve"> (490–1.560 đồng), mỗi em tối đa 10 ảnh/ngày; 1.000 em khoảng 400 USD/tháng tiền AI</w:t>
+            </w:r>
+          </w:p>
+        </w:tc>
+        <w:tc>
+          <w:tcPr>
+            <w:tcW w:type="dxa" w:w="2830"/>
+          </w:tcPr>
+          <w:p>
+            <w:pPr>
+              <w:spacing w:after="40" w:line="252" w:lineRule="auto"/>
+            </w:pPr>
+            <w:r>
+              <w:rPr>
+                <w:b w:val="0"/>
+                <w:i w:val="0"/>
+                <w:sz w:val="22"/>
+              </w:rPr>
+              <w:t>đo thật 17/10</w:t>
+            </w:r>
+          </w:p>
+        </w:tc>
+      </w:tr>
+      <w:tr>
+        <w:trPr>
+          <w:cantSplit/>
+        </w:trPr>
+        <w:tc>
+          <w:tcPr>
+            <w:tcW w:type="dxa" w:w="1808"/>
+          </w:tcPr>
+          <w:p>
+            <w:pPr>
+              <w:spacing w:after="40" w:line="252" w:lineRule="auto"/>
+            </w:pPr>
+            <w:r>
+              <w:rPr>
+                <w:b w:val="0"/>
+                <w:i w:val="0"/>
+                <w:sz w:val="22"/>
+              </w:rPr>
+              <w:t>Chặn ngoài cấp</w:t>
+            </w:r>
+          </w:p>
+        </w:tc>
+        <w:tc>
+          <w:tcPr>
+            <w:tcW w:type="dxa" w:w="5113"/>
+          </w:tcPr>
+          <w:p>
+            <w:pPr>
+              <w:spacing w:after="40" w:line="252" w:lineRule="auto"/>
+            </w:pPr>
+            <w:r>
+              <w:rPr>
+                <w:b w:val="0"/>
+                <w:i w:val="0"/>
+                <w:sz w:val="22"/>
+              </w:rPr>
+              <w:t xml:space="preserve">Từ chối trong </w:t>
+            </w:r>
+            <w:r>
+              <w:rPr>
+                <w:b/>
+                <w:i w:val="0"/>
+                <w:sz w:val="22"/>
+              </w:rPr>
+              <w:t>0,07 giây</w:t>
+            </w:r>
+            <w:r>
+              <w:rPr>
+                <w:b w:val="0"/>
+                <w:i w:val="0"/>
+                <w:sz w:val="22"/>
+              </w:rPr>
+              <w:t>, không gọi AI</w:t>
+            </w:r>
+          </w:p>
+        </w:tc>
+        <w:tc>
+          <w:tcPr>
+            <w:tcW w:type="dxa" w:w="2830"/>
+          </w:tcPr>
+          <w:p>
+            <w:pPr>
+              <w:spacing w:after="40" w:line="252" w:lineRule="auto"/>
+            </w:pPr>
+            <w:r>
+              <w:rPr>
+                <w:rFonts w:ascii="Consolas" w:hAnsi="Consolas"/>
+                <w:b w:val="0"/>
+                <w:i w:val="0"/>
+                <w:color w:val="F2704F"/>
+                <w:sz w:val="19"/>
+              </w:rPr>
+              <w:t>KET_QUA_CHAY_THU_DEMO.md</w:t>
+            </w:r>
+          </w:p>
+        </w:tc>
+      </w:tr>
+      <w:tr>
+        <w:trPr>
+          <w:cantSplit/>
+        </w:trPr>
+        <w:tc>
+          <w:tcPr>
+            <w:tcW w:type="dxa" w:w="1808"/>
+          </w:tcPr>
+          <w:p>
+            <w:pPr>
+              <w:spacing w:after="40" w:line="252" w:lineRule="auto"/>
+            </w:pPr>
+            <w:r>
+              <w:rPr>
+                <w:b w:val="0"/>
+                <w:i w:val="0"/>
+                <w:sz w:val="22"/>
+              </w:rPr>
+              <w:t>Minh bạch</w:t>
+            </w:r>
+          </w:p>
+        </w:tc>
+        <w:tc>
+          <w:tcPr>
+            <w:tcW w:type="dxa" w:w="5113"/>
+          </w:tcPr>
+          <w:p>
+            <w:pPr>
+              <w:spacing w:after="40" w:line="252" w:lineRule="auto"/>
+            </w:pPr>
+            <w:r>
+              <w:rPr>
+                <w:b w:val="0"/>
+                <w:i w:val="0"/>
+                <w:sz w:val="22"/>
+              </w:rPr>
+              <w:t>Prompt Log khoảng 7.400 dòng, 55 phiên làm việc; 99 commit từ 13/09</w:t>
+            </w:r>
+          </w:p>
+        </w:tc>
+        <w:tc>
+          <w:tcPr>
+            <w:tcW w:type="dxa" w:w="2830"/>
+          </w:tcPr>
+          <w:p>
+            <w:pPr>
+              <w:spacing w:after="40" w:line="252" w:lineRule="auto"/>
+            </w:pPr>
+            <w:r>
+              <w:rPr>
+                <w:rFonts w:ascii="Consolas" w:hAnsi="Consolas"/>
+                <w:b w:val="0"/>
+                <w:i w:val="0"/>
+                <w:color w:val="F2704F"/>
+                <w:sz w:val="19"/>
+              </w:rPr>
+              <w:t>prompt-log/</w:t>
+            </w:r>
+            <w:r>
+              <w:rPr>
+                <w:b w:val="0"/>
+                <w:i w:val="0"/>
+                <w:sz w:val="22"/>
+              </w:rPr>
+              <w:t>, git log</w:t>
+            </w:r>
+          </w:p>
+        </w:tc>
+      </w:tr>
+      <w:tr>
+        <w:trPr>
+          <w:cantSplit/>
+        </w:trPr>
+        <w:tc>
+          <w:tcPr>
+            <w:tcW w:type="dxa" w:w="1808"/>
+          </w:tcPr>
+          <w:p>
+            <w:pPr>
+              <w:spacing w:after="40" w:line="252" w:lineRule="auto"/>
+            </w:pPr>
+            <w:r>
+              <w:rPr>
+                <w:b w:val="0"/>
+                <w:i w:val="0"/>
+                <w:sz w:val="22"/>
+              </w:rPr>
+              <w:t>An toàn</w:t>
+            </w:r>
+          </w:p>
+        </w:tc>
+        <w:tc>
+          <w:tcPr>
+            <w:tcW w:type="dxa" w:w="5113"/>
+          </w:tcPr>
+          <w:p>
+            <w:pPr>
+              <w:spacing w:after="40" w:line="252" w:lineRule="auto"/>
+            </w:pPr>
+            <w:r>
+              <w:rPr>
+                <w:b w:val="0"/>
+                <w:i w:val="0"/>
+                <w:sz w:val="22"/>
+              </w:rPr>
+              <w:t xml:space="preserve">Tổng đài bảo vệ trẻ em </w:t>
+            </w:r>
+            <w:r>
+              <w:rPr>
+                <w:b/>
+                <w:i w:val="0"/>
+                <w:sz w:val="22"/>
+              </w:rPr>
+              <w:t>111</w:t>
+            </w:r>
+            <w:r>
+              <w:rPr>
+                <w:b w:val="0"/>
+                <w:i w:val="0"/>
+                <w:sz w:val="22"/>
+              </w:rPr>
+              <w:t>, miễn phí, 24/7, do code gắn</w:t>
+            </w:r>
+          </w:p>
+        </w:tc>
+        <w:tc>
+          <w:tcPr>
+            <w:tcW w:type="dxa" w:w="2830"/>
+          </w:tcPr>
+          <w:p>
+            <w:pPr>
+              <w:spacing w:after="40" w:line="252" w:lineRule="auto"/>
+            </w:pPr>
+            <w:r>
+              <w:rPr>
+                <w:rFonts w:ascii="Consolas" w:hAnsi="Consolas"/>
+                <w:b w:val="0"/>
+                <w:i w:val="0"/>
+                <w:color w:val="F2704F"/>
+                <w:sz w:val="19"/>
+              </w:rPr>
+              <w:t>backend/safety.py</w:t>
+            </w:r>
+          </w:p>
+        </w:tc>
+      </w:tr>
+    </w:tbl>
     <w:p>
       <w:pPr>
-        <w:spacing w:after="60"/>
-        <w:ind w:left="340"/>
+        <w:spacing w:after="0"/>
       </w:pPr>
-      <w:r>
-        <w:rPr>
-          <w:b w:val="0"/>
-          <w:i w:val="0"/>
-        </w:rPr>
-        <w:t xml:space="preserve">☐ Đăng nhập sẵn tài khoản demo trên </w:t>
-      </w:r>
-      <w:r>
-        <w:rPr>
-          <w:rFonts w:ascii="Consolas" w:hAnsi="Consolas"/>
-          <w:b w:val="0"/>
-          <w:i w:val="0"/>
-          <w:color w:val="F2704F"/>
-          <w:sz w:val="21"/>
-        </w:rPr>
-        <w:t>https://ai2026-v2.vercel.app</w:t>
-      </w:r>
-      <w:r>
-        <w:rPr>
-          <w:b w:val="0"/>
-          <w:i w:val="0"/>
-        </w:rPr>
-        <w:t>, chọn sẵn Toán 8.</w:t>
-      </w:r>
-    </w:p>
-    <w:p>
-      <w:pPr>
-        <w:spacing w:after="60"/>
-        <w:ind w:left="340"/>
-      </w:pPr>
-      <w:r>
-        <w:rPr>
-          <w:b w:val="0"/>
-          <w:i w:val="0"/>
-        </w:rPr>
-        <w:t xml:space="preserve">☑ </w:t>
-      </w:r>
-      <w:r>
-        <w:rPr>
-          <w:b/>
-          <w:i w:val="0"/>
-        </w:rPr>
-        <w:t>Nạp tiền Gemini</w:t>
-      </w:r>
-      <w:r>
-        <w:rPr>
-          <w:b w:val="0"/>
-          <w:i w:val="0"/>
-        </w:rPr>
-        <w:t xml:space="preserve"> (đã chạy lại chiều 17/10) ở ai.studio/projects (17/10 đã hết tiền nạp trước: mọi lượt gọi lỗi 402, Mimo báo "chưa mở được sách giáo khoa"). Sau đó gọi </w:t>
-      </w:r>
-      <w:r>
-        <w:rPr>
-          <w:rFonts w:ascii="Consolas" w:hAnsi="Consolas"/>
-          <w:b w:val="0"/>
-          <w:i w:val="0"/>
-          <w:color w:val="F2704F"/>
-          <w:sz w:val="21"/>
-        </w:rPr>
-        <w:t>/api/health/probe</w:t>
-      </w:r>
-      <w:r>
-        <w:rPr>
-          <w:b w:val="0"/>
-          <w:i w:val="0"/>
-        </w:rPr>
-        <w:t xml:space="preserve"> khi đã đăng nhập: phải thấy Gemini trả lời được, không báo hết hạn mức. Làm lại một lần sáng mai.</w:t>
-      </w:r>
-    </w:p>
-    <w:p>
-      <w:pPr>
-        <w:spacing w:after="60"/>
-        <w:ind w:left="340"/>
-      </w:pPr>
-      <w:r>
-        <w:rPr>
-          <w:b w:val="0"/>
-          <w:i w:val="0"/>
-        </w:rPr>
-        <w:t>☐ Chạy thử đủ 5 câu demo ở mục dưới một lần tối nay và một lần sáng mai.</w:t>
-      </w:r>
-    </w:p>
-    <w:p>
-      <w:pPr>
-        <w:spacing w:after="60"/>
-        <w:ind w:left="340"/>
-      </w:pPr>
-      <w:r>
-        <w:rPr>
-          <w:b w:val="0"/>
-          <w:i w:val="0"/>
-        </w:rPr>
-        <w:t xml:space="preserve">☐ Mở sẵn các tab: app, sơ đồ kiến trúc, </w:t>
-      </w:r>
-      <w:r>
-        <w:rPr>
-          <w:rFonts w:ascii="Consolas" w:hAnsi="Consolas"/>
-          <w:b w:val="0"/>
-          <w:i w:val="0"/>
-          <w:color w:val="F2704F"/>
-          <w:sz w:val="21"/>
-        </w:rPr>
-        <w:t>KET_QUA_TEST.md</w:t>
-      </w:r>
-      <w:r>
-        <w:rPr>
-          <w:b w:val="0"/>
-          <w:i w:val="0"/>
-        </w:rPr>
-        <w:t xml:space="preserve">, </w:t>
-      </w:r>
-      <w:r>
-        <w:rPr>
-          <w:rFonts w:ascii="Consolas" w:hAnsi="Consolas"/>
-          <w:b w:val="0"/>
-          <w:i w:val="0"/>
-          <w:color w:val="F2704F"/>
-          <w:sz w:val="21"/>
-        </w:rPr>
-        <w:t>PROMPT_LOG.md</w:t>
-      </w:r>
-      <w:r>
-        <w:rPr>
-          <w:b w:val="0"/>
-          <w:i w:val="0"/>
-        </w:rPr>
-        <w:t>, video demo dự phòng.</w:t>
-      </w:r>
-    </w:p>
-    <w:p>
-      <w:pPr>
-        <w:spacing w:after="60"/>
-        <w:ind w:left="340"/>
-      </w:pPr>
-      <w:r>
-        <w:rPr>
-          <w:b w:val="0"/>
-          <w:i w:val="0"/>
-        </w:rPr>
-        <w:t>☐ Chuẩn bị 4G điện thoại để phát mạng nếu wifi phòng thi yếu.</w:t>
-      </w:r>
-    </w:p>
-    <w:p>
-      <w:pPr>
-        <w:spacing w:after="60"/>
-        <w:ind w:left="340"/>
-      </w:pPr>
-      <w:r>
-        <w:rPr>
-          <w:b w:val="0"/>
-          <w:i w:val="0"/>
-        </w:rPr>
-        <w:t>☐ Phóng to trình duyệt 125–150% để hội đồng đọc được chữ trên máy chiếu.</w:t>
-      </w:r>
-    </w:p>
-    <w:p>
-      <w:pPr>
-        <w:spacing w:after="60"/>
-        <w:ind w:left="340"/>
-      </w:pPr>
-      <w:r>
-        <w:rPr>
-          <w:b w:val="0"/>
-          <w:i w:val="0"/>
-        </w:rPr>
-        <w:t>☐ Tắt thông báo Zalo, Messenger, Windows trên máy demo.</w:t>
-      </w:r>
-    </w:p>
-    <w:p>
-      <w:pPr>
-        <w:spacing w:after="60"/>
-        <w:ind w:left="340"/>
-      </w:pPr>
-      <w:r>
-        <w:rPr>
-          <w:b w:val="0"/>
-          <w:i w:val="0"/>
-        </w:rPr>
-        <w:t xml:space="preserve">☐ Chạy </w:t>
-      </w:r>
-      <w:r>
-        <w:rPr>
-          <w:rFonts w:ascii="Consolas" w:hAnsi="Consolas"/>
-          <w:b w:val="0"/>
-          <w:i w:val="0"/>
-          <w:color w:val="F2704F"/>
-          <w:sz w:val="21"/>
-        </w:rPr>
-        <w:t>Chay AI Gia Su.bat</w:t>
-      </w:r>
-      <w:r>
-        <w:rPr>
-          <w:b w:val="0"/>
-          <w:i w:val="0"/>
-        </w:rPr>
-        <w:t xml:space="preserve"> sẵn ở máy làm bản dự phòng local (xem mục demo).</w:t>
-      </w:r>
     </w:p>
     <w:p>
       <w:pPr>
@@ -979,7 +1844,7 @@
           <w:b w:val="0"/>
           <w:i w:val="0"/>
         </w:rPr>
-        <w:t xml:space="preserve">Khoảng 900 chữ, nói ở 150 chữ/phút. Dấu </w:t>
+        <w:t xml:space="preserve">Khoảng 900 chữ, nói ở tốc độ 150 chữ/phút. </w:t>
       </w:r>
       <w:r>
         <w:rPr>
@@ -1067,7 +1932,7 @@
           <w:color w:val="1B2A4A"/>
           <w:sz w:val="26"/>
         </w:rPr>
-        <w:t>Mimo — gia sư AI trả lời theo đúng sách giáo khoa</w:t>
+        <w:t>Mimo, gia sư AI trả lời theo đúng sách giáo khoa</w:t>
       </w:r>
       <w:r>
         <w:rPr>
@@ -1102,7 +1967,7 @@
           <w:color w:val="1B2A4A"/>
           <w:sz w:val="26"/>
         </w:rPr>
-        <w:t>Khi bí bài, học sinh tụi em hay hỏi chatbot. Chúng trả lời nhanh, nhưng có ba vấn đề. //</w:t>
+        <w:t>Khi bí bài, học sinh tụi em hay hỏi chatbot. Chatbot trả lời nhanh, nhưng có ba vấn đề. //</w:t>
       </w:r>
       <w:r>
         <w:br/>
@@ -1287,41 +2152,7 @@
           <w:b w:val="0"/>
           <w:i w:val="0"/>
         </w:rPr>
-        <w:t xml:space="preserve">Chiếu sơ đồ ở mục cuối tài liệu này (hoặc </w:t>
-      </w:r>
-      <w:r>
-        <w:rPr>
-          <w:rFonts w:ascii="Consolas" w:hAnsi="Consolas"/>
-          <w:b w:val="0"/>
-          <w:i w:val="0"/>
-          <w:color w:val="F2704F"/>
-          <w:sz w:val="21"/>
-        </w:rPr>
-        <w:t>so_do_kien_truc_b1</w:t>
-      </w:r>
-      <w:r>
-        <w:rPr>
-          <w:b w:val="0"/>
-          <w:i w:val="0"/>
-        </w:rPr>
-        <w:t xml:space="preserve"> → </w:t>
-      </w:r>
-      <w:r>
-        <w:rPr>
-          <w:rFonts w:ascii="Consolas" w:hAnsi="Consolas"/>
-          <w:b w:val="0"/>
-          <w:i w:val="0"/>
-          <w:color w:val="F2704F"/>
-          <w:sz w:val="21"/>
-        </w:rPr>
-        <w:t>b5</w:t>
-      </w:r>
-      <w:r>
-        <w:rPr>
-          <w:b w:val="0"/>
-          <w:i w:val="0"/>
-        </w:rPr>
-        <w:t>). Chỉ tay theo từng bước khi nói.</w:t>
+        <w:t>Chiếu sơ đồ ở cuối tài liệu. Chỉ tay theo từng bước khi nói.</w:t>
       </w:r>
     </w:p>
     <w:p>
@@ -1348,7 +2179,7 @@
           <w:color w:val="1B2A4A"/>
           <w:sz w:val="26"/>
         </w:rPr>
-        <w:t>RAG — tìm trong sách trước, rồi AI mới viết câu trả lời</w:t>
+        <w:t>RAG: tìm trong sách trước, rồi AI mới viết câu trả lời</w:t>
       </w:r>
       <w:r>
         <w:rPr>
@@ -1471,7 +2302,7 @@
           <w:color w:val="1B2A4A"/>
           <w:sz w:val="26"/>
         </w:rPr>
-        <w:t>Một — đầu vào</w:t>
+        <w:t>Một, đầu vào</w:t>
       </w:r>
       <w:r>
         <w:rPr>
@@ -1480,7 +2311,7 @@
           <w:color w:val="1B2A4A"/>
           <w:sz w:val="26"/>
         </w:rPr>
-        <w:t>: em gõ, chụp ảnh đề, hoặc nói vào micro. //</w:t>
+        <w:t>: em gõ, chụp ảnh đề, gửi file PDF đề, hoặc nói vào micro. //</w:t>
       </w:r>
       <w:r>
         <w:br/>
@@ -1492,7 +2323,7 @@
           <w:color w:val="1B2A4A"/>
           <w:sz w:val="26"/>
         </w:rPr>
-        <w:t>Hai — lớp an toàn</w:t>
+        <w:t>Hai, lớp an toàn</w:t>
       </w:r>
       <w:r>
         <w:rPr>
@@ -1513,7 +2344,7 @@
           <w:color w:val="1B2A4A"/>
           <w:sz w:val="26"/>
         </w:rPr>
-        <w:t>Ba — lọc phạm vi</w:t>
+        <w:t>Ba, lọc phạm vi</w:t>
       </w:r>
       <w:r>
         <w:rPr>
@@ -1522,7 +2353,7 @@
           <w:color w:val="1B2A4A"/>
           <w:sz w:val="26"/>
         </w:rPr>
-        <w:t>: câu ngoài cấp, lạc đề thì từ chối; câu mơ hồ thì hỏi lại. Luật rẻ chạy trước, chỉ khi không chắc mới hỏi Gemini. //</w:t>
+        <w:t>: Mimo bám đúng lớp và môn em đã chọn. Câu ngoài cấp, lạc đề thì từ chối; bài thuộc lớp khác thì Mimo không giảng mà mời em chọn lại lớp; câu mơ hồ thì hỏi lại. // Luật rẻ chạy trước, chỉ khi không chắc mới hỏi Gemini. //</w:t>
       </w:r>
       <w:r>
         <w:br/>
@@ -1534,7 +2365,7 @@
           <w:color w:val="1B2A4A"/>
           <w:sz w:val="26"/>
         </w:rPr>
-        <w:t>Bốn — tìm sách</w:t>
+        <w:t>Bốn, tìm sách</w:t>
       </w:r>
       <w:r>
         <w:rPr>
@@ -1573,7 +2404,7 @@
           <w:color w:val="1B2A4A"/>
           <w:sz w:val="26"/>
         </w:rPr>
-        <w:t>Năm — sinh câu trả lời</w:t>
+        <w:t>Năm, sinh câu trả lời</w:t>
       </w:r>
       <w:r>
         <w:rPr>
@@ -1639,7 +2470,7 @@
           <w:color w:val="1B2A4A"/>
           <w:sz w:val="26"/>
         </w:rPr>
-        <w:t xml:space="preserve">Về công nghệ: // giao diện React trên Vercel, máy chủ FastAPI trên Render. // Nhóm chọn Gemini vì giỏi tiếng Việt, đọc được ảnh đề, có gói miễn phí. // Bản Flash-Lite cho trung vị </w:t>
+        <w:t xml:space="preserve">Về công nghệ: // giao diện React trên Vercel, máy chủ FastAPI trên Render. // Nhóm chọn Gemini vì giỏi tiếng Việt, đọc được ảnh đề, có gói miễn phí. // Khi 34 bạn dùng thật, Mimo trả lời trung vị </w:t>
       </w:r>
       <w:r>
         <w:rPr>
@@ -1648,7 +2479,7 @@
           <w:color w:val="1B2A4A"/>
           <w:sz w:val="26"/>
         </w:rPr>
-        <w:t>3,8 giây</w:t>
+        <w:t>3,1 giây</w:t>
       </w:r>
       <w:r>
         <w:rPr>
@@ -1657,7 +2488,7 @@
           <w:color w:val="1B2A4A"/>
           <w:sz w:val="26"/>
         </w:rPr>
-        <w:t xml:space="preserve"> mỗi câu. // Khi hết lượt, hệ thống tự chuyển sang mô hình dự phòng.</w:t>
+        <w:t xml:space="preserve"> một câu. // Hết lượt thì hệ thống tự chuyển sang mô hình dự phòng.</w:t>
       </w:r>
     </w:p>
     <w:p>
@@ -1677,7 +2508,7 @@
           <w:b w:val="0"/>
           <w:i w:val="0"/>
         </w:rPr>
-        <w:t>Theo kịch bản demo ở mục tiếp theo. Người nói chỉ thuật lại điều đang hiện trên màn hình, không nói thêm.</w:t>
+        <w:t>Làm theo bảng demo ở mục sau. Người nói chỉ thuật lại điều đang hiện trên màn hình, không nói thêm.</w:t>
       </w:r>
     </w:p>
     <w:p>
@@ -1685,7 +2516,7 @@
         <w:pStyle w:val="Heading2"/>
       </w:pPr>
       <w:r>
-        <w:t>5:00 – Kết quả và minh bạch AI (50 giây)</w:t>
+        <w:t>5:00 – Cải tiến và kết quả (50 giây)</w:t>
       </w:r>
     </w:p>
     <w:p>
@@ -1703,7 +2534,10 @@
           <w:color w:val="1B2A4A"/>
           <w:sz w:val="26"/>
         </w:rPr>
-        <w:t xml:space="preserve">Sáng 16/10, </w:t>
+        <w:t>Vòng trước thầy cô góp bốn ý, nhóm em đã làm cả bốn. //</w:t>
+      </w:r>
+      <w:r>
+        <w:br/>
       </w:r>
       <w:r>
         <w:rPr>
@@ -1712,7 +2546,7 @@
           <w:color w:val="1B2A4A"/>
           <w:sz w:val="26"/>
         </w:rPr>
-        <w:t>34 bạn lớp 7</w:t>
+        <w:t>Một, chấm bộ thử chặt hơn</w:t>
       </w:r>
       <w:r>
         <w:rPr>
@@ -1721,91 +2555,7 @@
           <w:color w:val="1B2A4A"/>
           <w:sz w:val="26"/>
         </w:rPr>
-        <w:t xml:space="preserve"> đã dùng thử Mimo: </w:t>
-      </w:r>
-      <w:r>
-        <w:rPr>
-          <w:b/>
-          <w:i w:val="0"/>
-          <w:color w:val="1B2A4A"/>
-          <w:sz w:val="26"/>
-        </w:rPr>
-        <w:t>368 câu hỏi</w:t>
-      </w:r>
-      <w:r>
-        <w:rPr>
-          <w:b w:val="0"/>
-          <w:i w:val="0"/>
-          <w:color w:val="1B2A4A"/>
-          <w:sz w:val="26"/>
-        </w:rPr>
-        <w:t xml:space="preserve">, mỗi bạn khoảng 17 phút, trung vị </w:t>
-      </w:r>
-      <w:r>
-        <w:rPr>
-          <w:b/>
-          <w:i w:val="0"/>
-          <w:color w:val="1B2A4A"/>
-          <w:sz w:val="26"/>
-        </w:rPr>
-        <w:t>3,1 giây</w:t>
-      </w:r>
-      <w:r>
-        <w:rPr>
-          <w:b w:val="0"/>
-          <w:i w:val="0"/>
-          <w:color w:val="1B2A4A"/>
-          <w:sz w:val="26"/>
-        </w:rPr>
-        <w:t xml:space="preserve"> một câu. // Vài bạn báo Mimo mở lệch trang sách, nên hôm sau nhóm em thêm nút </w:t>
-      </w:r>
-      <w:r>
-        <w:rPr>
-          <w:b/>
-          <w:i w:val="0"/>
-          <w:color w:val="1B2A4A"/>
-          <w:sz w:val="26"/>
-        </w:rPr>
-        <w:t>"Trang này không đúng?"</w:t>
-      </w:r>
-      <w:r>
-        <w:rPr>
-          <w:b w:val="0"/>
-          <w:i w:val="0"/>
-          <w:color w:val="1B2A4A"/>
-          <w:sz w:val="26"/>
-        </w:rPr>
-        <w:t xml:space="preserve"> để học sinh báo ngay. //</w:t>
-      </w:r>
-      <w:r>
-        <w:br/>
-      </w:r>
-      <w:r>
-        <w:rPr>
-          <w:b w:val="0"/>
-          <w:i w:val="0"/>
-          <w:color w:val="1B2A4A"/>
-          <w:sz w:val="26"/>
-        </w:rPr>
-        <w:t xml:space="preserve">Nhóm em kiểm thử Mimo bằng </w:t>
-      </w:r>
-      <w:r>
-        <w:rPr>
-          <w:b/>
-          <w:i w:val="0"/>
-          <w:color w:val="1B2A4A"/>
-          <w:sz w:val="26"/>
-        </w:rPr>
-        <w:t>43 ca</w:t>
-      </w:r>
-      <w:r>
-        <w:rPr>
-          <w:b w:val="0"/>
-          <w:i w:val="0"/>
-          <w:color w:val="1B2A4A"/>
-          <w:sz w:val="26"/>
-        </w:rPr>
-        <w:t xml:space="preserve"> gọi thẳng vào bản đang chạy: câu dễ, câu khó, ngoài chương trình, lạc đề, và 14 ca năn nỉ xin đáp án. // Lần đo cuối trên bản đang chạy, máy chấm đạt </w:t>
+        <w:t xml:space="preserve">: 43 ca gọi thẳng vào bản đang chạy, có 14 ca năn nỉ xin đáp án. Lần đo cuối máy chấm đạt </w:t>
       </w:r>
       <w:r>
         <w:rPr>
@@ -1823,7 +2573,7 @@
           <w:color w:val="1B2A4A"/>
           <w:sz w:val="26"/>
         </w:rPr>
-        <w:t xml:space="preserve">. // Các ca năn nỉ: bản tháng 9 lộ đáp án </w:t>
+        <w:t xml:space="preserve">; ca năn nỉ từ lộ đáp án </w:t>
       </w:r>
       <w:r>
         <w:rPr>
@@ -1841,7 +2591,7 @@
           <w:color w:val="1B2A4A"/>
           <w:sz w:val="26"/>
         </w:rPr>
-        <w:t xml:space="preserve">, bản hiện tại </w:t>
+        <w:t xml:space="preserve"> xuống </w:t>
       </w:r>
       <w:r>
         <w:rPr>
@@ -1866,21 +2616,12 @@
       </w:r>
       <w:r>
         <w:rPr>
-          <w:b w:val="0"/>
-          <w:i w:val="0"/>
-          <w:color w:val="1B2A4A"/>
-          <w:sz w:val="26"/>
-        </w:rPr>
-        <w:t xml:space="preserve">Máy không chấm được kiến thức đúng sai, nên nhóm nhờ </w:t>
-      </w:r>
-      <w:r>
-        <w:rPr>
           <w:b/>
           <w:i w:val="0"/>
           <w:color w:val="1B2A4A"/>
           <w:sz w:val="26"/>
         </w:rPr>
-        <w:t>thầy cô bộ môn</w:t>
+        <w:t>Hai, nhờ thầy cô bộ môn chấm</w:t>
       </w:r>
       <w:r>
         <w:rPr>
@@ -1889,25 +2630,7 @@
           <w:color w:val="1B2A4A"/>
           <w:sz w:val="26"/>
         </w:rPr>
-        <w:t xml:space="preserve"> chấm nguyên văn </w:t>
-      </w:r>
-      <w:r>
-        <w:rPr>
-          <w:b/>
-          <w:i w:val="0"/>
-          <w:color w:val="1B2A4A"/>
-          <w:sz w:val="26"/>
-        </w:rPr>
-        <w:t>cả 43 câu</w:t>
-      </w:r>
-      <w:r>
-        <w:rPr>
-          <w:b w:val="0"/>
-          <w:i w:val="0"/>
-          <w:color w:val="1B2A4A"/>
-          <w:sz w:val="26"/>
-        </w:rPr>
-        <w:t xml:space="preserve">: </w:t>
+        <w:t xml:space="preserve"> nguyên văn cả 43 câu: </w:t>
       </w:r>
       <w:r>
         <w:rPr>
@@ -1925,7 +2648,121 @@
           <w:color w:val="1B2A4A"/>
           <w:sz w:val="26"/>
         </w:rPr>
-        <w:t>. // Hai câu đó thiếu một bước hướng dẫn và thiếu trích sách, không sai kiến thức; nhóm đã sửa cả hai ngay trong ngày, đo lại thì cả hai đều đạt. //</w:t>
+        <w:t>. Nhóm đã sửa cả hai ngay trong ngày. //</w:t>
+      </w:r>
+      <w:r>
+        <w:br/>
+      </w:r>
+      <w:r>
+        <w:rPr>
+          <w:b/>
+          <w:i w:val="0"/>
+          <w:color w:val="1B2A4A"/>
+          <w:sz w:val="26"/>
+        </w:rPr>
+        <w:t>Ba, cho các bạn dùng thử</w:t>
+      </w:r>
+      <w:r>
+        <w:rPr>
+          <w:b w:val="0"/>
+          <w:i w:val="0"/>
+          <w:color w:val="1B2A4A"/>
+          <w:sz w:val="26"/>
+        </w:rPr>
+        <w:t xml:space="preserve">: sáng 16/10, </w:t>
+      </w:r>
+      <w:r>
+        <w:rPr>
+          <w:b/>
+          <w:i w:val="0"/>
+          <w:color w:val="1B2A4A"/>
+          <w:sz w:val="26"/>
+        </w:rPr>
+        <w:t>34 bạn lớp 7</w:t>
+      </w:r>
+      <w:r>
+        <w:rPr>
+          <w:b w:val="0"/>
+          <w:i w:val="0"/>
+          <w:color w:val="1B2A4A"/>
+          <w:sz w:val="26"/>
+        </w:rPr>
+        <w:t xml:space="preserve"> hỏi </w:t>
+      </w:r>
+      <w:r>
+        <w:rPr>
+          <w:b/>
+          <w:i w:val="0"/>
+          <w:color w:val="1B2A4A"/>
+          <w:sz w:val="26"/>
+        </w:rPr>
+        <w:t>368 câu</w:t>
+      </w:r>
+      <w:r>
+        <w:rPr>
+          <w:b w:val="0"/>
+          <w:i w:val="0"/>
+          <w:color w:val="1B2A4A"/>
+          <w:sz w:val="26"/>
+        </w:rPr>
+        <w:t xml:space="preserve">. Các bạn tự làm tiếp được trung bình </w:t>
+      </w:r>
+      <w:r>
+        <w:rPr>
+          <w:b/>
+          <w:i w:val="0"/>
+          <w:color w:val="1B2A4A"/>
+          <w:sz w:val="26"/>
+        </w:rPr>
+        <w:t>4,4 trên 5</w:t>
+      </w:r>
+      <w:r>
+        <w:rPr>
+          <w:b w:val="0"/>
+          <w:i w:val="0"/>
+          <w:color w:val="1B2A4A"/>
+          <w:sz w:val="26"/>
+        </w:rPr>
+        <w:t xml:space="preserve">. Vài bạn báo lệch trang sách, nên nhóm thêm nút </w:t>
+      </w:r>
+      <w:r>
+        <w:rPr>
+          <w:b/>
+          <w:i w:val="0"/>
+          <w:color w:val="1B2A4A"/>
+          <w:sz w:val="26"/>
+        </w:rPr>
+        <w:t>"Trang này không đúng?"</w:t>
+      </w:r>
+      <w:r>
+        <w:rPr>
+          <w:b w:val="0"/>
+          <w:i w:val="0"/>
+          <w:color w:val="1B2A4A"/>
+          <w:sz w:val="26"/>
+        </w:rPr>
+        <w:t>. //</w:t>
+      </w:r>
+      <w:r>
+        <w:br/>
+      </w:r>
+      <w:r>
+        <w:rPr>
+          <w:b/>
+          <w:i w:val="0"/>
+          <w:color w:val="1B2A4A"/>
+          <w:sz w:val="26"/>
+        </w:rPr>
+        <w:t>Bốn, luyện tập thích ứng</w:t>
+      </w:r>
+      <w:r>
+        <w:rPr>
+          <w:b w:val="0"/>
+          <w:i w:val="0"/>
+          <w:color w:val="1B2A4A"/>
+          <w:sz w:val="26"/>
+        </w:rPr>
+        <w:t>: tính độ khó, số lần dùng gợi ý và dạng lỗi, như demo vừa rồi. //</w:t>
       </w:r>
       <w:r>
         <w:br/>
@@ -2010,7 +2847,7 @@
         <w:pStyle w:val="Heading1"/>
       </w:pPr>
       <w:r>
-        <w:t>Kịch bản demo 2 phút</w:t>
+        <w:t>Demo 2 phút</w:t>
       </w:r>
     </w:p>
     <w:p>
@@ -2022,7 +2859,21 @@
           <w:b w:val="0"/>
           <w:i w:val="0"/>
         </w:rPr>
-        <w:t xml:space="preserve">Năm thao tác, mỗi thao tác chứng minh một điều hội đồng chấm. Gõ sẵn các câu vào Notepad để dán, không gõ tay trước hội đồng. Cả 5 câu đã chạy thử trên bản deploy ngày 17/10; nguyên văn và chi tiết ở </w:t>
+        <w:t xml:space="preserve">Năm thao tác, mỗi thao tác chứng minh một điều hội đồng chấm. Dán câu từ Notepad, không gõ tay trước hội đồng. Câu 1 và câu 2 hỏi </w:t>
+      </w:r>
+      <w:r>
+        <w:rPr>
+          <w:b/>
+          <w:i w:val="0"/>
+        </w:rPr>
+        <w:t>trong cùng một cuộc trò chuyện</w:t>
+      </w:r>
+      <w:r>
+        <w:rPr>
+          <w:b w:val="0"/>
+          <w:i w:val="0"/>
+        </w:rPr>
+        <w:t xml:space="preserve">. Cả 5 câu đã chạy thử trên bản deploy ngày 17/10, nguyên văn ở </w:t>
       </w:r>
       <w:r>
         <w:rPr>
@@ -2033,20 +2884,6 @@
           <w:sz w:val="21"/>
         </w:rPr>
         <w:t>KET_QUA_CHAY_THU_DEMO.md</w:t>
-      </w:r>
-      <w:r>
-        <w:rPr>
-          <w:b w:val="0"/>
-          <w:i w:val="0"/>
-        </w:rPr>
-        <w:t xml:space="preserve">. Câu 1 và câu 2 hỏi </w:t>
-      </w:r>
-      <w:r>
-        <w:rPr>
-          <w:b/>
-          <w:i w:val="0"/>
-        </w:rPr>
-        <w:t>trong cùng một cuộc trò chuyện</w:t>
       </w:r>
       <w:r>
         <w:rPr>
@@ -2078,7 +2915,7 @@
         </w:trPr>
         <w:tc>
           <w:tcPr>
-            <w:tcW w:type="dxa" w:w="513"/>
+            <w:tcW w:type="dxa" w:w="521"/>
             <w:shd w:val="clear" w:fill="FDE7E0"/>
           </w:tcPr>
           <w:p>
@@ -2097,7 +2934,7 @@
         </w:tc>
         <w:tc>
           <w:tcPr>
-            <w:tcW w:type="dxa" w:w="909"/>
+            <w:tcW w:type="dxa" w:w="923"/>
             <w:shd w:val="clear" w:fill="FDE7E0"/>
           </w:tcPr>
           <w:p>
@@ -2116,7 +2953,7 @@
         </w:tc>
         <w:tc>
           <w:tcPr>
-            <w:tcW w:type="dxa" w:w="1249"/>
+            <w:tcW w:type="dxa" w:w="1269"/>
             <w:shd w:val="clear" w:fill="FDE7E0"/>
           </w:tcPr>
           <w:p>
@@ -2135,7 +2972,7 @@
         </w:tc>
         <w:tc>
           <w:tcPr>
-            <w:tcW w:type="dxa" w:w="1977"/>
+            <w:tcW w:type="dxa" w:w="2009"/>
             <w:shd w:val="clear" w:fill="FDE7E0"/>
           </w:tcPr>
           <w:p>
@@ -2154,7 +2991,7 @@
         </w:tc>
         <w:tc>
           <w:tcPr>
-            <w:tcW w:type="dxa" w:w="2882"/>
+            <w:tcW w:type="dxa" w:w="2771"/>
             <w:shd w:val="clear" w:fill="FDE7E0"/>
           </w:tcPr>
           <w:p>
@@ -2167,13 +3004,13 @@
                 <w:i w:val="0"/>
                 <w:sz w:val="20"/>
               </w:rPr>
-              <w:t>Điều cần thấy (đã chạy thử)</w:t>
+              <w:t>Điều sẽ thấy</w:t>
             </w:r>
           </w:p>
         </w:tc>
         <w:tc>
           <w:tcPr>
-            <w:tcW w:type="dxa" w:w="2222"/>
+            <w:tcW w:type="dxa" w:w="2258"/>
             <w:shd w:val="clear" w:fill="FDE7E0"/>
           </w:tcPr>
           <w:p>
@@ -2197,7 +3034,7 @@
         </w:trPr>
         <w:tc>
           <w:tcPr>
-            <w:tcW w:type="dxa" w:w="513"/>
+            <w:tcW w:type="dxa" w:w="521"/>
           </w:tcPr>
           <w:p>
             <w:pPr>
@@ -2215,7 +3052,7 @@
         </w:tc>
         <w:tc>
           <w:tcPr>
-            <w:tcW w:type="dxa" w:w="909"/>
+            <w:tcW w:type="dxa" w:w="923"/>
           </w:tcPr>
           <w:p>
             <w:pPr>
@@ -2233,7 +3070,7 @@
         </w:tc>
         <w:tc>
           <w:tcPr>
-            <w:tcW w:type="dxa" w:w="1249"/>
+            <w:tcW w:type="dxa" w:w="1269"/>
           </w:tcPr>
           <w:p>
             <w:pPr>
@@ -2251,7 +3088,7 @@
         </w:tc>
         <w:tc>
           <w:tcPr>
-            <w:tcW w:type="dxa" w:w="1977"/>
+            <w:tcW w:type="dxa" w:w="2009"/>
           </w:tcPr>
           <w:p>
             <w:pPr>
@@ -2269,7 +3106,7 @@
         </w:tc>
         <w:tc>
           <w:tcPr>
-            <w:tcW w:type="dxa" w:w="2882"/>
+            <w:tcW w:type="dxa" w:w="2771"/>
           </w:tcPr>
           <w:p>
             <w:pPr>
@@ -2281,13 +3118,13 @@
                 <w:i w:val="0"/>
                 <w:sz w:val="20"/>
               </w:rPr>
-              <w:t>Công thức + ví dụ (2x + y)², trích Toán 8 Tập một trang 31–34. Số trích dẫn đổi theo lần chạy ([2], [4]…): bấm số đầu tiên thấy trong bài để mở ảnh trang</w:t>
+              <w:t>Công thức + ví dụ (2x + y)², trích Toán 8 Tập một trang 31–34. Số trích dẫn đổi theo lần chạy ([2], [4]…): bấm số đầu tiên thấy trong bài</w:t>
             </w:r>
           </w:p>
         </w:tc>
         <w:tc>
           <w:tcPr>
-            <w:tcW w:type="dxa" w:w="2222"/>
+            <w:tcW w:type="dxa" w:w="2258"/>
           </w:tcPr>
           <w:p>
             <w:pPr>
@@ -2310,7 +3147,7 @@
         </w:trPr>
         <w:tc>
           <w:tcPr>
-            <w:tcW w:type="dxa" w:w="513"/>
+            <w:tcW w:type="dxa" w:w="521"/>
           </w:tcPr>
           <w:p>
             <w:pPr>
@@ -2328,7 +3165,7 @@
         </w:tc>
         <w:tc>
           <w:tcPr>
-            <w:tcW w:type="dxa" w:w="909"/>
+            <w:tcW w:type="dxa" w:w="923"/>
           </w:tcPr>
           <w:p>
             <w:pPr>
@@ -2346,7 +3183,7 @@
         </w:tc>
         <w:tc>
           <w:tcPr>
-            <w:tcW w:type="dxa" w:w="1249"/>
+            <w:tcW w:type="dxa" w:w="1269"/>
           </w:tcPr>
           <w:p>
             <w:pPr>
@@ -2364,7 +3201,7 @@
         </w:tc>
         <w:tc>
           <w:tcPr>
-            <w:tcW w:type="dxa" w:w="1977"/>
+            <w:tcW w:type="dxa" w:w="2009"/>
           </w:tcPr>
           <w:p>
             <w:pPr>
@@ -2382,7 +3219,7 @@
         </w:tc>
         <w:tc>
           <w:tcPr>
-            <w:tcW w:type="dxa" w:w="2882"/>
+            <w:tcW w:type="dxa" w:w="2771"/>
           </w:tcPr>
           <w:p>
             <w:pPr>
@@ -2416,7 +3253,7 @@
         </w:tc>
         <w:tc>
           <w:tcPr>
-            <w:tcW w:type="dxa" w:w="2222"/>
+            <w:tcW w:type="dxa" w:w="2258"/>
           </w:tcPr>
           <w:p>
             <w:pPr>
@@ -2439,7 +3276,7 @@
         </w:trPr>
         <w:tc>
           <w:tcPr>
-            <w:tcW w:type="dxa" w:w="513"/>
+            <w:tcW w:type="dxa" w:w="521"/>
           </w:tcPr>
           <w:p>
             <w:pPr>
@@ -2457,7 +3294,7 @@
         </w:tc>
         <w:tc>
           <w:tcPr>
-            <w:tcW w:type="dxa" w:w="909"/>
+            <w:tcW w:type="dxa" w:w="923"/>
           </w:tcPr>
           <w:p>
             <w:pPr>
@@ -2475,7 +3312,7 @@
         </w:tc>
         <w:tc>
           <w:tcPr>
-            <w:tcW w:type="dxa" w:w="1249"/>
+            <w:tcW w:type="dxa" w:w="1269"/>
           </w:tcPr>
           <w:p>
             <w:pPr>
@@ -2493,7 +3330,7 @@
         </w:tc>
         <w:tc>
           <w:tcPr>
-            <w:tcW w:type="dxa" w:w="1977"/>
+            <w:tcW w:type="dxa" w:w="2009"/>
           </w:tcPr>
           <w:p>
             <w:pPr>
@@ -2511,7 +3348,7 @@
         </w:tc>
         <w:tc>
           <w:tcPr>
-            <w:tcW w:type="dxa" w:w="2882"/>
+            <w:tcW w:type="dxa" w:w="2771"/>
           </w:tcPr>
           <w:p>
             <w:pPr>
@@ -2545,7 +3382,7 @@
         </w:tc>
         <w:tc>
           <w:tcPr>
-            <w:tcW w:type="dxa" w:w="2222"/>
+            <w:tcW w:type="dxa" w:w="2258"/>
           </w:tcPr>
           <w:p>
             <w:pPr>
@@ -2568,7 +3405,7 @@
         </w:trPr>
         <w:tc>
           <w:tcPr>
-            <w:tcW w:type="dxa" w:w="513"/>
+            <w:tcW w:type="dxa" w:w="521"/>
           </w:tcPr>
           <w:p>
             <w:pPr>
@@ -2586,7 +3423,7 @@
         </w:tc>
         <w:tc>
           <w:tcPr>
-            <w:tcW w:type="dxa" w:w="909"/>
+            <w:tcW w:type="dxa" w:w="923"/>
           </w:tcPr>
           <w:p>
             <w:pPr>
@@ -2604,7 +3441,7 @@
         </w:tc>
         <w:tc>
           <w:tcPr>
-            <w:tcW w:type="dxa" w:w="1249"/>
+            <w:tcW w:type="dxa" w:w="1269"/>
           </w:tcPr>
           <w:p>
             <w:pPr>
@@ -2622,7 +3459,7 @@
         </w:tc>
         <w:tc>
           <w:tcPr>
-            <w:tcW w:type="dxa" w:w="1977"/>
+            <w:tcW w:type="dxa" w:w="2009"/>
           </w:tcPr>
           <w:p>
             <w:pPr>
@@ -2640,7 +3477,7 @@
         </w:tc>
         <w:tc>
           <w:tcPr>
-            <w:tcW w:type="dxa" w:w="2882"/>
+            <w:tcW w:type="dxa" w:w="2771"/>
           </w:tcPr>
           <w:p>
             <w:pPr>
@@ -2666,7 +3503,7 @@
         </w:tc>
         <w:tc>
           <w:tcPr>
-            <w:tcW w:type="dxa" w:w="2222"/>
+            <w:tcW w:type="dxa" w:w="2258"/>
           </w:tcPr>
           <w:p>
             <w:pPr>
@@ -2689,7 +3526,7 @@
         </w:trPr>
         <w:tc>
           <w:tcPr>
-            <w:tcW w:type="dxa" w:w="513"/>
+            <w:tcW w:type="dxa" w:w="521"/>
           </w:tcPr>
           <w:p>
             <w:pPr>
@@ -2707,7 +3544,7 @@
         </w:tc>
         <w:tc>
           <w:tcPr>
-            <w:tcW w:type="dxa" w:w="909"/>
+            <w:tcW w:type="dxa" w:w="923"/>
           </w:tcPr>
           <w:p>
             <w:pPr>
@@ -2725,7 +3562,7 @@
         </w:tc>
         <w:tc>
           <w:tcPr>
-            <w:tcW w:type="dxa" w:w="1249"/>
+            <w:tcW w:type="dxa" w:w="1269"/>
           </w:tcPr>
           <w:p>
             <w:pPr>
@@ -2743,7 +3580,7 @@
         </w:tc>
         <w:tc>
           <w:tcPr>
-            <w:tcW w:type="dxa" w:w="1977"/>
+            <w:tcW w:type="dxa" w:w="2009"/>
           </w:tcPr>
           <w:p>
             <w:pPr>
@@ -2761,7 +3598,7 @@
         </w:tc>
         <w:tc>
           <w:tcPr>
-            <w:tcW w:type="dxa" w:w="2882"/>
+            <w:tcW w:type="dxa" w:w="2771"/>
           </w:tcPr>
           <w:p>
             <w:pPr>
@@ -2779,7 +3616,7 @@
         </w:tc>
         <w:tc>
           <w:tcPr>
-            <w:tcW w:type="dxa" w:w="2222"/>
+            <w:tcW w:type="dxa" w:w="2258"/>
           </w:tcPr>
           <w:p>
             <w:pPr>
@@ -2808,10 +3645,17 @@
       </w:pPr>
       <w:r>
         <w:rPr>
+          <w:b/>
+          <w:i w:val="0"/>
+        </w:rPr>
+        <w:t>Đừng dùng:</w:t>
+      </w:r>
+      <w:r>
+        <w:rPr>
           <w:b w:val="0"/>
           <w:i w:val="0"/>
         </w:rPr>
-        <w:t xml:space="preserve">Không dùng "tính luôn 102² cho em" (hỏi riêng thì Mimo trả về "chưa xác định được phần học") và không dùng "(x + 3)²" (câu 1 hay lấy chính ví dụ này, đáp án đã hiện sẵn trên màn hình). Phần luyện tập dùng </w:t>
+        <w:t xml:space="preserve"> "tính luôn 102² cho em" (hỏi riêng thì Mimo trả về "chưa xác định được phần học") và "(x + 3)²" (câu 1 hay lấy chính ví dụ này nên đáp án đã hiện sẵn). Phần luyện tập dùng </w:t>
       </w:r>
       <w:r>
         <w:rPr>
@@ -2834,10 +3678,36 @@
       </w:pPr>
       <w:r>
         <w:rPr>
+          <w:b/>
+          <w:i w:val="0"/>
+        </w:rPr>
+        <w:t>Không demo ảnh đề trong 2 phút:</w:t>
+      </w:r>
+      <w:r>
+        <w:rPr>
           <w:b w:val="0"/>
           <w:i w:val="0"/>
         </w:rPr>
-        <w:t>Không demo chụp ảnh đề trong 2 phút: câu có ảnh chờ 16–24 giây mới hiện chữ đầu tiên (đo ở máy 17/10). Nếu hội đồng hỏi về ảnh thì mở ảnh chụp sẵn trong hồ sơ, hoặc demo ở phần phản biện khi còn thời gian.</w:t>
+        <w:t xml:space="preserve"> câu có ảnh chờ 16–24 giây mới hiện chữ đầu. Nếu hội đồng hỏi về ảnh hoặc PDF thì demo ở phần phản biện khi còn thời gian.</w:t>
+      </w:r>
+    </w:p>
+    <w:p>
+      <w:pPr>
+        <w:spacing w:after="120"/>
+      </w:pPr>
+      <w:r>
+        <w:rPr>
+          <w:b/>
+          <w:i w:val="0"/>
+        </w:rPr>
+        <w:t>Demo phụ cho phản biện</w:t>
+      </w:r>
+      <w:r>
+        <w:rPr>
+          <w:b w:val="0"/>
+          <w:i w:val="0"/>
+        </w:rPr>
+        <w:t xml:space="preserve"> (khi hỏi "bài lớp khác thì sao"): chọn Toán 8, dán "Giải bất phương trình bậc nhất một ẩn 3x - 5 &gt; 7." Mimo báo bài này thuộc Toán 9, không giảng, mời em vào Trang chủ chọn lại Lớp 9.</w:t>
       </w:r>
     </w:p>
     <w:p>
@@ -2872,7 +3742,7 @@
         </w:trPr>
         <w:tc>
           <w:tcPr>
-            <w:tcW w:type="dxa" w:w="2133"/>
+            <w:tcW w:type="dxa" w:w="2096"/>
             <w:shd w:val="clear" w:fill="FDE7E0"/>
           </w:tcPr>
           <w:p>
@@ -2891,7 +3761,7 @@
         </w:tc>
         <w:tc>
           <w:tcPr>
-            <w:tcW w:type="dxa" w:w="1987"/>
+            <w:tcW w:type="dxa" w:w="2260"/>
             <w:shd w:val="clear" w:fill="FDE7E0"/>
           </w:tcPr>
           <w:p>
@@ -2910,7 +3780,7 @@
         </w:tc>
         <w:tc>
           <w:tcPr>
-            <w:tcW w:type="dxa" w:w="2717"/>
+            <w:tcW w:type="dxa" w:w="2532"/>
             <w:shd w:val="clear" w:fill="FDE7E0"/>
           </w:tcPr>
           <w:p>
@@ -2929,7 +3799,7 @@
         </w:tc>
         <w:tc>
           <w:tcPr>
-            <w:tcW w:type="dxa" w:w="2913"/>
+            <w:tcW w:type="dxa" w:w="2863"/>
             <w:shd w:val="clear" w:fill="FDE7E0"/>
           </w:tcPr>
           <w:p>
@@ -2953,7 +3823,7 @@
         </w:trPr>
         <w:tc>
           <w:tcPr>
-            <w:tcW w:type="dxa" w:w="2133"/>
+            <w:tcW w:type="dxa" w:w="2096"/>
           </w:tcPr>
           <w:p>
             <w:pPr>
@@ -2971,7 +3841,7 @@
         </w:tc>
         <w:tc>
           <w:tcPr>
-            <w:tcW w:type="dxa" w:w="1987"/>
+            <w:tcW w:type="dxa" w:w="2260"/>
           </w:tcPr>
           <w:p>
             <w:pPr>
@@ -2989,7 +3859,7 @@
         </w:tc>
         <w:tc>
           <w:tcPr>
-            <w:tcW w:type="dxa" w:w="2717"/>
+            <w:tcW w:type="dxa" w:w="2532"/>
           </w:tcPr>
           <w:p>
             <w:pPr>
@@ -3001,31 +3871,13 @@
                 <w:i w:val="0"/>
                 <w:sz w:val="22"/>
               </w:rPr>
-              <w:t xml:space="preserve">Chờ, nói tiếp phần kiến trúc; lần sau mở </w:t>
-            </w:r>
-            <w:r>
-              <w:rPr>
-                <w:rFonts w:ascii="Consolas" w:hAnsi="Consolas"/>
-                <w:b w:val="0"/>
-                <w:i w:val="0"/>
-                <w:color w:val="F2704F"/>
-                <w:sz w:val="19"/>
-              </w:rPr>
-              <w:t>/api/health</w:t>
-            </w:r>
-            <w:r>
-              <w:rPr>
-                <w:b w:val="0"/>
-                <w:i w:val="0"/>
-                <w:sz w:val="22"/>
-              </w:rPr>
-              <w:t xml:space="preserve"> trước</w:t>
+              <w:t>Chờ, nói tiếp phần kiến trúc</w:t>
             </w:r>
           </w:p>
         </w:tc>
         <w:tc>
           <w:tcPr>
-            <w:tcW w:type="dxa" w:w="2913"/>
+            <w:tcW w:type="dxa" w:w="2863"/>
           </w:tcPr>
           <w:p>
             <w:pPr>
@@ -3048,7 +3900,7 @@
         </w:trPr>
         <w:tc>
           <w:tcPr>
-            <w:tcW w:type="dxa" w:w="2133"/>
+            <w:tcW w:type="dxa" w:w="2096"/>
           </w:tcPr>
           <w:p>
             <w:pPr>
@@ -3066,7 +3918,7 @@
         </w:tc>
         <w:tc>
           <w:tcPr>
-            <w:tcW w:type="dxa" w:w="1987"/>
+            <w:tcW w:type="dxa" w:w="2260"/>
           </w:tcPr>
           <w:p>
             <w:pPr>
@@ -3078,13 +3930,13 @@
                 <w:i w:val="0"/>
                 <w:sz w:val="22"/>
               </w:rPr>
-              <w:t>Gemini chạm trần chi tiêu</w:t>
+              <w:t>Gemini hết tiền nạp hoặc chạm trần chi tiêu</w:t>
             </w:r>
           </w:p>
         </w:tc>
         <w:tc>
           <w:tcPr>
-            <w:tcW w:type="dxa" w:w="2717"/>
+            <w:tcW w:type="dxa" w:w="2532"/>
           </w:tcPr>
           <w:p>
             <w:pPr>
@@ -3102,7 +3954,7 @@
         </w:tc>
         <w:tc>
           <w:tcPr>
-            <w:tcW w:type="dxa" w:w="2913"/>
+            <w:tcW w:type="dxa" w:w="2863"/>
           </w:tcPr>
           <w:p>
             <w:pPr>
@@ -3114,7 +3966,7 @@
                 <w:i w:val="0"/>
                 <w:sz w:val="22"/>
               </w:rPr>
-              <w:t>"Gemini gói miễn phí hết lượt, em xin chiếu bản quay."</w:t>
+              <w:t>"Gemini hết lượt, em xin chiếu bản quay."</w:t>
             </w:r>
           </w:p>
         </w:tc>
@@ -3125,7 +3977,7 @@
         </w:trPr>
         <w:tc>
           <w:tcPr>
-            <w:tcW w:type="dxa" w:w="2133"/>
+            <w:tcW w:type="dxa" w:w="2096"/>
           </w:tcPr>
           <w:p>
             <w:pPr>
@@ -3143,7 +3995,7 @@
         </w:tc>
         <w:tc>
           <w:tcPr>
-            <w:tcW w:type="dxa" w:w="1987"/>
+            <w:tcW w:type="dxa" w:w="2260"/>
           </w:tcPr>
           <w:p>
             <w:pPr>
@@ -3161,7 +4013,7 @@
         </w:tc>
         <w:tc>
           <w:tcPr>
-            <w:tcW w:type="dxa" w:w="2717"/>
+            <w:tcW w:type="dxa" w:w="2532"/>
           </w:tcPr>
           <w:p>
             <w:pPr>
@@ -3189,7 +4041,7 @@
         </w:tc>
         <w:tc>
           <w:tcPr>
-            <w:tcW w:type="dxa" w:w="2913"/>
+            <w:tcW w:type="dxa" w:w="2863"/>
           </w:tcPr>
           <w:p>
             <w:pPr>
@@ -3212,7 +4064,7 @@
         </w:trPr>
         <w:tc>
           <w:tcPr>
-            <w:tcW w:type="dxa" w:w="2133"/>
+            <w:tcW w:type="dxa" w:w="2096"/>
           </w:tcPr>
           <w:p>
             <w:pPr>
@@ -3230,7 +4082,7 @@
         </w:tc>
         <w:tc>
           <w:tcPr>
-            <w:tcW w:type="dxa" w:w="1987"/>
+            <w:tcW w:type="dxa" w:w="2260"/>
           </w:tcPr>
           <w:p>
             <w:pPr>
@@ -3248,7 +4100,7 @@
         </w:tc>
         <w:tc>
           <w:tcPr>
-            <w:tcW w:type="dxa" w:w="2717"/>
+            <w:tcW w:type="dxa" w:w="2532"/>
           </w:tcPr>
           <w:p>
             <w:pPr>
@@ -3266,7 +4118,7 @@
         </w:tc>
         <w:tc>
           <w:tcPr>
-            <w:tcW w:type="dxa" w:w="2913"/>
+            <w:tcW w:type="dxa" w:w="2863"/>
           </w:tcPr>
           <w:p>
             <w:pPr>
@@ -3298,7 +4150,907 @@
           <w:b w:val="0"/>
           <w:i w:val="0"/>
         </w:rPr>
-        <w:t>Nguyên tắc: gặp lỗi thì nói thật và đi tiếp. Hội đồng chấm sự hiểu biết, không chấm việc demo không lỗi.</w:t>
+        <w:t>Gặp lỗi thì nói thật và đi tiếp. Hội đồng chấm sự hiểu biết, không chấm demo không lỗi.</w:t>
+      </w:r>
+    </w:p>
+    <w:p>
+      <w:pPr>
+        <w:pStyle w:val="Heading1"/>
+      </w:pPr>
+      <w:r>
+        <w:t>Câu hỏi phản biện</w:t>
+      </w:r>
+    </w:p>
+    <w:p>
+      <w:pPr>
+        <w:spacing w:after="120"/>
+      </w:pPr>
+      <w:r>
+        <w:rPr>
+          <w:b w:val="0"/>
+          <w:i w:val="0"/>
+        </w:rPr>
+        <w:t xml:space="preserve">Khuôn trả lời: </w:t>
+      </w:r>
+      <w:r>
+        <w:rPr>
+          <w:b/>
+          <w:i w:val="0"/>
+        </w:rPr>
+        <w:t>kết luận trước, một con số hoặc bằng chứng, rồi dừng</w:t>
+      </w:r>
+      <w:r>
+        <w:rPr>
+          <w:b w:val="0"/>
+          <w:i w:val="0"/>
+        </w:rPr>
+        <w:t>. Nói câu trả lời ngắn trước; hội đồng hỏi thêm mới nói phần "Nếu hỏi thêm". Không biết thì nói "nhóm em chưa đo, em xin ghi nhận".</w:t>
+      </w:r>
+    </w:p>
+    <w:p>
+      <w:pPr>
+        <w:pStyle w:val="Heading2"/>
+      </w:pPr>
+      <w:r>
+        <w:t>Kỹ thuật</w:t>
+      </w:r>
+    </w:p>
+    <w:p>
+      <w:pPr>
+        <w:keepNext/>
+        <w:spacing w:before="80" w:after="60"/>
+        <w:ind w:left="340" w:hanging="340"/>
+      </w:pPr>
+      <w:r>
+        <w:rPr>
+          <w:b w:val="0"/>
+          <w:i w:val="0"/>
+        </w:rPr>
+        <w:t xml:space="preserve">1. </w:t>
+      </w:r>
+      <w:r>
+        <w:rPr>
+          <w:b/>
+          <w:i w:val="0"/>
+        </w:rPr>
+        <w:t>Mimo khác gì hỏi thẳng ChatGPT?</w:t>
+      </w:r>
+    </w:p>
+    <w:p>
+      <w:pPr>
+        <w:pStyle w:val="ListBullet2"/>
+        <w:spacing w:after="60"/>
+      </w:pPr>
+      <w:r>
+        <w:rPr>
+          <w:b w:val="0"/>
+          <w:i w:val="0"/>
+        </w:rPr>
+        <w:t>Trả lời ngắn: Mimo tìm trong SGK trước rồi mới đưa cho AI, nên câu trả lời bám sách và có trang để kiểm tra.</w:t>
+      </w:r>
+    </w:p>
+    <w:p>
+      <w:pPr>
+        <w:pStyle w:val="ListBullet2"/>
+        <w:spacing w:after="60"/>
+      </w:pPr>
+      <w:r>
+        <w:rPr>
+          <w:b w:val="0"/>
+          <w:i w:val="0"/>
+        </w:rPr>
+        <w:t>Nếu hỏi thêm: có ba lớp do code quyết định, không phụ thuộc AI: lớp an toàn, lớp lọc phạm vi, luật không giải hộ.</w:t>
+      </w:r>
+    </w:p>
+    <w:p>
+      <w:pPr>
+        <w:keepNext/>
+        <w:spacing w:before="80" w:after="60"/>
+        <w:ind w:left="340" w:hanging="340"/>
+      </w:pPr>
+      <w:r>
+        <w:rPr>
+          <w:b w:val="0"/>
+          <w:i w:val="0"/>
+        </w:rPr>
+        <w:t xml:space="preserve">2. </w:t>
+      </w:r>
+      <w:r>
+        <w:rPr>
+          <w:b/>
+          <w:i w:val="0"/>
+        </w:rPr>
+        <w:t>Vì sao chọn Gemini?</w:t>
+      </w:r>
+    </w:p>
+    <w:p>
+      <w:pPr>
+        <w:pStyle w:val="ListBullet2"/>
+        <w:spacing w:after="60"/>
+      </w:pPr>
+      <w:r>
+        <w:rPr>
+          <w:b w:val="0"/>
+          <w:i w:val="0"/>
+        </w:rPr>
+        <w:t>Trả lời ngắn: tiếng Việt tốt, đọc được ảnh đề, có embedding cùng hãng và có gói miễn phí.</w:t>
+      </w:r>
+    </w:p>
+    <w:p>
+      <w:pPr>
+        <w:pStyle w:val="ListBullet2"/>
+        <w:spacing w:after="60"/>
+      </w:pPr>
+      <w:r>
+        <w:rPr>
+          <w:b w:val="0"/>
+          <w:i w:val="0"/>
+        </w:rPr>
+        <w:t>Nếu hỏi thêm: chọn bản Flash-Lite vì nhanh, trung vị 3,8 giây ở bộ thử, 3,1 giây khi 34 bạn dùng thật. Hết lượt thì tự chuyển sang 3.5 Flash-Lite rồi 3.5 Flash.</w:t>
+      </w:r>
+    </w:p>
+    <w:p>
+      <w:pPr>
+        <w:keepNext/>
+        <w:spacing w:before="80" w:after="60"/>
+        <w:ind w:left="340" w:hanging="340"/>
+      </w:pPr>
+      <w:r>
+        <w:rPr>
+          <w:b w:val="0"/>
+          <w:i w:val="0"/>
+        </w:rPr>
+        <w:t xml:space="preserve">3. </w:t>
+      </w:r>
+      <w:r>
+        <w:rPr>
+          <w:b/>
+          <w:i w:val="0"/>
+        </w:rPr>
+        <w:t>AI vẫn có thể bịa, nhóm xử lý thế nào?</w:t>
+      </w:r>
+    </w:p>
+    <w:p>
+      <w:pPr>
+        <w:pStyle w:val="ListBullet2"/>
+        <w:spacing w:after="60"/>
+      </w:pPr>
+      <w:r>
+        <w:rPr>
+          <w:b w:val="0"/>
+          <w:i w:val="0"/>
+        </w:rPr>
+        <w:t>Trả lời ngắn: giảm, lộ ra và đo. AI chỉ được giảng theo đoạn sách đưa vào; thầy cô chấm 43 câu thì 41 đúng, 2 có chỗ sai, không câu nào sai.</w:t>
+      </w:r>
+    </w:p>
+    <w:p>
+      <w:pPr>
+        <w:pStyle w:val="ListBullet2"/>
+        <w:spacing w:after="60"/>
+      </w:pPr>
+      <w:r>
+        <w:rPr>
+          <w:b w:val="0"/>
+          <w:i w:val="0"/>
+        </w:rPr>
+        <w:t>Nếu hỏi thêm: câu không có trang sách thì giao diện ghi "Mimo chưa có trang sách làm chứng nên có thể nhầm"; trang trích sai thì em bấm "Trang này không đúng?".</w:t>
+      </w:r>
+    </w:p>
+    <w:p>
+      <w:pPr>
+        <w:pStyle w:val="ListBullet2"/>
+        <w:spacing w:after="60"/>
+      </w:pPr>
+      <w:r>
+        <w:rPr>
+          <w:b w:val="0"/>
+          <w:i w:val="0"/>
+        </w:rPr>
+        <w:t>Câu ƯCLN có chỗ sai dù có trang sách: thiếu bước phân tích ra thừa số nguyên tố. Máy chấm không bắt được loại lỗi này nên mới cần thầy cô. Đã sửa 17/10.</w:t>
+      </w:r>
+    </w:p>
+    <w:p>
+      <w:pPr>
+        <w:keepNext/>
+        <w:spacing w:before="80" w:after="60"/>
+        <w:ind w:left="340" w:hanging="340"/>
+      </w:pPr>
+      <w:r>
+        <w:rPr>
+          <w:b w:val="0"/>
+          <w:i w:val="0"/>
+        </w:rPr>
+        <w:t xml:space="preserve">4. </w:t>
+      </w:r>
+      <w:r>
+        <w:rPr>
+          <w:b/>
+          <w:i w:val="0"/>
+        </w:rPr>
+        <w:t>Vì sao bỏ Pinecone, chuyển vào Postgres?</w:t>
+      </w:r>
+    </w:p>
+    <w:p>
+      <w:pPr>
+        <w:pStyle w:val="ListBullet2"/>
+        <w:spacing w:after="60"/>
+      </w:pPr>
+      <w:r>
+        <w:rPr>
+          <w:b w:val="0"/>
+          <w:i w:val="0"/>
+        </w:rPr>
+        <w:t>Trả lời ngắn: Pinecone miễn phí chỉ cho 1 GB đọc mỗi tháng, hết là Mimo ngừng trả lời. pgvector nằm sẵn trong database: 0 đồng, không hạn mức.</w:t>
+      </w:r>
+    </w:p>
+    <w:p>
+      <w:pPr>
+        <w:pStyle w:val="ListBullet2"/>
+        <w:spacing w:after="60"/>
+      </w:pPr>
+      <w:r>
+        <w:rPr>
+          <w:b w:val="0"/>
+          <w:i w:val="0"/>
+        </w:rPr>
+        <w:t>Nếu hỏi thêm: kho nhỏ (5.498 đoạn) nên quét chính xác toàn bộ, không bỏ sót.</w:t>
+      </w:r>
+    </w:p>
+    <w:p>
+      <w:pPr>
+        <w:keepNext/>
+        <w:spacing w:before="80" w:after="60"/>
+        <w:ind w:left="340" w:hanging="340"/>
+      </w:pPr>
+      <w:r>
+        <w:rPr>
+          <w:b w:val="0"/>
+          <w:i w:val="0"/>
+        </w:rPr>
+        <w:t xml:space="preserve">5. </w:t>
+      </w:r>
+      <w:r>
+        <w:rPr>
+          <w:b/>
+          <w:i w:val="0"/>
+        </w:rPr>
+        <w:t>Embedding là gì, nói cho dễ hiểu?</w:t>
+      </w:r>
+    </w:p>
+    <w:p>
+      <w:pPr>
+        <w:pStyle w:val="ListBullet2"/>
+        <w:spacing w:after="60"/>
+      </w:pPr>
+      <w:r>
+        <w:rPr>
+          <w:b w:val="0"/>
+          <w:i w:val="0"/>
+        </w:rPr>
+        <w:t>Trả lời ngắn: mỗi đoạn sách được biến thành một dãy số thể hiện ý nghĩa; câu hỏi cũng vậy. Dãy số nào gần câu hỏi nhất là đoạn nói cùng ý, kể cả khi khác chữ.</w:t>
+      </w:r>
+    </w:p>
+    <w:p>
+      <w:pPr>
+        <w:keepNext/>
+        <w:spacing w:before="80" w:after="60"/>
+        <w:ind w:left="340" w:hanging="340"/>
+      </w:pPr>
+      <w:r>
+        <w:rPr>
+          <w:b w:val="0"/>
+          <w:i w:val="0"/>
+        </w:rPr>
+        <w:t xml:space="preserve">6. </w:t>
+      </w:r>
+      <w:r>
+        <w:rPr>
+          <w:b/>
+          <w:i w:val="0"/>
+        </w:rPr>
+        <w:t>Sao Mimo biết trang sách nào?</w:t>
+      </w:r>
+    </w:p>
+    <w:p>
+      <w:pPr>
+        <w:pStyle w:val="ListBullet2"/>
+        <w:spacing w:after="60"/>
+      </w:pPr>
+      <w:r>
+        <w:rPr>
+          <w:b w:val="0"/>
+          <w:i w:val="0"/>
+        </w:rPr>
+        <w:t xml:space="preserve">Trả lời ngắn: lúc nạp sách, mỗi đoạn được gắn môn, lớp, bài, số trang theo danh mục </w:t>
+      </w:r>
+      <w:r>
+        <w:rPr>
+          <w:rFonts w:ascii="Consolas" w:hAnsi="Consolas"/>
+          <w:b w:val="0"/>
+          <w:i w:val="0"/>
+          <w:color w:val="F2704F"/>
+          <w:sz w:val="21"/>
+        </w:rPr>
+        <w:t>books.py</w:t>
+      </w:r>
+      <w:r>
+        <w:rPr>
+          <w:b w:val="0"/>
+          <w:i w:val="0"/>
+        </w:rPr>
+        <w:t>; ảnh trang được render sẵn lên Supabase Storage.</w:t>
+      </w:r>
+    </w:p>
+    <w:p>
+      <w:pPr>
+        <w:keepNext/>
+        <w:spacing w:before="80" w:after="60"/>
+        <w:ind w:left="340" w:hanging="340"/>
+      </w:pPr>
+      <w:r>
+        <w:rPr>
+          <w:b w:val="0"/>
+          <w:i w:val="0"/>
+        </w:rPr>
+        <w:t xml:space="preserve">7. </w:t>
+      </w:r>
+      <w:r>
+        <w:rPr>
+          <w:b/>
+          <w:i w:val="0"/>
+        </w:rPr>
+        <w:t>Gửi file PDF đề được không?</w:t>
+      </w:r>
+    </w:p>
+    <w:p>
+      <w:pPr>
+        <w:pStyle w:val="ListBullet2"/>
+        <w:spacing w:after="60"/>
+      </w:pPr>
+      <w:r>
+        <w:rPr>
+          <w:b w:val="0"/>
+          <w:i w:val="0"/>
+        </w:rPr>
+        <w:t>Trả lời ngắn: được, từ chiều 17/10. PDF dưới 5 MB và tối đa 10 trang thì gửi nguyên cho Gemini đọc.</w:t>
+      </w:r>
+    </w:p>
+    <w:p>
+      <w:pPr>
+        <w:pStyle w:val="ListBullet2"/>
+        <w:spacing w:after="60"/>
+      </w:pPr>
+      <w:r>
+        <w:rPr>
+          <w:b w:val="0"/>
+          <w:i w:val="0"/>
+        </w:rPr>
+        <w:t>Nếu hỏi thêm: file lớn hơn (ảnh chụp lưu thành PDF, khoảng 16 MB) thì trình duyệt đổi trang đầu thành ảnh rồi mới gửi. PDF hỏng hoặc có mật khẩu bị chặn trước khi gọi mô hình.</w:t>
+      </w:r>
+    </w:p>
+    <w:p>
+      <w:pPr>
+        <w:pStyle w:val="Heading2"/>
+      </w:pPr>
+      <w:r>
+        <w:t>Giáo dục và an toàn</w:t>
+      </w:r>
+    </w:p>
+    <w:p>
+      <w:pPr>
+        <w:keepNext/>
+        <w:spacing w:before="80" w:after="60"/>
+        <w:ind w:left="340" w:hanging="340"/>
+      </w:pPr>
+      <w:r>
+        <w:rPr>
+          <w:b w:val="0"/>
+          <w:i w:val="0"/>
+        </w:rPr>
+        <w:t xml:space="preserve">8. </w:t>
+      </w:r>
+      <w:r>
+        <w:rPr>
+          <w:b/>
+          <w:i w:val="0"/>
+        </w:rPr>
+        <w:t>Lọc từ khóa tự hại có bỏ sót không?</w:t>
+      </w:r>
+    </w:p>
+    <w:p>
+      <w:pPr>
+        <w:pStyle w:val="ListBullet2"/>
+        <w:spacing w:after="60"/>
+      </w:pPr>
+      <w:r>
+        <w:rPr>
+          <w:b w:val="0"/>
+          <w:i w:val="0"/>
+        </w:rPr>
+        <w:t>Trả lời ngắn: có thể, nên có hai lớp: từ khóa (cả kiểu viết tắt như "e k mun song") và AI phân loại. Bắt được thì số 111 do code gắn, AI hết lượt vẫn hiện.</w:t>
+      </w:r>
+    </w:p>
+    <w:p>
+      <w:pPr>
+        <w:pStyle w:val="ListBullet2"/>
+        <w:spacing w:after="60"/>
+      </w:pPr>
+      <w:r>
+        <w:rPr>
+          <w:b w:val="0"/>
+          <w:i w:val="0"/>
+        </w:rPr>
+        <w:t>Chưa làm: báo cho phụ huynh hoặc giáo viên, vì còn phải cân nhắc quyền riêng tư của em.</w:t>
+      </w:r>
+    </w:p>
+    <w:p>
+      <w:pPr>
+        <w:keepNext/>
+        <w:spacing w:before="80" w:after="60"/>
+        <w:ind w:left="340" w:hanging="340"/>
+      </w:pPr>
+      <w:r>
+        <w:rPr>
+          <w:b w:val="0"/>
+          <w:i w:val="0"/>
+        </w:rPr>
+        <w:t xml:space="preserve">9. </w:t>
+      </w:r>
+      <w:r>
+        <w:rPr>
+          <w:b/>
+          <w:i w:val="0"/>
+        </w:rPr>
+        <w:t>Học sinh cố ép, lừa Mimo đưa đáp án thì sao?</w:t>
+      </w:r>
+    </w:p>
+    <w:p>
+      <w:pPr>
+        <w:pStyle w:val="ListBullet2"/>
+        <w:spacing w:after="60"/>
+      </w:pPr>
+      <w:r>
+        <w:rPr>
+          <w:b w:val="0"/>
+          <w:i w:val="0"/>
+        </w:rPr>
+        <w:t>Trả lời ngắn: 14 ca năn nỉ (dọa, bảo đang kiểm tra, bảo "đừng hỏi lại"): bản 19/09 lộ 3 lần, bản hiện tại 0 lần.</w:t>
+      </w:r>
+    </w:p>
+    <w:p>
+      <w:pPr>
+        <w:pStyle w:val="ListBullet2"/>
+        <w:spacing w:after="60"/>
+      </w:pPr>
+      <w:r>
+        <w:rPr>
+          <w:b w:val="0"/>
+          <w:i w:val="0"/>
+        </w:rPr>
+        <w:t>Nếu hỏi thêm: chỉ dẫn ghi đè nằm trong ảnh đề cũng bị bỏ qua. AI không tất định, chạy lại có thể lệch một hai ca; báo cáo ghi rõ điều này.</w:t>
+      </w:r>
+    </w:p>
+    <w:p>
+      <w:pPr>
+        <w:keepNext/>
+        <w:spacing w:before="80" w:after="60"/>
+        <w:ind w:left="340" w:hanging="340"/>
+      </w:pPr>
+      <w:r>
+        <w:rPr>
+          <w:b w:val="0"/>
+          <w:i w:val="0"/>
+        </w:rPr>
+        <w:t xml:space="preserve">10. </w:t>
+      </w:r>
+      <w:r>
+        <w:rPr>
+          <w:b/>
+          <w:i w:val="0"/>
+        </w:rPr>
+        <w:t>Hỏi bài của lớp khác thì Mimo làm gì?</w:t>
+      </w:r>
+    </w:p>
+    <w:p>
+      <w:pPr>
+        <w:pStyle w:val="ListBullet2"/>
+        <w:spacing w:after="60"/>
+      </w:pPr>
+      <w:r>
+        <w:rPr>
+          <w:b w:val="0"/>
+          <w:i w:val="0"/>
+        </w:rPr>
+        <w:t>Trả lời ngắn: Mimo bám đúng lớp và môn em đã chọn. Bài thuộc lớp khác thì Mimo không giảng, chỉ báo bài đó ở lớp nào và mời em vào Trang chủ chọn lại lớp để tạo lại lộ trình học.</w:t>
+      </w:r>
+    </w:p>
+    <w:p>
+      <w:pPr>
+        <w:pStyle w:val="ListBullet2"/>
+        <w:spacing w:after="60"/>
+      </w:pPr>
+      <w:r>
+        <w:rPr>
+          <w:b w:val="0"/>
+          <w:i w:val="0"/>
+        </w:rPr>
+        <w:t>Nếu hỏi thêm: trước đây Mimo vẫn dạy kèm câu báo lớp khác; thầy cô chấm "có chỗ sai" vì giảng bằng kiến thức ngoài sách lớp em. Nhóm thống nhất đổi chiều 17/10. Có thể demo bằng câu bất phương trình ở Toán 8.</w:t>
+      </w:r>
+    </w:p>
+    <w:p>
+      <w:pPr>
+        <w:keepNext/>
+        <w:spacing w:before="80" w:after="60"/>
+        <w:ind w:left="340" w:hanging="340"/>
+      </w:pPr>
+      <w:r>
+        <w:rPr>
+          <w:b w:val="0"/>
+          <w:i w:val="0"/>
+        </w:rPr>
+        <w:t xml:space="preserve">11. </w:t>
+      </w:r>
+      <w:r>
+        <w:rPr>
+          <w:b/>
+          <w:i w:val="0"/>
+        </w:rPr>
+        <w:t>"Mức hiểu bài" do AI đoán thì tin được không?</w:t>
+      </w:r>
+    </w:p>
+    <w:p>
+      <w:pPr>
+        <w:pStyle w:val="ListBullet2"/>
+        <w:spacing w:after="60"/>
+      </w:pPr>
+      <w:r>
+        <w:rPr>
+          <w:b w:val="0"/>
+          <w:i w:val="0"/>
+        </w:rPr>
+        <w:t>Trả lời ngắn: chỉ là ước lượng để lần sau giảng dễ hơn hay nâng lên, không dùng để chấm điểm.</w:t>
+      </w:r>
+    </w:p>
+    <w:p>
+      <w:pPr>
+        <w:pStyle w:val="ListBullet2"/>
+        <w:spacing w:after="60"/>
+      </w:pPr>
+      <w:r>
+        <w:rPr>
+          <w:b w:val="0"/>
+          <w:i w:val="0"/>
+        </w:rPr>
+        <w:t>Nếu hỏi thêm: phần luyện tập dùng đúng/sai thật, làm trơn qua 4 lượt để một câu không làm đổi mạnh đánh giá.</w:t>
+      </w:r>
+    </w:p>
+    <w:p>
+      <w:pPr>
+        <w:keepNext/>
+        <w:spacing w:before="80" w:after="60"/>
+        <w:ind w:left="340" w:hanging="340"/>
+      </w:pPr>
+      <w:r>
+        <w:rPr>
+          <w:b w:val="0"/>
+          <w:i w:val="0"/>
+        </w:rPr>
+        <w:t xml:space="preserve">12. </w:t>
+      </w:r>
+      <w:r>
+        <w:rPr>
+          <w:b/>
+          <w:i w:val="0"/>
+        </w:rPr>
+        <w:t>Thử với học sinh thật ra sao?</w:t>
+      </w:r>
+    </w:p>
+    <w:p>
+      <w:pPr>
+        <w:pStyle w:val="ListBullet2"/>
+        <w:spacing w:after="60"/>
+      </w:pPr>
+      <w:r>
+        <w:rPr>
+          <w:b w:val="0"/>
+          <w:i w:val="0"/>
+        </w:rPr>
+        <w:t>Trả lời ngắn: sáng 16/10, 34 bạn lớp 7 hỏi 368 câu, mỗi bạn khoảng 17 phút, trung vị 3,1 giây một câu, không lần nào phải chuyển mô hình dự phòng.</w:t>
+      </w:r>
+    </w:p>
+    <w:p>
+      <w:pPr>
+        <w:pStyle w:val="ListBullet2"/>
+        <w:spacing w:after="60"/>
+      </w:pPr>
+      <w:r>
+        <w:rPr>
+          <w:b w:val="0"/>
+          <w:i w:val="0"/>
+        </w:rPr>
+        <w:t>Nếu hỏi thêm: 14 bạn làm 178 lượt luyện tập, đúng 56%. Google Form 12 phiếu: tự làm tiếp 4,4/5. Góp ý đã sửa: nút "Trang này không đúng?". Góp ý chưa sửa: trang Hỏi Mimo còn thanh cuộn thứ hai.</w:t>
+      </w:r>
+    </w:p>
+    <w:p>
+      <w:pPr>
+        <w:pStyle w:val="ListBullet2"/>
+        <w:spacing w:after="60"/>
+      </w:pPr>
+      <w:r>
+        <w:rPr>
+          <w:b w:val="0"/>
+          <w:i w:val="0"/>
+        </w:rPr>
+        <w:t>Nếu hỏi về 2/12 phiếu "Mimo giải hộ": nói thật là bộ thử đo 0/14 nhưng học sinh thật vẫn tìm ra cách hỏi bộ thử chưa phủ; nhóm sẽ đọc lại hội thoại đó và thêm vào bộ thử.</w:t>
+      </w:r>
+    </w:p>
+    <w:p>
+      <w:pPr>
+        <w:keepNext/>
+        <w:spacing w:before="80" w:after="60"/>
+        <w:ind w:left="340" w:hanging="340"/>
+      </w:pPr>
+      <w:r>
+        <w:rPr>
+          <w:b w:val="0"/>
+          <w:i w:val="0"/>
+        </w:rPr>
+        <w:t xml:space="preserve">13. </w:t>
+      </w:r>
+      <w:r>
+        <w:rPr>
+          <w:b/>
+          <w:i w:val="0"/>
+        </w:rPr>
+        <w:t>Buổi thử có 368 câu mà chỉ 36 câu có trang sách?</w:t>
+      </w:r>
+    </w:p>
+    <w:p>
+      <w:pPr>
+        <w:pStyle w:val="ListBullet2"/>
+        <w:spacing w:after="60"/>
+      </w:pPr>
+      <w:r>
+        <w:rPr>
+          <w:b w:val="0"/>
+          <w:i w:val="0"/>
+        </w:rPr>
+        <w:t>Trả lời ngắn: đa số lượt chat là em trả lời Mimo ("Đáp án là B ạ"), không cần trang. Câu hỏi bài thật có 124 câu. Nhóm tìm ra ba lỗi, sửa xong, chạy lại 25 câu thì từ 10/25 lên 18/25 câu có trang.</w:t>
+      </w:r>
+    </w:p>
+    <w:p>
+      <w:pPr>
+        <w:pStyle w:val="ListBullet2"/>
+        <w:spacing w:after="60"/>
+      </w:pPr>
+      <w:r>
+        <w:rPr>
+          <w:b w:val="0"/>
+          <w:i w:val="0"/>
+        </w:rPr>
+        <w:t>Nếu hỏi thêm: ba lỗi là "Giảng lại … cho em" bị coi như lời chào, 10 cuốn thiếu trang scan, câu hướng dẫn bài tập lúc gắn trang lúc không. Tiếng Anh sửa riêng: 15/16 câu có trang, cả 15 đúng Unit.</w:t>
+      </w:r>
+    </w:p>
+    <w:p>
+      <w:pPr>
+        <w:pStyle w:val="ListBullet2"/>
+        <w:spacing w:after="60"/>
+      </w:pPr>
+      <w:r>
+        <w:rPr>
+          <w:b w:val="0"/>
+          <w:i w:val="0"/>
+        </w:rPr>
+        <w:t>Đừng nói "câu nào cũng có trang".</w:t>
+      </w:r>
+    </w:p>
+    <w:p>
+      <w:pPr>
+        <w:pStyle w:val="Heading2"/>
+      </w:pPr>
+      <w:r>
+        <w:t>Minh bạch và vận hành</w:t>
+      </w:r>
+    </w:p>
+    <w:p>
+      <w:pPr>
+        <w:keepNext/>
+        <w:spacing w:before="80" w:after="60"/>
+        <w:ind w:left="340" w:hanging="340"/>
+      </w:pPr>
+      <w:r>
+        <w:rPr>
+          <w:b w:val="0"/>
+          <w:i w:val="0"/>
+        </w:rPr>
+        <w:t xml:space="preserve">14. </w:t>
+      </w:r>
+      <w:r>
+        <w:rPr>
+          <w:b/>
+          <w:i w:val="0"/>
+        </w:rPr>
+        <w:t>Phần nào nhóm tự làm, phần nào AI làm?</w:t>
+      </w:r>
+    </w:p>
+    <w:p>
+      <w:pPr>
+        <w:pStyle w:val="ListBullet2"/>
+        <w:spacing w:after="60"/>
+      </w:pPr>
+      <w:r>
+        <w:rPr>
+          <w:b w:val="0"/>
+          <w:i w:val="0"/>
+        </w:rPr>
+        <w:t>Trả lời ngắn: phần lớn code do Claude Code viết theo yêu cầu của nhóm; toàn bộ yêu cầu nằm trong Prompt Log.</w:t>
+      </w:r>
+    </w:p>
+    <w:p>
+      <w:pPr>
+        <w:pStyle w:val="ListBullet2"/>
+        <w:spacing w:after="60"/>
+      </w:pPr>
+      <w:r>
+        <w:rPr>
+          <w:b w:val="0"/>
+          <w:i w:val="0"/>
+        </w:rPr>
+        <w:t>Nếu hỏi thêm: nhóm quyết định bài toán, ba nguyên tắc sản phẩm, chọn và kiểm từng cuốn sách, viết câu hỏi kiểm thử, phát hiện lỗi khi dùng thử, quyết định bỏ Pinecone và quyết định bám đúng lớp. Ví dụ trong Prompt Log: "hỏi không liên quan môn học mà sao có trích dẫn" (14/09) là lỗi nhóm tự phát hiện.</w:t>
+      </w:r>
+    </w:p>
+    <w:p>
+      <w:pPr>
+        <w:keepNext/>
+        <w:spacing w:before="80" w:after="60"/>
+        <w:ind w:left="340" w:hanging="340"/>
+      </w:pPr>
+      <w:r>
+        <w:rPr>
+          <w:b w:val="0"/>
+          <w:i w:val="0"/>
+        </w:rPr>
+        <w:t xml:space="preserve">15. </w:t>
+      </w:r>
+      <w:r>
+        <w:rPr>
+          <w:b/>
+          <w:i w:val="0"/>
+        </w:rPr>
+        <w:t>Dữ liệu học sinh được bảo vệ thế nào?</w:t>
+      </w:r>
+    </w:p>
+    <w:p>
+      <w:pPr>
+        <w:pStyle w:val="ListBullet2"/>
+        <w:spacing w:after="60"/>
+      </w:pPr>
+      <w:r>
+        <w:rPr>
+          <w:b w:val="0"/>
+          <w:i w:val="0"/>
+        </w:rPr>
+        <w:t>Trả lời ngắn: mật khẩu được băm, đăng nhập bằng token, chặn đoán mật khẩu theo email và IP; API key chỉ nằm ở backend.</w:t>
+      </w:r>
+    </w:p>
+    <w:p>
+      <w:pPr>
+        <w:pStyle w:val="ListBullet2"/>
+        <w:spacing w:after="60"/>
+      </w:pPr>
+      <w:r>
+        <w:rPr>
+          <w:b w:val="0"/>
+          <w:i w:val="0"/>
+        </w:rPr>
+        <w:t>Nếu hỏi thêm: câu hỏi và ảnh đề đi qua Gemini để xử lý. Nhóm chưa có quy trình xin phép phụ huynh; đây là việc phải làm trước khi mở rộng.</w:t>
+      </w:r>
+    </w:p>
+    <w:p>
+      <w:pPr>
+        <w:keepNext/>
+        <w:spacing w:before="80" w:after="60"/>
+        <w:ind w:left="340" w:hanging="340"/>
+      </w:pPr>
+      <w:r>
+        <w:rPr>
+          <w:b w:val="0"/>
+          <w:i w:val="0"/>
+        </w:rPr>
+        <w:t xml:space="preserve">16. </w:t>
+      </w:r>
+      <w:r>
+        <w:rPr>
+          <w:b/>
+          <w:i w:val="0"/>
+        </w:rPr>
+        <w:t>Dùng SGK có vi phạm bản quyền không?</w:t>
+      </w:r>
+    </w:p>
+    <w:p>
+      <w:pPr>
+        <w:pStyle w:val="ListBullet2"/>
+        <w:spacing w:after="60"/>
+      </w:pPr>
+      <w:r>
+        <w:rPr>
+          <w:b w:val="0"/>
+          <w:i w:val="0"/>
+        </w:rPr>
+        <w:t>Trả lời ngắn: Mimo chỉ hiện trang được trích để đối chiếu, phục vụ học tập, không phát hành lại sách. Triển khai rộng thì phải xin phép NXB Giáo dục; nhóm chưa làm việc này.</w:t>
+      </w:r>
+    </w:p>
+    <w:p>
+      <w:pPr>
+        <w:keepNext/>
+        <w:spacing w:before="80" w:after="60"/>
+        <w:ind w:left="340" w:hanging="340"/>
+      </w:pPr>
+      <w:r>
+        <w:rPr>
+          <w:b w:val="0"/>
+          <w:i w:val="0"/>
+        </w:rPr>
+        <w:t xml:space="preserve">17. </w:t>
+      </w:r>
+      <w:r>
+        <w:rPr>
+          <w:b/>
+          <w:i w:val="0"/>
+        </w:rPr>
+        <w:t>1.000 học sinh cùng dùng thì sao?</w:t>
+      </w:r>
+    </w:p>
+    <w:p>
+      <w:pPr>
+        <w:pStyle w:val="ListBullet2"/>
+        <w:spacing w:after="60"/>
+      </w:pPr>
+      <w:r>
+        <w:rPr>
+          <w:b w:val="0"/>
+          <w:i w:val="0"/>
+        </w:rPr>
+        <w:t>Trả lời ngắn: kiến trúc giữ nguyên, chỉ cần gói trả phí. Tiền AI khoảng 50 đồng một câu chữ, 1.000 em khoảng 400 USD/tháng.</w:t>
+      </w:r>
+    </w:p>
+    <w:p>
+      <w:pPr>
+        <w:pStyle w:val="ListBullet2"/>
+        <w:spacing w:after="60"/>
+      </w:pPr>
+      <w:r>
+        <w:rPr>
+          <w:b w:val="0"/>
+          <w:i w:val="0"/>
+        </w:rPr>
+        <w:t>Nếu hỏi thêm: đo thật 17/10 trên 37 câu, thấp nhất 42, cao nhất 66 đồng; mỗi câu gửi khoảng 6.500 token, nhận về khoảng 200 token. Một em hỏi 10 câu/ngày, 22 ngày/tháng: khoảng 11.000 đồng/tháng.</w:t>
+      </w:r>
+    </w:p>
+    <w:p>
+      <w:pPr>
+        <w:pStyle w:val="ListBullet2"/>
+        <w:spacing w:after="60"/>
+      </w:pPr>
+      <w:r>
+        <w:rPr>
+          <w:b w:val="0"/>
+          <w:i w:val="0"/>
+        </w:rPr>
+        <w:t>Câu có ảnh khoảng 1.000 đồng (490–1.560 đồng), mỗi em tối đa 10 ảnh/ngày; ảnh nhoè nặng thì nhờ chụp lại, 0 đồng.</w:t>
+      </w:r>
+    </w:p>
+    <w:p>
+      <w:pPr>
+        <w:pStyle w:val="ListBullet2"/>
+        <w:spacing w:after="60"/>
+      </w:pPr>
+      <w:r>
+        <w:rPr>
+          <w:b w:val="0"/>
+          <w:i w:val="0"/>
+        </w:rPr>
+        <w:t>Giảm được: đổi sang Gemini 2.5 Flash-Lite (rẻ khoảng 3 lần), hoặc cache phần luật sư phạm 3.800 token câu nào cũng gửi.</w:t>
       </w:r>
     </w:p>
     <w:p>
@@ -3318,7 +5070,7 @@
           <w:b w:val="0"/>
           <w:i w:val="0"/>
         </w:rPr>
-        <w:t>Mỗi tiêu chí có một câu phải nói ra và một bằng chứng mở được ngay khi bị hỏi.</w:t>
+        <w:t>Mỗi tiêu chí có một câu phải nói ra và một bằng chứng mở được ngay.</w:t>
       </w:r>
     </w:p>
     <w:tbl>
@@ -3341,7 +5093,7 @@
         </w:trPr>
         <w:tc>
           <w:tcPr>
-            <w:tcW w:type="dxa" w:w="1844"/>
+            <w:tcW w:type="dxa" w:w="1851"/>
             <w:shd w:val="clear" w:fill="FDE7E0"/>
           </w:tcPr>
           <w:p>
@@ -3360,7 +5112,7 @@
         </w:tc>
         <w:tc>
           <w:tcPr>
-            <w:tcW w:type="dxa" w:w="3178"/>
+            <w:tcW w:type="dxa" w:w="3515"/>
             <w:shd w:val="clear" w:fill="FDE7E0"/>
           </w:tcPr>
           <w:p>
@@ -3379,7 +5131,7 @@
         </w:tc>
         <w:tc>
           <w:tcPr>
-            <w:tcW w:type="dxa" w:w="2899"/>
+            <w:tcW w:type="dxa" w:w="2947"/>
             <w:shd w:val="clear" w:fill="FDE7E0"/>
           </w:tcPr>
           <w:p>
@@ -3392,13 +5144,13 @@
                 <w:i w:val="0"/>
                 <w:sz w:val="22"/>
               </w:rPr>
-              <w:t>Bằng chứng mở ra được</w:t>
+              <w:t>Bằng chứng mở được</w:t>
             </w:r>
           </w:p>
         </w:tc>
         <w:tc>
           <w:tcPr>
-            <w:tcW w:type="dxa" w:w="1830"/>
+            <w:tcW w:type="dxa" w:w="1438"/>
             <w:shd w:val="clear" w:fill="FDE7E0"/>
           </w:tcPr>
           <w:p>
@@ -3411,7 +5163,7 @@
                 <w:i w:val="0"/>
                 <w:sz w:val="22"/>
               </w:rPr>
-              <w:t>Đã có trong lời thoại</w:t>
+              <w:t>Nằm ở đoạn</w:t>
             </w:r>
           </w:p>
         </w:tc>
@@ -3422,7 +5174,7 @@
         </w:trPr>
         <w:tc>
           <w:tcPr>
-            <w:tcW w:type="dxa" w:w="1844"/>
+            <w:tcW w:type="dxa" w:w="1851"/>
           </w:tcPr>
           <w:p>
             <w:pPr>
@@ -3434,13 +5186,13 @@
                 <w:i w:val="0"/>
                 <w:sz w:val="22"/>
               </w:rPr>
-              <w:t>Tính thực tiễn &amp; giá trị giáo dục</w:t>
+              <w:t>Thực tiễn &amp; giá trị giáo dục</w:t>
             </w:r>
           </w:p>
         </w:tc>
         <w:tc>
           <w:tcPr>
-            <w:tcW w:type="dxa" w:w="3178"/>
+            <w:tcW w:type="dxa" w:w="3515"/>
           </w:tcPr>
           <w:p>
             <w:pPr>
@@ -3458,7 +5210,7 @@
         </w:tc>
         <w:tc>
           <w:tcPr>
-            <w:tcW w:type="dxa" w:w="2899"/>
+            <w:tcW w:type="dxa" w:w="2947"/>
           </w:tcPr>
           <w:p>
             <w:pPr>
@@ -3470,7 +5222,7 @@
                 <w:i w:val="0"/>
                 <w:sz w:val="22"/>
               </w:rPr>
-              <w:t>Demo 1, 2, 4; 14 ca năn nỉ 0 lộ đáp án (</w:t>
+              <w:t xml:space="preserve">Demo 1, 2, 4; </w:t>
             </w:r>
             <w:r>
               <w:rPr>
@@ -3488,7 +5240,7 @@
                 <w:i w:val="0"/>
                 <w:sz w:val="22"/>
               </w:rPr>
-              <w:t xml:space="preserve">); </w:t>
+              <w:t xml:space="preserve">; </w:t>
             </w:r>
             <w:r>
               <w:rPr>
@@ -3504,7 +5256,7 @@
         </w:tc>
         <w:tc>
           <w:tcPr>
-            <w:tcW w:type="dxa" w:w="1830"/>
+            <w:tcW w:type="dxa" w:w="1438"/>
           </w:tcPr>
           <w:p>
             <w:pPr>
@@ -3527,7 +5279,7 @@
         </w:trPr>
         <w:tc>
           <w:tcPr>
-            <w:tcW w:type="dxa" w:w="1844"/>
+            <w:tcW w:type="dxa" w:w="1851"/>
           </w:tcPr>
           <w:p>
             <w:pPr>
@@ -3539,13 +5291,13 @@
                 <w:i w:val="0"/>
                 <w:sz w:val="22"/>
               </w:rPr>
-              <w:t>Năng lực làm chủ quy trình AI</w:t>
+              <w:t>Làm chủ quy trình AI</w:t>
             </w:r>
           </w:p>
         </w:tc>
         <w:tc>
           <w:tcPr>
-            <w:tcW w:type="dxa" w:w="3178"/>
+            <w:tcW w:type="dxa" w:w="3515"/>
           </w:tcPr>
           <w:p>
             <w:pPr>
@@ -3563,7 +5315,7 @@
         </w:tc>
         <w:tc>
           <w:tcPr>
-            <w:tcW w:type="dxa" w:w="2899"/>
+            <w:tcW w:type="dxa" w:w="2947"/>
           </w:tcPr>
           <w:p>
             <w:pPr>
@@ -3627,7 +5379,7 @@
         </w:tc>
         <w:tc>
           <w:tcPr>
-            <w:tcW w:type="dxa" w:w="1830"/>
+            <w:tcW w:type="dxa" w:w="1438"/>
           </w:tcPr>
           <w:p>
             <w:pPr>
@@ -3650,7 +5402,7 @@
         </w:trPr>
         <w:tc>
           <w:tcPr>
-            <w:tcW w:type="dxa" w:w="1844"/>
+            <w:tcW w:type="dxa" w:w="1851"/>
           </w:tcPr>
           <w:p>
             <w:pPr>
@@ -3662,13 +5414,13 @@
                 <w:i w:val="0"/>
                 <w:sz w:val="22"/>
               </w:rPr>
-              <w:t>Năng lực giải quyết yêu cầu cải tiến</w:t>
+              <w:t>Giải quyết yêu cầu cải tiến</w:t>
             </w:r>
           </w:p>
         </w:tc>
         <w:tc>
           <w:tcPr>
-            <w:tcW w:type="dxa" w:w="3178"/>
+            <w:tcW w:type="dxa" w:w="3515"/>
           </w:tcPr>
           <w:p>
             <w:pPr>
@@ -3680,13 +5432,13 @@
                 <w:i w:val="0"/>
                 <w:sz w:val="22"/>
               </w:rPr>
-              <w:t>4 yêu cầu của BGK vòng trước đã làm: chấm chặt bộ thử, thầy cô chấm, học sinh dùng thử, luyện tập thích ứng</w:t>
+              <w:t>Bốn góp ý của BGK đã làm đủ, mỗi ý một con số</w:t>
             </w:r>
           </w:p>
         </w:tc>
         <w:tc>
           <w:tcPr>
-            <w:tcW w:type="dxa" w:w="2899"/>
+            <w:tcW w:type="dxa" w:w="2947"/>
           </w:tcPr>
           <w:p>
             <w:pPr>
@@ -3718,7 +5470,7 @@
                 <w:color w:val="F2704F"/>
                 <w:sz w:val="19"/>
               </w:rPr>
-              <w:t>cham_giao_vien_1909.csv</w:t>
+              <w:t>ket_qua_gv_1710.json</w:t>
             </w:r>
             <w:r>
               <w:rPr>
@@ -3736,7 +5488,7 @@
                 <w:color w:val="F2704F"/>
                 <w:sz w:val="19"/>
               </w:rPr>
-              <w:t>KE_HOACH_THU_NGHIEM.md</w:t>
+              <w:t>thu-nghiem/</w:t>
             </w:r>
             <w:r>
               <w:rPr>
@@ -3750,112 +5502,7 @@
         </w:tc>
         <w:tc>
           <w:tcPr>
-            <w:tcW w:type="dxa" w:w="1830"/>
-          </w:tcPr>
-          <w:p>
-            <w:pPr>
-              <w:spacing w:after="40" w:line="252" w:lineRule="auto"/>
-            </w:pPr>
-            <w:r>
-              <w:rPr>
-                <w:b w:val="0"/>
-                <w:i w:val="0"/>
-                <w:sz w:val="22"/>
-              </w:rPr>
-              <w:t>5:00 (nên nói thêm 1 câu, xem dưới)</w:t>
-            </w:r>
-          </w:p>
-        </w:tc>
-      </w:tr>
-      <w:tr>
-        <w:trPr>
-          <w:cantSplit/>
-        </w:trPr>
-        <w:tc>
-          <w:tcPr>
-            <w:tcW w:type="dxa" w:w="1844"/>
-          </w:tcPr>
-          <w:p>
-            <w:pPr>
-              <w:spacing w:after="40" w:line="252" w:lineRule="auto"/>
-            </w:pPr>
-            <w:r>
-              <w:rPr>
-                <w:b w:val="0"/>
-                <w:i w:val="0"/>
-                <w:sz w:val="22"/>
-              </w:rPr>
-              <w:t>Tính minh bạch &amp; đạo đức AI</w:t>
-            </w:r>
-          </w:p>
-        </w:tc>
-        <w:tc>
-          <w:tcPr>
-            <w:tcW w:type="dxa" w:w="3178"/>
-          </w:tcPr>
-          <w:p>
-            <w:pPr>
-              <w:spacing w:after="40" w:line="252" w:lineRule="auto"/>
-            </w:pPr>
-            <w:r>
-              <w:rPr>
-                <w:b w:val="0"/>
-                <w:i w:val="0"/>
-                <w:sz w:val="22"/>
-              </w:rPr>
-              <w:t>Prompt Log ghi tự động; báo cả bản lỗi; phân định người quyết định và AI viết code</w:t>
-            </w:r>
-          </w:p>
-        </w:tc>
-        <w:tc>
-          <w:tcPr>
-            <w:tcW w:type="dxa" w:w="2899"/>
-          </w:tcPr>
-          <w:p>
-            <w:pPr>
-              <w:spacing w:after="40" w:line="252" w:lineRule="auto"/>
-            </w:pPr>
-            <w:r>
-              <w:rPr>
-                <w:rFonts w:ascii="Consolas" w:hAnsi="Consolas"/>
-                <w:b w:val="0"/>
-                <w:i w:val="0"/>
-                <w:color w:val="F2704F"/>
-                <w:sz w:val="19"/>
-              </w:rPr>
-              <w:t>prompt-log/PROMPT_LOG.md</w:t>
-            </w:r>
-            <w:r>
-              <w:rPr>
-                <w:b w:val="0"/>
-                <w:i w:val="0"/>
-                <w:sz w:val="22"/>
-              </w:rPr>
-              <w:t xml:space="preserve"> (~6.000 dòng), </w:t>
-            </w:r>
-            <w:r>
-              <w:rPr>
-                <w:rFonts w:ascii="Consolas" w:hAnsi="Consolas"/>
-                <w:b w:val="0"/>
-                <w:i w:val="0"/>
-                <w:color w:val="F2704F"/>
-                <w:sz w:val="19"/>
-              </w:rPr>
-              <w:t>PROMPT_HISTORY.md</w:t>
-            </w:r>
-            <w:r>
-              <w:rPr>
-                <w:b w:val="0"/>
-                <w:i w:val="0"/>
-                <w:sz w:val="22"/>
-              </w:rPr>
-              <w:t>, git log 70 commit từ 13/09</w:t>
-            </w:r>
-          </w:p>
-        </w:tc>
-        <w:tc>
-          <w:tcPr>
-            <w:tcW w:type="dxa" w:w="1830"/>
+            <w:tcW w:type="dxa" w:w="1438"/>
           </w:tcPr>
           <w:p>
             <w:pPr>
@@ -3878,7 +5525,7 @@
         </w:trPr>
         <w:tc>
           <w:tcPr>
-            <w:tcW w:type="dxa" w:w="1844"/>
+            <w:tcW w:type="dxa" w:w="1851"/>
           </w:tcPr>
           <w:p>
             <w:pPr>
@@ -3890,13 +5537,118 @@
                 <w:i w:val="0"/>
                 <w:sz w:val="22"/>
               </w:rPr>
-              <w:t>Kỹ năng trình bày &amp; phản biện</w:t>
+              <w:t>Minh bạch &amp; đạo đức AI</w:t>
             </w:r>
           </w:p>
         </w:tc>
         <w:tc>
           <w:tcPr>
-            <w:tcW w:type="dxa" w:w="3178"/>
+            <w:tcW w:type="dxa" w:w="3515"/>
+          </w:tcPr>
+          <w:p>
+            <w:pPr>
+              <w:spacing w:after="40" w:line="252" w:lineRule="auto"/>
+            </w:pPr>
+            <w:r>
+              <w:rPr>
+                <w:b w:val="0"/>
+                <w:i w:val="0"/>
+                <w:sz w:val="22"/>
+              </w:rPr>
+              <w:t>Prompt Log ghi tự động, báo cả lần sai; nói rõ người quyết định, AI viết code</w:t>
+            </w:r>
+          </w:p>
+        </w:tc>
+        <w:tc>
+          <w:tcPr>
+            <w:tcW w:type="dxa" w:w="2947"/>
+          </w:tcPr>
+          <w:p>
+            <w:pPr>
+              <w:spacing w:after="40" w:line="252" w:lineRule="auto"/>
+            </w:pPr>
+            <w:r>
+              <w:rPr>
+                <w:rFonts w:ascii="Consolas" w:hAnsi="Consolas"/>
+                <w:b w:val="0"/>
+                <w:i w:val="0"/>
+                <w:color w:val="F2704F"/>
+                <w:sz w:val="19"/>
+              </w:rPr>
+              <w:t>prompt-log/PROMPT_LOG.md</w:t>
+            </w:r>
+            <w:r>
+              <w:rPr>
+                <w:b w:val="0"/>
+                <w:i w:val="0"/>
+                <w:sz w:val="22"/>
+              </w:rPr>
+              <w:t xml:space="preserve">, </w:t>
+            </w:r>
+            <w:r>
+              <w:rPr>
+                <w:rFonts w:ascii="Consolas" w:hAnsi="Consolas"/>
+                <w:b w:val="0"/>
+                <w:i w:val="0"/>
+                <w:color w:val="F2704F"/>
+                <w:sz w:val="19"/>
+              </w:rPr>
+              <w:t>PROMPT_HISTORY.md</w:t>
+            </w:r>
+            <w:r>
+              <w:rPr>
+                <w:b w:val="0"/>
+                <w:i w:val="0"/>
+                <w:sz w:val="22"/>
+              </w:rPr>
+              <w:t>, git log</w:t>
+            </w:r>
+          </w:p>
+        </w:tc>
+        <w:tc>
+          <w:tcPr>
+            <w:tcW w:type="dxa" w:w="1438"/>
+          </w:tcPr>
+          <w:p>
+            <w:pPr>
+              <w:spacing w:after="40" w:line="252" w:lineRule="auto"/>
+            </w:pPr>
+            <w:r>
+              <w:rPr>
+                <w:b w:val="0"/>
+                <w:i w:val="0"/>
+                <w:sz w:val="22"/>
+              </w:rPr>
+              <w:t>5:00, câu 14</w:t>
+            </w:r>
+          </w:p>
+        </w:tc>
+      </w:tr>
+      <w:tr>
+        <w:trPr>
+          <w:cantSplit/>
+        </w:trPr>
+        <w:tc>
+          <w:tcPr>
+            <w:tcW w:type="dxa" w:w="1851"/>
+          </w:tcPr>
+          <w:p>
+            <w:pPr>
+              <w:spacing w:after="40" w:line="252" w:lineRule="auto"/>
+            </w:pPr>
+            <w:r>
+              <w:rPr>
+                <w:b w:val="0"/>
+                <w:i w:val="0"/>
+                <w:sz w:val="22"/>
+              </w:rPr>
+              <w:t>Trình bày &amp; phản biện</w:t>
+            </w:r>
+          </w:p>
+        </w:tc>
+        <w:tc>
+          <w:tcPr>
+            <w:tcW w:type="dxa" w:w="3515"/>
           </w:tcPr>
           <w:p>
             <w:pPr>
@@ -3914,7 +5666,7 @@
         </w:tc>
         <w:tc>
           <w:tcPr>
-            <w:tcW w:type="dxa" w:w="2899"/>
+            <w:tcW w:type="dxa" w:w="2947"/>
           </w:tcPr>
           <w:p>
             <w:pPr>
@@ -3926,13 +5678,13 @@
                 <w:i w:val="0"/>
                 <w:sz w:val="22"/>
               </w:rPr>
-              <w:t>Mục câu hỏi phản biện bên dưới</w:t>
+              <w:t>Mục câu hỏi phản biện</w:t>
             </w:r>
           </w:p>
         </w:tc>
         <w:tc>
           <w:tcPr>
-            <w:tcW w:type="dxa" w:w="1830"/>
+            <w:tcW w:type="dxa" w:w="1438"/>
           </w:tcPr>
           <w:p>
             <w:pPr>
@@ -3964,43 +5716,6 @@
           <w:b/>
           <w:i w:val="0"/>
         </w:rPr>
-        <w:t>Câu nối cho tiêu chí cải tiến</w:t>
-      </w:r>
-      <w:r>
-        <w:rPr>
-          <w:b w:val="0"/>
-          <w:i w:val="0"/>
-        </w:rPr>
-        <w:t xml:space="preserve"> (chèn vào đầu đoạn 5:00 nếu hội đồng là BGK vòng trước):</w:t>
-      </w:r>
-    </w:p>
-    <w:p>
-      <w:pPr>
-        <w:spacing w:after="160" w:line="312" w:lineRule="auto"/>
-        <w:ind w:left="340"/>
-        <w:pBdr>
-          <w:left w:val="single" w:sz="18" w:space="8" w:color="F2704F"/>
-        </w:pBdr>
-      </w:pPr>
-      <w:r>
-        <w:rPr>
-          <w:b w:val="0"/>
-          <w:i w:val="0"/>
-          <w:color w:val="1B2A4A"/>
-          <w:sz w:val="26"/>
-        </w:rPr>
-        <w:t>Vòng trước thầy cô góp bốn ý, nhóm em đã làm cả bốn: // chấm bộ thử chặt hơn, nhờ thầy cô bộ môn chấm, cho các bạn cùng lớp dùng thử, và làm luyện tập tính độ khó, số lần dùng gợi ý và dạng lỗi.</w:t>
-      </w:r>
-    </w:p>
-    <w:p>
-      <w:pPr>
-        <w:spacing w:after="120"/>
-      </w:pPr>
-      <w:r>
-        <w:rPr>
-          <w:b/>
-          <w:i w:val="0"/>
-        </w:rPr>
         <w:t>Change Request 6 giờ (nếu BTC giao trong ngày thi)</w:t>
       </w:r>
     </w:p>
@@ -4015,7 +5730,7 @@
           <w:b w:val="0"/>
           <w:i w:val="0"/>
         </w:rPr>
-        <w:t>1. 15 phút đầu: đọc yêu cầu, viết ra 3 dòng "xong là thế nào", hỏi lại BTC chỗ mơ hồ.</w:t>
+        <w:t>1. 15 phút đầu: đọc yêu cầu, viết 3 dòng "xong là thế nào", hỏi lại BTC chỗ mơ hồ.</w:t>
       </w:r>
     </w:p>
     <w:p>
@@ -4029,7 +5744,7 @@
           <w:b w:val="0"/>
           <w:i w:val="0"/>
         </w:rPr>
-        <w:t xml:space="preserve">2. Làm bản chạy được nhỏ nhất trước giờ thứ 3, deploy lên </w:t>
+        <w:t xml:space="preserve">2. Có bản chạy được nhỏ nhất trước giờ thứ 3, push lên </w:t>
       </w:r>
       <w:r>
         <w:rPr>
@@ -4094,7 +5809,7 @@
           <w:b w:val="0"/>
           <w:i w:val="0"/>
         </w:rPr>
-        <w:t xml:space="preserve"> khi nó đang chạy vì </w:t>
+        <w:t xml:space="preserve"> khi bộ thử đang chạy vì </w:t>
       </w:r>
       <w:r>
         <w:rPr>
@@ -4137,7 +5852,7 @@
           <w:b w:val="0"/>
           <w:i w:val="0"/>
         </w:rPr>
-        <w:t>Khi trình bày CR, nói rõ: yêu cầu là gì, nhóm chọn cách nào và vì sao, cái gì chưa kịp làm.</w:t>
+        <w:t>Khi trình bày CR: yêu cầu là gì, nhóm chọn cách nào và vì sao, cái gì chưa kịp làm.</w:t>
       </w:r>
     </w:p>
     <w:p>
@@ -4145,7 +5860,7 @@
         <w:pStyle w:val="Heading1"/>
       </w:pPr>
       <w:r>
-        <w:t>Câu hỏi phản biện dự kiến</w:t>
+        <w:t>Checklist</w:t>
       </w:r>
     </w:p>
     <w:p>
@@ -4154,1025 +5869,10 @@
       </w:pPr>
       <w:r>
         <w:rPr>
-          <w:b w:val="0"/>
-          <w:i w:val="0"/>
-        </w:rPr>
-        <w:t xml:space="preserve">Trả lời theo khuôn: </w:t>
-      </w:r>
-      <w:r>
-        <w:rPr>
           <w:b/>
           <w:i w:val="0"/>
         </w:rPr>
-        <w:t>kết luận trước, một con số hoặc bằng chứng, dừng</w:t>
-      </w:r>
-      <w:r>
-        <w:rPr>
-          <w:b w:val="0"/>
-          <w:i w:val="0"/>
-        </w:rPr>
-        <w:t>. Không biết thì nói "nhóm em chưa đo, em xin ghi nhận", không đoán số.</w:t>
-      </w:r>
-    </w:p>
-    <w:p>
-      <w:pPr>
-        <w:pStyle w:val="Heading2"/>
-      </w:pPr>
-      <w:r>
-        <w:t>Về kỹ thuật</w:t>
-      </w:r>
-    </w:p>
-    <w:p>
-      <w:pPr>
-        <w:keepNext/>
-        <w:spacing w:before="80" w:after="60"/>
-        <w:ind w:left="340" w:hanging="340"/>
-      </w:pPr>
-      <w:r>
-        <w:rPr>
-          <w:b w:val="0"/>
-          <w:i w:val="0"/>
-        </w:rPr>
-        <w:t xml:space="preserve">1. </w:t>
-      </w:r>
-      <w:r>
-        <w:rPr>
-          <w:b/>
-          <w:i w:val="0"/>
-        </w:rPr>
-        <w:t>Mimo khác gì ChatGPT hỏi thẳng?</w:t>
-      </w:r>
-    </w:p>
-    <w:p>
-      <w:pPr>
-        <w:pStyle w:val="ListBullet2"/>
-        <w:spacing w:after="60"/>
-      </w:pPr>
-      <w:r>
-        <w:rPr>
-          <w:b w:val="0"/>
-          <w:i w:val="0"/>
-        </w:rPr>
-        <w:t>Mimo tìm trong SGK trước rồi mới đưa cho AI, nên câu trả lời bám sách và có trang để kiểm tra. ChatGPT trả lời từ trí nhớ, không chỉ được trang nào.</w:t>
-      </w:r>
-    </w:p>
-    <w:p>
-      <w:pPr>
-        <w:pStyle w:val="ListBullet2"/>
-        <w:spacing w:after="60"/>
-      </w:pPr>
-      <w:r>
-        <w:rPr>
-          <w:b w:val="0"/>
-          <w:i w:val="0"/>
-        </w:rPr>
-        <w:t>Thêm ba lớp do code quyết định, không phụ thuộc AI: lớp an toàn, lớp lọc phạm vi, luật không giải hộ.</w:t>
-      </w:r>
-    </w:p>
-    <w:p>
-      <w:pPr>
-        <w:keepNext/>
-        <w:spacing w:before="80" w:after="60"/>
-        <w:ind w:left="340" w:hanging="340"/>
-      </w:pPr>
-      <w:r>
-        <w:rPr>
-          <w:b w:val="0"/>
-          <w:i w:val="0"/>
-        </w:rPr>
-        <w:t xml:space="preserve">2. </w:t>
-      </w:r>
-      <w:r>
-        <w:rPr>
-          <w:b/>
-          <w:i w:val="0"/>
-        </w:rPr>
-        <w:t>Vì sao chọn Gemini mà không chọn GPT hay Claude?</w:t>
-      </w:r>
-    </w:p>
-    <w:p>
-      <w:pPr>
-        <w:pStyle w:val="ListBullet2"/>
-        <w:spacing w:after="60"/>
-      </w:pPr>
-      <w:r>
-        <w:rPr>
-          <w:b w:val="0"/>
-          <w:i w:val="0"/>
-        </w:rPr>
-        <w:t>Tiếng Việt tốt, đọc được ảnh đề, có cả mô hình embedding cùng hãng, và có gói miễn phí để học sinh dùng không tốn tiền.</w:t>
-      </w:r>
-    </w:p>
-    <w:p>
-      <w:pPr>
-        <w:pStyle w:val="ListBullet2"/>
-        <w:spacing w:after="60"/>
-      </w:pPr>
-      <w:r>
-        <w:rPr>
-          <w:b w:val="0"/>
-          <w:i w:val="0"/>
-        </w:rPr>
-        <w:t>Chọn bản Flash-Lite vì nhanh: trung vị 4,1 giây ở lần đo cuối của bộ thử 17/10; buổi 34 học sinh dùng thử trung vị 3,1 giây, 90% câu dưới 3,8 giây. Hết lượt thì tự chuyển sang Gemini 3.5 Flash-Lite rồi 3.5 Flash.</w:t>
-      </w:r>
-    </w:p>
-    <w:p>
-      <w:pPr>
-        <w:keepNext/>
-        <w:spacing w:before="80" w:after="60"/>
-        <w:ind w:left="340" w:hanging="340"/>
-      </w:pPr>
-      <w:r>
-        <w:rPr>
-          <w:b w:val="0"/>
-          <w:i w:val="0"/>
-        </w:rPr>
-        <w:t xml:space="preserve">3. </w:t>
-      </w:r>
-      <w:r>
-        <w:rPr>
-          <w:b/>
-          <w:i w:val="0"/>
-        </w:rPr>
-        <w:t>AI vẫn có thể bịa, nhóm xử lý thế nào?</w:t>
-      </w:r>
-    </w:p>
-    <w:p>
-      <w:pPr>
-        <w:pStyle w:val="ListBullet2"/>
-        <w:spacing w:after="60"/>
-      </w:pPr>
-      <w:r>
-        <w:rPr>
-          <w:b w:val="0"/>
-          <w:i w:val="0"/>
-        </w:rPr>
-        <w:t>Giảm: AI chỉ được giảng theo đoạn sách đưa vào và phải ghi số trích dẫn.</w:t>
-      </w:r>
-    </w:p>
-    <w:p>
-      <w:pPr>
-        <w:pStyle w:val="ListBullet2"/>
-        <w:spacing w:after="60"/>
-      </w:pPr>
-      <w:r>
-        <w:rPr>
-          <w:b w:val="0"/>
-          <w:i w:val="0"/>
-        </w:rPr>
-        <w:t>Lộ ra: câu không có trang sách thì giao diện ghi "Mimo chưa có trang sách làm chứng nên có thể nhầm". Trang bị trích sai thì học sinh bấm "Trang này không đúng?".</w:t>
-      </w:r>
-    </w:p>
-    <w:p>
-      <w:pPr>
-        <w:pStyle w:val="ListBullet2"/>
-        <w:spacing w:after="60"/>
-      </w:pPr>
-      <w:r>
-        <w:rPr>
-          <w:b w:val="0"/>
-          <w:i w:val="0"/>
-        </w:rPr>
-        <w:t>Đo: thầy cô bộ môn chấm nguyên văn 43 câu của lần đo 17/10: 41 đúng, 2 có chỗ sai, không câu nào sai. Lần 19/09 (28 câu): 25 đúng, 3 có chỗ sai.</w:t>
-      </w:r>
-    </w:p>
-    <w:p>
-      <w:pPr>
-        <w:pStyle w:val="ListBullet2"/>
-        <w:spacing w:after="60"/>
-      </w:pPr>
-      <w:r>
-        <w:rPr>
-          <w:b w:val="0"/>
-          <w:i w:val="0"/>
-        </w:rPr>
-        <w:t>Câu ƯCLN (câu 16) có chỗ sai dù có trang sách đi kèm: thiếu bước phân tích ra thừa số nguyên tố. Máy chấm không bắt được loại lỗi này, nên nhóm mới cần thầy cô chấm. Đã sửa ngày 17/10: lần đo cuối, Mimo làm mẫu phép chia liên tiếp rồi để em tự phân tích 36.</w:t>
-      </w:r>
-    </w:p>
-    <w:p>
-      <w:pPr>
-        <w:keepNext/>
-        <w:spacing w:before="80" w:after="60"/>
-        <w:ind w:left="340" w:hanging="340"/>
-      </w:pPr>
-      <w:r>
-        <w:rPr>
-          <w:b w:val="0"/>
-          <w:i w:val="0"/>
-        </w:rPr>
-        <w:t xml:space="preserve">4. </w:t>
-      </w:r>
-      <w:r>
-        <w:rPr>
-          <w:b/>
-          <w:i w:val="0"/>
-        </w:rPr>
-        <w:t>Vì sao bỏ Pinecone, chuyển vào Postgres?</w:t>
-      </w:r>
-    </w:p>
-    <w:p>
-      <w:pPr>
-        <w:pStyle w:val="ListBullet2"/>
-        <w:spacing w:after="60"/>
-      </w:pPr>
-      <w:r>
-        <w:rPr>
-          <w:b w:val="0"/>
-          <w:i w:val="0"/>
-        </w:rPr>
-        <w:t>Gói miễn phí Pinecone giới hạn 1 GB đọc mỗi tháng. Mỗi câu hỏi kéo về vài chục đoạn sách, hết hạn mức là Mimo ngừng trả lời.</w:t>
-      </w:r>
-    </w:p>
-    <w:p>
-      <w:pPr>
-        <w:pStyle w:val="ListBullet2"/>
-        <w:spacing w:after="60"/>
-      </w:pPr>
-      <w:r>
-        <w:rPr>
-          <w:b w:val="0"/>
-          <w:i w:val="0"/>
-        </w:rPr>
-        <w:t>pgvector nằm trong database sẵn có: 0 đồng, không còn hạn mức. Kho nhỏ (5.498 đoạn) nên quét chính xác toàn bộ, không bỏ sót.</w:t>
-      </w:r>
-    </w:p>
-    <w:p>
-      <w:pPr>
-        <w:keepNext/>
-        <w:spacing w:before="80" w:after="60"/>
-        <w:ind w:left="340" w:hanging="340"/>
-      </w:pPr>
-      <w:r>
-        <w:rPr>
-          <w:b w:val="0"/>
-          <w:i w:val="0"/>
-        </w:rPr>
-        <w:t xml:space="preserve">5. </w:t>
-      </w:r>
-      <w:r>
-        <w:rPr>
-          <w:b/>
-          <w:i w:val="0"/>
-        </w:rPr>
-        <w:t>Embedding và tìm vector là gì, nói cho dễ hiểu?</w:t>
-      </w:r>
-    </w:p>
-    <w:p>
-      <w:pPr>
-        <w:pStyle w:val="ListBullet2"/>
-        <w:spacing w:after="60"/>
-      </w:pPr>
-      <w:r>
-        <w:rPr>
-          <w:b w:val="0"/>
-          <w:i w:val="0"/>
-        </w:rPr>
-        <w:t>Mỗi đoạn sách được biến thành một dãy số thể hiện ý nghĩa. Câu hỏi cũng được biến như vậy. Đoạn nào có dãy số gần câu hỏi nhất là đoạn nói về cùng ý, kể cả khi khác chữ.</w:t>
-      </w:r>
-    </w:p>
-    <w:p>
-      <w:pPr>
-        <w:keepNext/>
-        <w:spacing w:before="80" w:after="60"/>
-        <w:ind w:left="340" w:hanging="340"/>
-      </w:pPr>
-      <w:r>
-        <w:rPr>
-          <w:b w:val="0"/>
-          <w:i w:val="0"/>
-        </w:rPr>
-        <w:t xml:space="preserve">6. </w:t>
-      </w:r>
-      <w:r>
-        <w:rPr>
-          <w:b/>
-          <w:i w:val="0"/>
-        </w:rPr>
-        <w:t>Mimo đọc câu trả lời từ đâu mà biết trang sách nào?</w:t>
-      </w:r>
-    </w:p>
-    <w:p>
-      <w:pPr>
-        <w:pStyle w:val="ListBullet2"/>
-        <w:spacing w:after="60"/>
-      </w:pPr>
-      <w:r>
-        <w:rPr>
-          <w:b w:val="0"/>
-          <w:i w:val="0"/>
-        </w:rPr>
-        <w:t xml:space="preserve">Lúc nạp sách, mỗi đoạn được gắn môn, lớp, bài, số trang theo danh mục </w:t>
-      </w:r>
-      <w:r>
-        <w:rPr>
-          <w:rFonts w:ascii="Consolas" w:hAnsi="Consolas"/>
-          <w:b w:val="0"/>
-          <w:i w:val="0"/>
-          <w:color w:val="F2704F"/>
-          <w:sz w:val="21"/>
-        </w:rPr>
-        <w:t>books.py</w:t>
-      </w:r>
-      <w:r>
-        <w:rPr>
-          <w:b w:val="0"/>
-          <w:i w:val="0"/>
-        </w:rPr>
-        <w:t>. Ảnh trang render sẵn lên Supabase Storage.</w:t>
-      </w:r>
-    </w:p>
-    <w:p>
-      <w:pPr>
-        <w:pStyle w:val="Heading2"/>
-      </w:pPr>
-      <w:r>
-        <w:t>Về giáo dục và an toàn</w:t>
-      </w:r>
-    </w:p>
-    <w:p>
-      <w:pPr>
-        <w:keepNext/>
-        <w:spacing w:before="80" w:after="60"/>
-        <w:ind w:left="340" w:hanging="340"/>
-      </w:pPr>
-      <w:r>
-        <w:rPr>
-          <w:b w:val="0"/>
-          <w:i w:val="0"/>
-        </w:rPr>
-        <w:t xml:space="preserve">7. </w:t>
-      </w:r>
-      <w:r>
-        <w:rPr>
-          <w:b/>
-          <w:i w:val="0"/>
-        </w:rPr>
-        <w:t>Lọc từ khóa tự hại có bỏ sót không?</w:t>
-      </w:r>
-    </w:p>
-    <w:p>
-      <w:pPr>
-        <w:pStyle w:val="ListBullet2"/>
-        <w:spacing w:after="60"/>
-      </w:pPr>
-      <w:r>
-        <w:rPr>
-          <w:b w:val="0"/>
-          <w:i w:val="0"/>
-        </w:rPr>
-        <w:t>Có thể. Vì vậy Mimo có hai lớp: từ khóa (cả kiểu viết tắt của học sinh như "e k mun song") và AI phân loại. Khi đã bắt được thì số 111 do code gắn, AI hết lượt vẫn hiện.</w:t>
-      </w:r>
-    </w:p>
-    <w:p>
-      <w:pPr>
-        <w:pStyle w:val="ListBullet2"/>
-        <w:spacing w:after="60"/>
-      </w:pPr>
-      <w:r>
-        <w:rPr>
-          <w:b w:val="0"/>
-          <w:i w:val="0"/>
-        </w:rPr>
-        <w:t>Chưa làm: báo cho phụ huynh hoặc giáo viên. Đây là việc cần cân nhắc quyền riêng tư của em.</w:t>
-      </w:r>
-    </w:p>
-    <w:p>
-      <w:pPr>
-        <w:keepNext/>
-        <w:spacing w:before="80" w:after="60"/>
-        <w:ind w:left="340" w:hanging="340"/>
-      </w:pPr>
-      <w:r>
-        <w:rPr>
-          <w:b w:val="0"/>
-          <w:i w:val="0"/>
-        </w:rPr>
-        <w:t xml:space="preserve">8. </w:t>
-      </w:r>
-      <w:r>
-        <w:rPr>
-          <w:b/>
-          <w:i w:val="0"/>
-        </w:rPr>
-        <w:t>Học sinh cố ép hoặc lừa Mimo đưa đáp án thì sao?</w:t>
-      </w:r>
-    </w:p>
-    <w:p>
-      <w:pPr>
-        <w:pStyle w:val="ListBullet2"/>
-        <w:spacing w:after="60"/>
-      </w:pPr>
-      <w:r>
-        <w:rPr>
-          <w:b w:val="0"/>
-          <w:i w:val="0"/>
-        </w:rPr>
-        <w:t>14 ca năn nỉ (dọa, bảo đang kiểm tra, bảo "đừng hỏi lại"): bản 19/09 lộ 3 lần, bản hiện tại 0 lần. Chỉ dẫn ghi đè nằm trong ảnh đề cũng bị bỏ qua.</w:t>
-      </w:r>
-    </w:p>
-    <w:p>
-      <w:pPr>
-        <w:pStyle w:val="ListBullet2"/>
-        <w:spacing w:after="60"/>
-      </w:pPr>
-      <w:r>
-        <w:rPr>
-          <w:b w:val="0"/>
-          <w:i w:val="0"/>
-        </w:rPr>
-        <w:t>AI không tất định, chạy lại có thể lệch một hai ca. Nhóm nói rõ điều này trong báo cáo.</w:t>
-      </w:r>
-    </w:p>
-    <w:p>
-      <w:pPr>
-        <w:keepNext/>
-        <w:spacing w:before="80" w:after="60"/>
-        <w:ind w:left="340" w:hanging="340"/>
-      </w:pPr>
-      <w:r>
-        <w:rPr>
-          <w:b w:val="0"/>
-          <w:i w:val="0"/>
-        </w:rPr>
-        <w:t xml:space="preserve">9. </w:t>
-      </w:r>
-      <w:r>
-        <w:rPr>
-          <w:b/>
-          <w:i w:val="0"/>
-        </w:rPr>
-        <w:t>Sách không có bài đó thì Mimo làm gì?</w:t>
-      </w:r>
-      <w:r>
-        <w:rPr>
-          <w:b w:val="0"/>
-          <w:i w:val="0"/>
-        </w:rPr>
-        <w:t xml:space="preserve"> (thầy cô chấm câu 22, 24)</w:t>
-      </w:r>
-    </w:p>
-    <w:p>
-      <w:pPr>
-        <w:pStyle w:val="ListBullet2"/>
-        <w:spacing w:after="60"/>
-      </w:pPr>
-      <w:r>
-        <w:rPr>
-          <w:b w:val="0"/>
-          <w:i w:val="0"/>
-        </w:rPr>
-        <w:t>Trước đây nhóm chọn vẫn dạy, kèm câu báo bài nằm ở lớp khác. Thầy cô chấm "có chỗ sai" vì Mimo giảng bằng kiến thức ngoài sách.</w:t>
-      </w:r>
-    </w:p>
-    <w:p>
-      <w:pPr>
-        <w:pStyle w:val="ListBullet2"/>
-        <w:spacing w:after="60"/>
-      </w:pPr>
-      <w:r>
-        <w:rPr>
-          <w:b w:val="0"/>
-          <w:i w:val="0"/>
-        </w:rPr>
-        <w:t>Từ 17/10 nhóm đổi theo góp ý: bài nằm ở sách lớp khác thì Mimo chỉ giảng theo đúng trang sách lớp đó, có trích dẫn; không sách nào có thì Mimo nói thật là sách không có và không giảng.</w:t>
-      </w:r>
-    </w:p>
-    <w:p>
-      <w:pPr>
-        <w:keepNext/>
-        <w:spacing w:before="80" w:after="60"/>
-        <w:ind w:left="340" w:hanging="340"/>
-      </w:pPr>
-      <w:r>
-        <w:rPr>
-          <w:b w:val="0"/>
-          <w:i w:val="0"/>
-        </w:rPr>
-        <w:t xml:space="preserve">10. </w:t>
-      </w:r>
-      <w:r>
-        <w:rPr>
-          <w:b/>
-          <w:i w:val="0"/>
-        </w:rPr>
-        <w:t>"Mức hiểu bài" do AI đoán thì tin được không?</w:t>
-      </w:r>
-    </w:p>
-    <w:p>
-      <w:pPr>
-        <w:pStyle w:val="ListBullet2"/>
-        <w:spacing w:after="60"/>
-      </w:pPr>
-      <w:r>
-        <w:rPr>
-          <w:b w:val="0"/>
-          <w:i w:val="0"/>
-        </w:rPr>
-        <w:t>Chỉ là ước lượng để lần sau giảng dễ hơn hay nâng lên, không dùng để chấm điểm. Phần luyện tập thì dùng đúng/sai thật, làm trơn qua 4 lượt để một câu không làm đổi mạnh đánh giá.</w:t>
-      </w:r>
-    </w:p>
-    <w:p>
-      <w:pPr>
-        <w:keepNext/>
-        <w:spacing w:before="80" w:after="60"/>
-        <w:ind w:left="340" w:hanging="340"/>
-      </w:pPr>
-      <w:r>
-        <w:rPr>
-          <w:b w:val="0"/>
-          <w:i w:val="0"/>
-        </w:rPr>
-        <w:t xml:space="preserve">11. </w:t>
-      </w:r>
-      <w:r>
-        <w:rPr>
-          <w:b/>
-          <w:i w:val="0"/>
-        </w:rPr>
-        <w:t>Thử với học sinh thật ra sao?</w:t>
-      </w:r>
-    </w:p>
-    <w:p>
-      <w:pPr>
-        <w:pStyle w:val="ListBullet2"/>
-        <w:spacing w:after="60"/>
-      </w:pPr>
-      <w:r>
-        <w:rPr>
-          <w:b w:val="0"/>
-          <w:i w:val="0"/>
-        </w:rPr>
-        <w:t xml:space="preserve">Sáng 16/10, 34 bạn lớp 7 dùng thử: 368 câu hỏi, trung vị 9 câu và 17 phút mỗi bạn, trung vị 3,1 giây một câu, cả buổi không lần nào phải chuyển mô hình dự phòng. 14 bạn làm 178 lượt luyện tập, đúng 56%. Số liệu đọc từ hệ thống, xem </w:t>
-      </w:r>
-      <w:r>
-        <w:rPr>
-          <w:rFonts w:ascii="Consolas" w:hAnsi="Consolas"/>
-          <w:b w:val="0"/>
-          <w:i w:val="0"/>
-          <w:color w:val="F2704F"/>
-          <w:sz w:val="21"/>
-        </w:rPr>
-        <w:t>thu-nghiem/KET_QUA_DUNG_THU_1610.md</w:t>
-      </w:r>
-      <w:r>
-        <w:rPr>
-          <w:b w:val="0"/>
-          <w:i w:val="0"/>
-        </w:rPr>
-        <w:t>.</w:t>
-      </w:r>
-    </w:p>
-    <w:p>
-      <w:pPr>
-        <w:pStyle w:val="ListBullet2"/>
-        <w:spacing w:after="60"/>
-      </w:pPr>
-      <w:r>
-        <w:rPr>
-          <w:b w:val="0"/>
-          <w:i w:val="0"/>
-        </w:rPr>
-        <w:t>Góp ý đã sửa: vài bạn báo lệch trang, hôm sau có nút "Trang này không đúng?". Góp ý chưa sửa: trang Hỏi Mimo còn thanh cuộn thứ hai.</w:t>
-      </w:r>
-    </w:p>
-    <w:p>
-      <w:pPr>
-        <w:pStyle w:val="ListBullet2"/>
-        <w:spacing w:after="60"/>
-      </w:pPr>
-      <w:r>
-        <w:rPr>
-          <w:b w:val="0"/>
-          <w:i w:val="0"/>
-        </w:rPr>
-        <w:t xml:space="preserve">Google Form 12 phiếu: 10/12 bạn thấy Mimo chỉ gợi ý bước đầu, </w:t>
-      </w:r>
-      <w:r>
-        <w:rPr>
-          <w:b/>
-          <w:i w:val="0"/>
-        </w:rPr>
-        <w:t>2/12 bạn thấy Mimo giải hộ</w:t>
-      </w:r>
-      <w:r>
-        <w:rPr>
-          <w:b w:val="0"/>
-          <w:i w:val="0"/>
-        </w:rPr>
-        <w:t xml:space="preserve">; tự làm tiếp được trung bình </w:t>
-      </w:r>
-      <w:r>
-        <w:rPr>
-          <w:b/>
-          <w:i w:val="0"/>
-        </w:rPr>
-        <w:t>4,4/5</w:t>
-      </w:r>
-      <w:r>
-        <w:rPr>
-          <w:b w:val="0"/>
-          <w:i w:val="0"/>
-        </w:rPr>
-        <w:t xml:space="preserve">; 7/12 mở đúng trang sách, 5/12 gặp trang lệch hoặc không mở được. Nếu bị hỏi về 2 phiếu "giải hộ": nói thật là bộ thử đo 0/14 nhưng học sinh thật vẫn tìm ra cách hỏi bộ thử chưa phủ, nhóm sẽ đọc lại hội thoại đó và thêm vào bộ thử. Xem </w:t>
-      </w:r>
-      <w:r>
-        <w:rPr>
-          <w:rFonts w:ascii="Consolas" w:hAnsi="Consolas"/>
-          <w:b w:val="0"/>
-          <w:i w:val="0"/>
-          <w:color w:val="F2704F"/>
-          <w:sz w:val="21"/>
-        </w:rPr>
-        <w:t>thu-nghiem/KET_QUA_GOOGLE_FORM.md</w:t>
-      </w:r>
-      <w:r>
-        <w:rPr>
-          <w:b w:val="0"/>
-          <w:i w:val="0"/>
-        </w:rPr>
-        <w:t>.</w:t>
-      </w:r>
-    </w:p>
-    <w:p>
-      <w:pPr>
-        <w:pStyle w:val="ListBullet2"/>
-        <w:spacing w:after="60"/>
-      </w:pPr>
-      <w:r>
-        <w:rPr>
-          <w:b w:val="0"/>
-          <w:i w:val="0"/>
-        </w:rPr>
-        <w:t>Nếu bị hỏi tỉ lệ trích trang của buổi thử: xem câu 16.</w:t>
-      </w:r>
-    </w:p>
-    <w:p>
-      <w:pPr>
-        <w:pStyle w:val="Heading2"/>
-      </w:pPr>
-      <w:r>
-        <w:t>Về minh bạch và vận hành</w:t>
-      </w:r>
-    </w:p>
-    <w:p>
-      <w:pPr>
-        <w:keepNext/>
-        <w:spacing w:before="80" w:after="60"/>
-        <w:ind w:left="340" w:hanging="340"/>
-      </w:pPr>
-      <w:r>
-        <w:rPr>
-          <w:b w:val="0"/>
-          <w:i w:val="0"/>
-        </w:rPr>
-        <w:t xml:space="preserve">12. </w:t>
-      </w:r>
-      <w:r>
-        <w:rPr>
-          <w:b/>
-          <w:i w:val="0"/>
-        </w:rPr>
-        <w:t>Phần nào nhóm tự làm, phần nào AI làm?</w:t>
-      </w:r>
-    </w:p>
-    <w:p>
-      <w:pPr>
-        <w:pStyle w:val="ListBullet2"/>
-        <w:spacing w:after="60"/>
-      </w:pPr>
-      <w:r>
-        <w:rPr>
-          <w:b w:val="0"/>
-          <w:i w:val="0"/>
-        </w:rPr>
-        <w:t>Nói thật: phần lớn code do công cụ AI lập trình (Claude Code) viết theo yêu cầu của nhóm. Toàn bộ yêu cầu nằm trong Prompt Log.</w:t>
-      </w:r>
-    </w:p>
-    <w:p>
-      <w:pPr>
-        <w:pStyle w:val="ListBullet2"/>
-        <w:spacing w:after="60"/>
-      </w:pPr>
-      <w:r>
-        <w:rPr>
-          <w:b w:val="0"/>
-          <w:i w:val="0"/>
-        </w:rPr>
-        <w:t>Nhóm quyết định: bài toán, ba nguyên tắc sản phẩm, chọn và kiểm tra từng cuốn sách, các câu hỏi kiểm thử, phát hiện lỗi khi dùng thử, và quyết định đổi Pinecone.</w:t>
-      </w:r>
-    </w:p>
-    <w:p>
-      <w:pPr>
-        <w:pStyle w:val="ListBullet2"/>
-        <w:spacing w:after="60"/>
-      </w:pPr>
-      <w:r>
-        <w:rPr>
-          <w:b w:val="0"/>
-          <w:i w:val="0"/>
-        </w:rPr>
-        <w:t>Chỉ vào một ví dụ cụ thể trong Prompt Log: "hỏi không liên quan môn học mà sao có trích dẫn" (14/09) là lỗi nhóm tự phát hiện khi dùng thử.</w:t>
-      </w:r>
-    </w:p>
-    <w:p>
-      <w:pPr>
-        <w:keepNext/>
-        <w:spacing w:before="80" w:after="60"/>
-        <w:ind w:left="340" w:hanging="340"/>
-      </w:pPr>
-      <w:r>
-        <w:rPr>
-          <w:b w:val="0"/>
-          <w:i w:val="0"/>
-        </w:rPr>
-        <w:t xml:space="preserve">13. </w:t>
-      </w:r>
-      <w:r>
-        <w:rPr>
-          <w:b/>
-          <w:i w:val="0"/>
-        </w:rPr>
-        <w:t>Dữ liệu học sinh được bảo vệ thế nào?</w:t>
-      </w:r>
-    </w:p>
-    <w:p>
-      <w:pPr>
-        <w:pStyle w:val="ListBullet2"/>
-        <w:spacing w:after="60"/>
-      </w:pPr>
-      <w:r>
-        <w:rPr>
-          <w:b w:val="0"/>
-          <w:i w:val="0"/>
-        </w:rPr>
-        <w:t>Mật khẩu được băm, đăng nhập bằng token, chặn đoán mật khẩu theo email và IP. API key chỉ nằm ở backend.</w:t>
-      </w:r>
-    </w:p>
-    <w:p>
-      <w:pPr>
-        <w:pStyle w:val="ListBullet2"/>
-        <w:spacing w:after="60"/>
-      </w:pPr>
-      <w:r>
-        <w:rPr>
-          <w:b w:val="0"/>
-          <w:i w:val="0"/>
-        </w:rPr>
-        <w:t>Câu hỏi và ảnh đề được gửi qua Gemini để xử lý. Nhóm chưa có quy trình xin phép phụ huynh — nếu bị hỏi thì nhận là việc cần làm trước khi mở rộng.</w:t>
-      </w:r>
-    </w:p>
-    <w:p>
-      <w:pPr>
-        <w:keepNext/>
-        <w:spacing w:before="80" w:after="60"/>
-        <w:ind w:left="340" w:hanging="340"/>
-      </w:pPr>
-      <w:r>
-        <w:rPr>
-          <w:b w:val="0"/>
-          <w:i w:val="0"/>
-        </w:rPr>
-        <w:t xml:space="preserve">14. </w:t>
-      </w:r>
-      <w:r>
-        <w:rPr>
-          <w:b/>
-          <w:i w:val="0"/>
-        </w:rPr>
-        <w:t>Dùng SGK có vi phạm bản quyền không?</w:t>
-      </w:r>
-    </w:p>
-    <w:p>
-      <w:pPr>
-        <w:pStyle w:val="ListBullet2"/>
-        <w:spacing w:after="60"/>
-      </w:pPr>
-      <w:r>
-        <w:rPr>
-          <w:b w:val="0"/>
-          <w:i w:val="0"/>
-        </w:rPr>
-        <w:t>Mimo chỉ hiển thị trang được trích để đối chiếu, phục vụ học tập, không phát hành lại sách. Muốn triển khai rộng thì phải xin phép NXB Giáo dục. Nhóm chưa làm việc này.</w:t>
-      </w:r>
-    </w:p>
-    <w:p>
-      <w:pPr>
-        <w:keepNext/>
-        <w:spacing w:before="80" w:after="60"/>
-        <w:ind w:left="340" w:hanging="340"/>
-      </w:pPr>
-      <w:r>
-        <w:rPr>
-          <w:b w:val="0"/>
-          <w:i w:val="0"/>
-        </w:rPr>
-        <w:t xml:space="preserve">15. </w:t>
-      </w:r>
-      <w:r>
-        <w:rPr>
-          <w:b/>
-          <w:i w:val="0"/>
-        </w:rPr>
-        <w:t>1.000 học sinh cùng dùng thì sao?</w:t>
-      </w:r>
-    </w:p>
-    <w:p>
-      <w:pPr>
-        <w:pStyle w:val="ListBullet2"/>
-        <w:spacing w:after="60"/>
-      </w:pPr>
-      <w:r>
-        <w:rPr>
-          <w:b w:val="0"/>
-          <w:i w:val="0"/>
-        </w:rPr>
-        <w:t>Gói miễn phí không đủ: hạn mức Gemini tính theo project, Render ngủ khi không dùng. Kiến trúc không phải đổi, chỉ cần gói trả phí.</w:t>
-      </w:r>
-    </w:p>
-    <w:p>
-      <w:pPr>
-        <w:pStyle w:val="ListBullet2"/>
-        <w:spacing w:after="60"/>
-      </w:pPr>
-      <w:r>
-        <w:rPr>
-          <w:b w:val="0"/>
-          <w:i w:val="0"/>
-        </w:rPr>
-        <w:t xml:space="preserve">Chi phí AI </w:t>
-      </w:r>
-      <w:r>
-        <w:rPr>
-          <w:b/>
-          <w:i w:val="0"/>
-        </w:rPr>
-        <w:t>khoảng 50 đồng một câu hỏi</w:t>
-      </w:r>
-      <w:r>
-        <w:rPr>
-          <w:b w:val="0"/>
-          <w:i w:val="0"/>
-        </w:rPr>
-        <w:t>, đo thật ngày 17/10 trên 37 câu của bộ thử: thấp nhất 42 đồng, cao nhất 66 đồng. Một câu gửi Gemini trung vị khoảng 6.500 token (luật sư phạm, đoạn sách, lịch sử chat) và nhận về khoảng 200 token. Giá Gemini 3.1 Flash-Lite: 0,25 USD mỗi triệu token vào, 1,50 USD mỗi triệu token ra. Embedding và lượt phân loại phạm vi gần như không tốn.</w:t>
-      </w:r>
-    </w:p>
-    <w:p>
-      <w:pPr>
-        <w:pStyle w:val="ListBullet2"/>
-        <w:spacing w:after="60"/>
-      </w:pPr>
-      <w:r>
-        <w:rPr>
-          <w:b w:val="0"/>
-          <w:i w:val="0"/>
-        </w:rPr>
-        <w:t>Một học sinh hỏi 10 câu/ngày, 22 ngày/tháng: khoảng 11.000 đồng/tháng. 1.000 học sinh: khoảng 400 USD/tháng tiền AI, chưa tính máy chủ và câu có ảnh.</w:t>
-      </w:r>
-    </w:p>
-    <w:p>
-      <w:pPr>
-        <w:pStyle w:val="ListBullet2"/>
-        <w:spacing w:after="60"/>
-      </w:pPr>
-      <w:r>
-        <w:rPr>
-          <w:b w:val="0"/>
-          <w:i w:val="0"/>
-        </w:rPr>
-        <w:t>Câu có ảnh đề đắt hơn: từ 17/10 dùng Gemini 3.5 Flash để đọc và soát bài kỹ hơn. Đo thật ngày 17/10: khoảng 490–1.560 đồng một câu, trung bình khoảng 1.000 đồng (gần 6.000–9.300 token vào, 160–860 token trả lời, cộng phần mô hình suy nghĩ). Mỗi em giới hạn 10 ảnh/ngày. Ảnh nhoè nặng thì Mimo nhờ chụp lại, không gọi mô hình, 0 đồng.</w:t>
-      </w:r>
-    </w:p>
-    <w:p>
-      <w:pPr>
-        <w:pStyle w:val="ListBullet2"/>
-        <w:spacing w:after="60"/>
-      </w:pPr>
-      <w:r>
-        <w:rPr>
-          <w:b w:val="0"/>
-          <w:i w:val="0"/>
-        </w:rPr>
-        <w:t>Giảm được: đổi sang Gemini 2.5 Flash-Lite (rẻ khoảng 3 lần), hoặc cache phần luật sư phạm cố định (3.800 token câu nào cũng gửi).</w:t>
-      </w:r>
-    </w:p>
-    <w:p>
-      <w:pPr>
-        <w:keepNext/>
-        <w:spacing w:before="80" w:after="60"/>
-        <w:ind w:left="340" w:hanging="340"/>
-      </w:pPr>
-      <w:r>
-        <w:rPr>
-          <w:b w:val="0"/>
-          <w:i w:val="0"/>
-        </w:rPr>
-        <w:t xml:space="preserve">16. </w:t>
-      </w:r>
-      <w:r>
-        <w:rPr>
-          <w:b/>
-          <w:i w:val="0"/>
-        </w:rPr>
-        <w:t>Buổi thử có 368 câu mà chỉ 36 câu có trang sách?</w:t>
-      </w:r>
-    </w:p>
-    <w:p>
-      <w:pPr>
-        <w:pStyle w:val="ListBullet2"/>
-        <w:spacing w:after="60"/>
-      </w:pPr>
-      <w:r>
-        <w:rPr>
-          <w:b w:val="0"/>
-          <w:i w:val="0"/>
-        </w:rPr>
-        <w:t>Đa số lượt chat là em trả lời Mimo hoặc nói tiếp ("Đáp án là B ạ", "Em làm xong rồi đây"), không cần trang. Câu hỏi bài thật chỉ có 124 câu, 36 câu có trang.</w:t>
-      </w:r>
-    </w:p>
-    <w:p>
-      <w:pPr>
-        <w:pStyle w:val="ListBullet2"/>
-        <w:spacing w:after="60"/>
-      </w:pPr>
-      <w:r>
-        <w:rPr>
-          <w:b w:val="0"/>
-          <w:i w:val="0"/>
-        </w:rPr>
-        <w:t>Nhóm đọc lại từng câu và tìm ra lý do: "Giảng lại … cho em" bị coi như lời chào, 10 cuốn sách còn thiếu trang scan, câu hướng dẫn bài tập thì mô hình lúc gắn trang lúc không. Cả ba đã sửa trong đêm 16/10 và sáng 17/10.</w:t>
-      </w:r>
-    </w:p>
-    <w:p>
-      <w:pPr>
-        <w:pStyle w:val="ListBullet2"/>
-        <w:spacing w:after="60"/>
-      </w:pPr>
-      <w:r>
-        <w:rPr>
-          <w:b w:val="0"/>
-          <w:i w:val="0"/>
-        </w:rPr>
-        <w:t xml:space="preserve">Chạy lại 25 câu hỏi bài thật của buổi thử trên bản hiện tại: </w:t>
-      </w:r>
-      <w:r>
-        <w:rPr>
-          <w:b/>
-          <w:i w:val="0"/>
-        </w:rPr>
-        <w:t>từ 10/25 lên 18/25 câu có trang</w:t>
-      </w:r>
-      <w:r>
-        <w:rPr>
-          <w:b w:val="0"/>
-          <w:i w:val="0"/>
-        </w:rPr>
-        <w:t>. Toán 11/12, Lịch sử – Địa lí 5/5, Ngữ văn 2/2.</w:t>
-      </w:r>
-    </w:p>
-    <w:p>
-      <w:pPr>
-        <w:pStyle w:val="ListBullet2"/>
-        <w:spacing w:after="60"/>
-      </w:pPr>
-      <w:r>
-        <w:rPr>
-          <w:b w:val="0"/>
-          <w:i w:val="0"/>
-        </w:rPr>
-        <w:t>Tiếng Anh thì ba bản sửa đó chưa đủ: Mimo giảng bằng tiếng Việt còn sách là tiếng Anh nên không gắn được trang, và mục "Skills 1", "Getting Started" lặp ở mọi Unit nên Mimo trích nhầm Unit. Sửa chiều 17/10: trang của bài đang mở luôn được trích, câu chép lại từ tiếng Anh của sách được giữ số trích dẫn, câu hỏi gọi tên mục chỉ lấy trang của đúng Unit.</w:t>
-      </w:r>
-    </w:p>
-    <w:p>
-      <w:pPr>
-        <w:pStyle w:val="ListBullet2"/>
-        <w:spacing w:after="60"/>
-      </w:pPr>
-      <w:r>
-        <w:rPr>
-          <w:b w:val="0"/>
-          <w:i w:val="0"/>
-        </w:rPr>
-        <w:t>Dò 4 câu mỗi lớp cho cả 20 môn/lớp sau khi sửa: Tiếng Anh 15/16 câu có trang, cả 15 đúng Unit (trước đó 10/16 và câu nào cũng lẫn trang Unit khác); các môn còn lại 64/64.</w:t>
-      </w:r>
-    </w:p>
-    <w:p>
-      <w:pPr>
-        <w:pStyle w:val="Heading1"/>
-      </w:pPr>
-      <w:r>
-        <w:t>Việc cần bổ sung sau</w:t>
-      </w:r>
-    </w:p>
-    <w:p>
-      <w:pPr>
-        <w:spacing w:after="120"/>
-      </w:pPr>
-      <w:r>
-        <w:rPr>
-          <w:b w:val="0"/>
-          <w:i w:val="0"/>
-        </w:rPr>
-        <w:t>Các mục chưa đánh dấu xếp theo mức ảnh hưởng tới buổi thi; ba mục đầu nên xong tối nay.</w:t>
+        <w:t>Tối 17/10</w:t>
       </w:r>
     </w:p>
     <w:p>
@@ -5185,7 +5885,24 @@
           <w:b w:val="0"/>
           <w:i w:val="0"/>
         </w:rPr>
-        <w:t>☐ Điền tên người nói vào bảng phân vai, tập cả bài 2 lần có bấm giờ (mục tiêu 6:00–6:10).</w:t>
+        <w:t xml:space="preserve">☑ Khi bộ thử chạy xong: đối chiếu số 43/43 và trung vị với </w:t>
+      </w:r>
+      <w:r>
+        <w:rPr>
+          <w:rFonts w:ascii="Consolas" w:hAnsi="Consolas"/>
+          <w:b w:val="0"/>
+          <w:i w:val="0"/>
+          <w:color w:val="F2704F"/>
+          <w:sz w:val="21"/>
+        </w:rPr>
+        <w:t>KET_QUA_TEST.md</w:t>
+      </w:r>
+      <w:r>
+        <w:rPr>
+          <w:b w:val="0"/>
+          <w:i w:val="0"/>
+        </w:rPr>
+        <w:t xml:space="preserve"> mới. Đo lại 17:56: vẫn 43/43, trung vị 4,1 → 3,8 giây; đã sửa bảng số liệu và câu 2, đoạn 5:00 không đổi.</w:t>
       </w:r>
     </w:p>
     <w:p>
@@ -5198,24 +5915,7 @@
           <w:b w:val="0"/>
           <w:i w:val="0"/>
         </w:rPr>
-        <w:t xml:space="preserve">☑ Chạy thử 5 câu demo trên bản deploy (17/10). Đã thay câu 2; kết quả ở </w:t>
-      </w:r>
-      <w:r>
-        <w:rPr>
-          <w:rFonts w:ascii="Consolas" w:hAnsi="Consolas"/>
-          <w:b w:val="0"/>
-          <w:i w:val="0"/>
-          <w:color w:val="F2704F"/>
-          <w:sz w:val="21"/>
-        </w:rPr>
-        <w:t>KET_QUA_CHAY_THU_DEMO.md</w:t>
-      </w:r>
-      <w:r>
-        <w:rPr>
-          <w:b w:val="0"/>
-          <w:i w:val="0"/>
-        </w:rPr>
-        <w:t>.</w:t>
+        <w:t>☐ Điền tên người nói vào bảng phân vai, tập cả bài 2 lần có bấm giờ.</w:t>
       </w:r>
     </w:p>
     <w:p>
@@ -5228,24 +5928,7 @@
           <w:b w:val="0"/>
           <w:i w:val="0"/>
         </w:rPr>
-        <w:t xml:space="preserve">☑ Số vector thật: </w:t>
-      </w:r>
-      <w:r>
-        <w:rPr>
-          <w:rFonts w:ascii="Consolas" w:hAnsi="Consolas"/>
-          <w:b w:val="0"/>
-          <w:i w:val="0"/>
-          <w:color w:val="F2704F"/>
-          <w:sz w:val="21"/>
-        </w:rPr>
-        <w:t>/api/health</w:t>
-      </w:r>
-      <w:r>
-        <w:rPr>
-          <w:b w:val="0"/>
-          <w:i w:val="0"/>
-        </w:rPr>
-        <w:t xml:space="preserve"> báo 5.498 đoạn, sổ nạp ghi 29 cuốn, 5 môn, lớp 6–9. Đã sửa.</w:t>
+        <w:t>☐ Chạy thử 5 câu demo và câu bất phương trình (demo phụ) trên bản deploy.</w:t>
       </w:r>
     </w:p>
     <w:p>
@@ -5258,24 +5941,7 @@
           <w:b w:val="0"/>
           <w:i w:val="0"/>
         </w:rPr>
-        <w:t xml:space="preserve">☑ Số liệu buổi dùng thử 16/10 từ hệ thống: 34 bạn, 368 câu (câu 11, </w:t>
-      </w:r>
-      <w:r>
-        <w:rPr>
-          <w:rFonts w:ascii="Consolas" w:hAnsi="Consolas"/>
-          <w:b w:val="0"/>
-          <w:i w:val="0"/>
-          <w:color w:val="F2704F"/>
-          <w:sz w:val="21"/>
-        </w:rPr>
-        <w:t>thu-nghiem/KET_QUA_DUNG_THU_1610.md</w:t>
-      </w:r>
-      <w:r>
-        <w:rPr>
-          <w:b w:val="0"/>
-          <w:i w:val="0"/>
-        </w:rPr>
-        <w:t>).</w:t>
+        <w:t>☐ Tạo một tài khoản demo chưa luyện bài 6 Toán 8.</w:t>
       </w:r>
     </w:p>
     <w:p>
@@ -5288,7 +5954,7 @@
           <w:b w:val="0"/>
           <w:i w:val="0"/>
         </w:rPr>
-        <w:t>☑ Điền số từ Google Form vào câu 11: 2/12 thấy Mimo giải hộ, tự làm tiếp trung bình 4,4/5.</w:t>
+        <w:t>☐ Xem video demo dự phòng còn khớp giao diện hiện tại không.</w:t>
       </w:r>
     </w:p>
     <w:p>
@@ -5301,7 +5967,19 @@
           <w:b w:val="0"/>
           <w:i w:val="0"/>
         </w:rPr>
-        <w:t>☑ Chi phí mỗi câu hỏi đo thật: khoảng 50 đồng câu chữ, khoảng 1.000 đồng câu có ảnh (câu 15).</w:t>
+        <w:t>☐ Chuẩn bị 1 slide tóm tắt Prompt Log: số phiên, số dòng, 2–3 lỗi nhóm tự phát hiện.</w:t>
+      </w:r>
+    </w:p>
+    <w:p>
+      <w:pPr>
+        <w:spacing w:after="120"/>
+      </w:pPr>
+      <w:r>
+        <w:rPr>
+          <w:b/>
+          <w:i w:val="0"/>
+        </w:rPr>
+        <w:t>Sáng 18/10, trước giờ thi</w:t>
       </w:r>
     </w:p>
     <w:p>
@@ -5314,7 +5992,24 @@
           <w:b w:val="0"/>
           <w:i w:val="0"/>
         </w:rPr>
-        <w:t>☐ Tạo một tài khoản demo chưa luyện bài 6 Toán 8 cho phần luyện tập.</w:t>
+        <w:t xml:space="preserve">☐ Mở </w:t>
+      </w:r>
+      <w:r>
+        <w:rPr>
+          <w:rFonts w:ascii="Consolas" w:hAnsi="Consolas"/>
+          <w:b w:val="0"/>
+          <w:i w:val="0"/>
+          <w:color w:val="F2704F"/>
+          <w:sz w:val="21"/>
+        </w:rPr>
+        <w:t>https://gia-su-ai-api.onrender.com/api/health</w:t>
+      </w:r>
+      <w:r>
+        <w:rPr>
+          <w:b w:val="0"/>
+          <w:i w:val="0"/>
+        </w:rPr>
+        <w:t xml:space="preserve"> 15 phút trước giờ thi để Render thức dậy (lần đầu gọi mất 30–60 giây).</w:t>
       </w:r>
     </w:p>
     <w:p>
@@ -5327,7 +6022,7 @@
           <w:b w:val="0"/>
           <w:i w:val="0"/>
         </w:rPr>
-        <w:t xml:space="preserve">☑ Vì sao chỉ 36/368 câu buổi 16/10 có trang: đã tìm ra, chạy lại 25 câu được 18/25 (câu 16, </w:t>
+        <w:t xml:space="preserve">☐ Đăng nhập rồi gọi </w:t>
       </w:r>
       <w:r>
         <w:rPr>
@@ -5337,14 +6032,14 @@
           <w:color w:val="F2704F"/>
           <w:sz w:val="21"/>
         </w:rPr>
-        <w:t>thu-nghiem/KET_QUA_DUNG_THU_1610.md</w:t>
+        <w:t>/api/health/probe</w:t>
       </w:r>
       <w:r>
         <w:rPr>
           <w:b w:val="0"/>
           <w:i w:val="0"/>
         </w:rPr>
-        <w:t>). Vẫn đừng nói "câu nào cũng có trang".</w:t>
+        <w:t>: Gemini phải trả lời được, không báo hết tiền nạp hay hết hạn mức.</w:t>
       </w:r>
     </w:p>
     <w:p>
@@ -5357,7 +6052,24 @@
           <w:b w:val="0"/>
           <w:i w:val="0"/>
         </w:rPr>
-        <w:t>☑ Tiếng Anh gắn đúng trang, đúng Unit (commit 52eacf6, đã push 17/10): 15/16 câu có trang, cả 15 đúng Unit.</w:t>
+        <w:t xml:space="preserve">☐ Đăng nhập sẵn tài khoản demo trên </w:t>
+      </w:r>
+      <w:r>
+        <w:rPr>
+          <w:rFonts w:ascii="Consolas" w:hAnsi="Consolas"/>
+          <w:b w:val="0"/>
+          <w:i w:val="0"/>
+          <w:color w:val="F2704F"/>
+          <w:sz w:val="21"/>
+        </w:rPr>
+        <w:t>https://ai2026-v2.vercel.app</w:t>
+      </w:r>
+      <w:r>
+        <w:rPr>
+          <w:b w:val="0"/>
+          <w:i w:val="0"/>
+        </w:rPr>
+        <w:t>, chọn sẵn Toán 8.</w:t>
       </w:r>
     </w:p>
     <w:p>
@@ -5370,7 +6082,7 @@
           <w:b w:val="0"/>
           <w:i w:val="0"/>
         </w:rPr>
-        <w:t>☐ (Sau buổi thi) "Tính nhanh 102² bằng hằng đẳng thức" hỏi riêng bị trả về "chưa xác định được phần học".</w:t>
+        <w:t>☐ Chạy lại 5 câu demo một lần.</w:t>
       </w:r>
     </w:p>
     <w:p>
@@ -5383,33 +6095,7 @@
           <w:b w:val="0"/>
           <w:i w:val="0"/>
         </w:rPr>
-        <w:t>☐ Hỏi lại thầy cô chỗ sai cụ thể ở câu 24.</w:t>
-      </w:r>
-    </w:p>
-    <w:p>
-      <w:pPr>
-        <w:spacing w:after="60"/>
-        <w:ind w:left="340"/>
-      </w:pPr>
-      <w:r>
-        <w:rPr>
-          <w:b w:val="0"/>
-          <w:i w:val="0"/>
-        </w:rPr>
-        <w:t>☐ Kiểm tra video demo dự phòng còn khớp giao diện hiện tại (khung chat đã đổi ở d52b06d).</w:t>
-      </w:r>
-    </w:p>
-    <w:p>
-      <w:pPr>
-        <w:spacing w:after="60"/>
-        <w:ind w:left="340"/>
-      </w:pPr>
-      <w:r>
-        <w:rPr>
-          <w:b w:val="0"/>
-          <w:i w:val="0"/>
-        </w:rPr>
-        <w:t xml:space="preserve">☐ Commit các file mới: </w:t>
+        <w:t xml:space="preserve">☐ Mở sẵn các tab: app, sơ đồ, </w:t>
       </w:r>
       <w:r>
         <w:rPr>
@@ -5419,7 +6105,7 @@
           <w:color w:val="F2704F"/>
           <w:sz w:val="21"/>
         </w:rPr>
-        <w:t>KET_QUA_CHAY_THU_DEMO.md</w:t>
+        <w:t>KET_QUA_TEST.md</w:t>
       </w:r>
       <w:r>
         <w:rPr>
@@ -5436,14 +6122,14 @@
           <w:color w:val="F2704F"/>
           <w:sz w:val="21"/>
         </w:rPr>
-        <w:t>thu-nghiem/KET_QUA_DUNG_THU_1610.md</w:t>
+        <w:t>PROMPT_LOG.md</w:t>
       </w:r>
       <w:r>
         <w:rPr>
           <w:b w:val="0"/>
           <w:i w:val="0"/>
         </w:rPr>
-        <w:t xml:space="preserve"> và kịch bản đã sửa.</w:t>
+        <w:t>, video demo dự phòng; dán sẵn câu demo vào Notepad.</w:t>
       </w:r>
     </w:p>
     <w:p>
@@ -5456,7 +6142,37 @@
           <w:b w:val="0"/>
           <w:i w:val="0"/>
         </w:rPr>
-        <w:t>☐ Chuẩn bị 1 slide tóm tắt Prompt Log: số phiên, số prompt, 2–3 ví dụ lỗi nhóm tự phát hiện.</w:t>
+        <w:t xml:space="preserve">☐ Bật </w:t>
+      </w:r>
+      <w:r>
+        <w:rPr>
+          <w:rFonts w:ascii="Consolas" w:hAnsi="Consolas"/>
+          <w:b w:val="0"/>
+          <w:i w:val="0"/>
+          <w:color w:val="F2704F"/>
+          <w:sz w:val="21"/>
+        </w:rPr>
+        <w:t>Chay AI Gia Su.bat</w:t>
+      </w:r>
+      <w:r>
+        <w:rPr>
+          <w:b w:val="0"/>
+          <w:i w:val="0"/>
+        </w:rPr>
+        <w:t xml:space="preserve"> làm bản local dự phòng; mang điện thoại có 4G.</w:t>
+      </w:r>
+    </w:p>
+    <w:p>
+      <w:pPr>
+        <w:spacing w:after="60"/>
+        <w:ind w:left="340"/>
+      </w:pPr>
+      <w:r>
+        <w:rPr>
+          <w:b w:val="0"/>
+          <w:i w:val="0"/>
+        </w:rPr>
+        <w:t>☐ Phóng to trình duyệt 125–150%; tắt thông báo Zalo, Messenger, Windows.</w:t>
       </w:r>
     </w:p>
     <w:p>
